--- a/data/outputs/v2/General_Science/SS3.3_Waves/General_Science_Waves_CBE_LessonSequence.docx
+++ b/data/outputs/v2/General_Science/SS3.3_Waves/General_Science_Waves_CBE_LessonSequence.docx
@@ -3008,7 +3008,7 @@
             <w:pPr>
               <w:spacing w:after="20" w:before="0"/>
             </w:pPr>
-            <w:hyperlink w:history="1" r:id="rIdqklpnerezxmouyjpflzcn">
+            <w:hyperlink w:history="1" r:id="rIdlxidf1kh9bc0erbndjfch">
               <w:r>
                 <w:rPr>
                   <w:rFonts w:ascii="Arial" w:cs="Arial" w:eastAsia="Arial" w:hAnsi="Arial"/>
@@ -3041,7 +3041,7 @@
               <w:spacing w:after="10" w:before="0"/>
               <w:ind w:left="120"/>
             </w:pPr>
-            <w:hyperlink w:history="1" r:id="rId8lp97yzty_dlalowxr2cm">
+            <w:hyperlink w:history="1" r:id="rId7uiddoaj1uijbu1r7lpa_">
               <w:r>
                 <w:rPr>
                   <w:rFonts w:ascii="Arial" w:cs="Arial" w:eastAsia="Arial" w:hAnsi="Arial"/>
@@ -3086,7 +3086,7 @@
             <w:pPr>
               <w:spacing w:after="20" w:before="0"/>
             </w:pPr>
-            <w:hyperlink w:history="1" r:id="rIdsngoifyxka0slh45jwro2">
+            <w:hyperlink w:history="1" r:id="rIdvnrfiep4gzk8ww4qpaht2">
               <w:r>
                 <w:rPr>
                   <w:rFonts w:ascii="Arial" w:cs="Arial" w:eastAsia="Arial" w:hAnsi="Arial"/>
@@ -3119,7 +3119,7 @@
               <w:spacing w:after="10" w:before="0"/>
               <w:ind w:left="120"/>
             </w:pPr>
-            <w:hyperlink w:history="1" r:id="rIdfm-yzrxfhllz-bxry3qka">
+            <w:hyperlink w:history="1" r:id="rIdwuge2h0f6pt9ovdo0ocwh">
               <w:r>
                 <w:rPr>
                   <w:rFonts w:ascii="Arial" w:cs="Arial" w:eastAsia="Arial" w:hAnsi="Arial"/>
@@ -3314,7 +3314,7 @@
             <w:pPr>
               <w:spacing w:after="20" w:before="0"/>
             </w:pPr>
-            <w:hyperlink w:history="1" r:id="rId1wklbohyup9wqvzt2yg8f">
+            <w:hyperlink w:history="1" r:id="rIdpxtk87qenbhonzsrjvczx">
               <w:r>
                 <w:rPr>
                   <w:rFonts w:ascii="Arial" w:cs="Arial" w:eastAsia="Arial" w:hAnsi="Arial"/>
@@ -3347,7 +3347,7 @@
               <w:spacing w:after="10" w:before="0"/>
               <w:ind w:left="120"/>
             </w:pPr>
-            <w:hyperlink w:history="1" r:id="rId8hourhujntzhcbn7mgk6v">
+            <w:hyperlink w:history="1" r:id="rIdes9m-bei9hqoutu01sapt">
               <w:r>
                 <w:rPr>
                   <w:rFonts w:ascii="Arial" w:cs="Arial" w:eastAsia="Arial" w:hAnsi="Arial"/>
@@ -3392,7 +3392,7 @@
             <w:pPr>
               <w:spacing w:after="20" w:before="0"/>
             </w:pPr>
-            <w:hyperlink w:history="1" r:id="rIdw10mr1ag6sbeanw5vvaol">
+            <w:hyperlink w:history="1" r:id="rIdrjnkrtwajbui05m5prjml">
               <w:r>
                 <w:rPr>
                   <w:rFonts w:ascii="Arial" w:cs="Arial" w:eastAsia="Arial" w:hAnsi="Arial"/>
@@ -3425,7 +3425,7 @@
               <w:spacing w:after="10" w:before="0"/>
               <w:ind w:left="120"/>
             </w:pPr>
-            <w:hyperlink w:history="1" r:id="rId4xuzdgvkpnng1hdf35yfz">
+            <w:hyperlink w:history="1" r:id="rIdwe0qybpu6n68t-oi-b0rw">
               <w:r>
                 <w:rPr>
                   <w:rFonts w:ascii="Arial" w:cs="Arial" w:eastAsia="Arial" w:hAnsi="Arial"/>
@@ -3620,7 +3620,7 @@
             <w:pPr>
               <w:spacing w:after="20" w:before="0"/>
             </w:pPr>
-            <w:hyperlink w:history="1" r:id="rIdyaau5lu9ghfoe4bdbcylq">
+            <w:hyperlink w:history="1" r:id="rIdyupamoam80s9vhy-0y9vy">
               <w:r>
                 <w:rPr>
                   <w:rFonts w:ascii="Arial" w:cs="Arial" w:eastAsia="Arial" w:hAnsi="Arial"/>
@@ -3653,7 +3653,7 @@
               <w:spacing w:after="10" w:before="0"/>
               <w:ind w:left="120"/>
             </w:pPr>
-            <w:hyperlink w:history="1" r:id="rId9jpdocde4bntadpwitt5_">
+            <w:hyperlink w:history="1" r:id="rId455svkdfckgx8lxd2kxks">
               <w:r>
                 <w:rPr>
                   <w:rFonts w:ascii="Arial" w:cs="Arial" w:eastAsia="Arial" w:hAnsi="Arial"/>
@@ -3698,7 +3698,7 @@
             <w:pPr>
               <w:spacing w:after="20" w:before="0"/>
             </w:pPr>
-            <w:hyperlink w:history="1" r:id="rIdn27ikzgnsnjdsxudg4vib">
+            <w:hyperlink w:history="1" r:id="rId5-ovwqt1w36cwbmvyehzu">
               <w:r>
                 <w:rPr>
                   <w:rFonts w:ascii="Arial" w:cs="Arial" w:eastAsia="Arial" w:hAnsi="Arial"/>
@@ -3731,7 +3731,7 @@
               <w:spacing w:after="10" w:before="0"/>
               <w:ind w:left="120"/>
             </w:pPr>
-            <w:hyperlink w:history="1" r:id="rIdtluopkzygpz6wm0ok7qta">
+            <w:hyperlink w:history="1" r:id="rIdnracnmzgl5lm7jrrwhmkb">
               <w:r>
                 <w:rPr>
                   <w:rFonts w:ascii="Arial" w:cs="Arial" w:eastAsia="Arial" w:hAnsi="Arial"/>
@@ -3926,7 +3926,7 @@
             <w:pPr>
               <w:spacing w:after="20" w:before="0"/>
             </w:pPr>
-            <w:hyperlink w:history="1" r:id="rId7f5i02dxdirzzg60abnrs">
+            <w:hyperlink w:history="1" r:id="rId3rr5q1qrtkvs5oij95yzy">
               <w:r>
                 <w:rPr>
                   <w:rFonts w:ascii="Arial" w:cs="Arial" w:eastAsia="Arial" w:hAnsi="Arial"/>
@@ -3959,7 +3959,7 @@
               <w:spacing w:after="10" w:before="0"/>
               <w:ind w:left="120"/>
             </w:pPr>
-            <w:hyperlink w:history="1" r:id="rIdh3uh0rndxvdaklluayxm8">
+            <w:hyperlink w:history="1" r:id="rIdvslkvgin5nsaorooobuid">
               <w:r>
                 <w:rPr>
                   <w:rFonts w:ascii="Arial" w:cs="Arial" w:eastAsia="Arial" w:hAnsi="Arial"/>
@@ -4004,7 +4004,7 @@
             <w:pPr>
               <w:spacing w:after="20" w:before="0"/>
             </w:pPr>
-            <w:hyperlink w:history="1" r:id="rId1g8dwluk-e7y_4mo9wq6k">
+            <w:hyperlink w:history="1" r:id="rIdrwum5r0-sxuq5eg41pe89">
               <w:r>
                 <w:rPr>
                   <w:rFonts w:ascii="Arial" w:cs="Arial" w:eastAsia="Arial" w:hAnsi="Arial"/>
@@ -4037,7 +4037,7 @@
               <w:spacing w:after="10" w:before="0"/>
               <w:ind w:left="120"/>
             </w:pPr>
-            <w:hyperlink w:history="1" r:id="rIdg3t5odlmg-gpislacqhqb">
+            <w:hyperlink w:history="1" r:id="rId_zsjdrndebhza5uldn7pj">
               <w:r>
                 <w:rPr>
                   <w:rFonts w:ascii="Arial" w:cs="Arial" w:eastAsia="Arial" w:hAnsi="Arial"/>
@@ -4232,7 +4232,7 @@
             <w:pPr>
               <w:spacing w:after="20" w:before="0"/>
             </w:pPr>
-            <w:hyperlink w:history="1" r:id="rIdks-99cka0labi2n8xnbd9">
+            <w:hyperlink w:history="1" r:id="rIdor5hx9h58g0pkkcgaujbl">
               <w:r>
                 <w:rPr>
                   <w:rFonts w:ascii="Arial" w:cs="Arial" w:eastAsia="Arial" w:hAnsi="Arial"/>
@@ -4265,7 +4265,7 @@
               <w:spacing w:after="10" w:before="0"/>
               <w:ind w:left="120"/>
             </w:pPr>
-            <w:hyperlink w:history="1" r:id="rId9bfqd-pdatpi9b3jc5tfb">
+            <w:hyperlink w:history="1" r:id="rIdwhujjb4p3bwqmkiwn6dt-">
               <w:r>
                 <w:rPr>
                   <w:rFonts w:ascii="Arial" w:cs="Arial" w:eastAsia="Arial" w:hAnsi="Arial"/>
@@ -4310,7 +4310,7 @@
             <w:pPr>
               <w:spacing w:after="20" w:before="0"/>
             </w:pPr>
-            <w:hyperlink w:history="1" r:id="rIdlk3mi2jrelcnhcrsx4mrj">
+            <w:hyperlink w:history="1" r:id="rIdjqsw9na3x8pbjsojioiyb">
               <w:r>
                 <w:rPr>
                   <w:rFonts w:ascii="Arial" w:cs="Arial" w:eastAsia="Arial" w:hAnsi="Arial"/>
@@ -4343,7 +4343,7 @@
               <w:spacing w:after="10" w:before="0"/>
               <w:ind w:left="120"/>
             </w:pPr>
-            <w:hyperlink w:history="1" r:id="rIdn_l0it4jwifr7fvvhsyu0">
+            <w:hyperlink w:history="1" r:id="rIdnbnqi-dlplkvfwkwvo39t">
               <w:r>
                 <w:rPr>
                   <w:rFonts w:ascii="Arial" w:cs="Arial" w:eastAsia="Arial" w:hAnsi="Arial"/>
@@ -5782,32 +5782,32 @@
         <w:tc>
           <w:tcPr>
             <w:tcW w:type="dxa" w:w="1520"/>
-            <w:shd w:fill="F2F2F2" w:color="auto" w:val="clear"/>
-            <w:tcMar>
-              <w:top w:type="dxa" w:w="60"/>
-              <w:left w:type="dxa" w:w="120"/>
-              <w:bottom w:type="dxa" w:w="60"/>
-              <w:right w:type="dxa" w:w="120"/>
-            </w:tcMar>
-            <w:vAlign w:val="top"/>
-          </w:tcPr>
-          <w:p>
-            <w:pPr>
-              <w:spacing w:after="40" w:before="0"/>
-              <w:jc w:val="left"/>
-            </w:pPr>
-            <w:r>
-              <w:rPr>
-                <w:rFonts w:ascii="Arial" w:cs="Arial" w:eastAsia="Arial" w:hAnsi="Arial"/>
-                <w:b/>
-                <w:bCs/>
-                <w:i w:val="false"/>
-                <w:iCs w:val="false"/>
-                <w:color w:val="000000"/>
-                <w:sz w:val="18"/>
-                <w:szCs w:val="18"/>
-              </w:rPr>
-              <w:t xml:space="preserve">1 — PREDICT (15 minutes)</w:t>
+            <w:shd w:fill="EAD1F5" w:color="auto" w:val="clear"/>
+            <w:tcMar>
+              <w:top w:type="dxa" w:w="60"/>
+              <w:left w:type="dxa" w:w="120"/>
+              <w:bottom w:type="dxa" w:w="60"/>
+              <w:right w:type="dxa" w:w="120"/>
+            </w:tcMar>
+            <w:vAlign w:val="top"/>
+          </w:tcPr>
+          <w:p>
+            <w:pPr>
+              <w:spacing w:after="40" w:before="0"/>
+              <w:jc w:val="left"/>
+            </w:pPr>
+            <w:r>
+              <w:rPr>
+                <w:rFonts w:ascii="Arial" w:cs="Arial" w:eastAsia="Arial" w:hAnsi="Arial"/>
+                <w:b/>
+                <w:bCs/>
+                <w:i w:val="false"/>
+                <w:iCs w:val="false"/>
+                <w:color w:val="000000"/>
+                <w:sz w:val="18"/>
+                <w:szCs w:val="18"/>
+              </w:rPr>
+              <w:t xml:space="preserve">Predict Phase</w:t>
             </w:r>
           </w:p>
           <w:p>
@@ -5830,7 +5830,7 @@
             <w:pPr>
               <w:spacing w:after="20" w:before="0"/>
             </w:pPr>
-            <w:hyperlink w:history="1" r:id="rIdtwqnehp6yvkfn_ebnrjnr">
+            <w:hyperlink w:history="1" r:id="rIdjcgqzhu8567grkfinpvvl">
               <w:r>
                 <w:rPr>
                   <w:rFonts w:ascii="Arial" w:cs="Arial" w:eastAsia="Arial" w:hAnsi="Arial"/>
@@ -5863,7 +5863,7 @@
               <w:spacing w:after="10" w:before="0"/>
               <w:ind w:left="120"/>
             </w:pPr>
-            <w:hyperlink w:history="1" r:id="rIdq7oyrbozj-miph9uy8-bk">
+            <w:hyperlink w:history="1" r:id="rId13y2l8ev--l3jhsfegjjq">
               <w:r>
                 <w:rPr>
                   <w:rFonts w:ascii="Arial" w:cs="Arial" w:eastAsia="Arial" w:hAnsi="Arial"/>
@@ -5908,7 +5908,7 @@
             <w:pPr>
               <w:spacing w:after="20" w:before="0"/>
             </w:pPr>
-            <w:hyperlink w:history="1" r:id="rIdhsogovsgyiialm9k_v1zi">
+            <w:hyperlink w:history="1" r:id="rIdydupfy4jgrtrlgpd6ejyz">
               <w:r>
                 <w:rPr>
                   <w:rFonts w:ascii="Arial" w:cs="Arial" w:eastAsia="Arial" w:hAnsi="Arial"/>
@@ -5941,7 +5941,7 @@
               <w:spacing w:after="10" w:before="0"/>
               <w:ind w:left="120"/>
             </w:pPr>
-            <w:hyperlink w:history="1" r:id="rIdcaiok94pid1oqvc55all-">
+            <w:hyperlink w:history="1" r:id="rId7effycdtnrsplnlq45ewl">
               <w:r>
                 <w:rPr>
                   <w:rFonts w:ascii="Arial" w:cs="Arial" w:eastAsia="Arial" w:hAnsi="Arial"/>
@@ -6088,32 +6088,32 @@
         <w:tc>
           <w:tcPr>
             <w:tcW w:type="dxa" w:w="1520"/>
-            <w:shd w:fill="F2F2F2" w:color="auto" w:val="clear"/>
-            <w:tcMar>
-              <w:top w:type="dxa" w:w="60"/>
-              <w:left w:type="dxa" w:w="120"/>
-              <w:bottom w:type="dxa" w:w="60"/>
-              <w:right w:type="dxa" w:w="120"/>
-            </w:tcMar>
-            <w:vAlign w:val="top"/>
-          </w:tcPr>
-          <w:p>
-            <w:pPr>
-              <w:spacing w:after="40" w:before="0"/>
-              <w:jc w:val="left"/>
-            </w:pPr>
-            <w:r>
-              <w:rPr>
-                <w:rFonts w:ascii="Arial" w:cs="Arial" w:eastAsia="Arial" w:hAnsi="Arial"/>
-                <w:b/>
-                <w:bCs/>
-                <w:i w:val="false"/>
-                <w:iCs w:val="false"/>
-                <w:color w:val="000000"/>
-                <w:sz w:val="18"/>
-                <w:szCs w:val="18"/>
-              </w:rPr>
-              <w:t xml:space="preserve">2 — OBSERVE (20 minutes)</w:t>
+            <w:shd w:fill="D9EEF1" w:color="auto" w:val="clear"/>
+            <w:tcMar>
+              <w:top w:type="dxa" w:w="60"/>
+              <w:left w:type="dxa" w:w="120"/>
+              <w:bottom w:type="dxa" w:w="60"/>
+              <w:right w:type="dxa" w:w="120"/>
+            </w:tcMar>
+            <w:vAlign w:val="top"/>
+          </w:tcPr>
+          <w:p>
+            <w:pPr>
+              <w:spacing w:after="40" w:before="0"/>
+              <w:jc w:val="left"/>
+            </w:pPr>
+            <w:r>
+              <w:rPr>
+                <w:rFonts w:ascii="Arial" w:cs="Arial" w:eastAsia="Arial" w:hAnsi="Arial"/>
+                <w:b/>
+                <w:bCs/>
+                <w:i w:val="false"/>
+                <w:iCs w:val="false"/>
+                <w:color w:val="000000"/>
+                <w:sz w:val="18"/>
+                <w:szCs w:val="18"/>
+              </w:rPr>
+              <w:t xml:space="preserve">Observe Phase</w:t>
             </w:r>
           </w:p>
           <w:p>
@@ -6136,7 +6136,7 @@
             <w:pPr>
               <w:spacing w:after="20" w:before="0"/>
             </w:pPr>
-            <w:hyperlink w:history="1" r:id="rIdtwpapti1tnng84bpkhgdx">
+            <w:hyperlink w:history="1" r:id="rIdsmnvfxmvut4oadl445g2x">
               <w:r>
                 <w:rPr>
                   <w:rFonts w:ascii="Arial" w:cs="Arial" w:eastAsia="Arial" w:hAnsi="Arial"/>
@@ -6169,7 +6169,7 @@
               <w:spacing w:after="10" w:before="0"/>
               <w:ind w:left="120"/>
             </w:pPr>
-            <w:hyperlink w:history="1" r:id="rId689farip5odasauwxumuc">
+            <w:hyperlink w:history="1" r:id="rIduf6lvpcydaydpfznp--vo">
               <w:r>
                 <w:rPr>
                   <w:rFonts w:ascii="Arial" w:cs="Arial" w:eastAsia="Arial" w:hAnsi="Arial"/>
@@ -6214,7 +6214,7 @@
             <w:pPr>
               <w:spacing w:after="20" w:before="0"/>
             </w:pPr>
-            <w:hyperlink w:history="1" r:id="rIdbhc-urubzr5fqszkkw71e">
+            <w:hyperlink w:history="1" r:id="rIdn3afd92xmzw3gph2mck0u">
               <w:r>
                 <w:rPr>
                   <w:rFonts w:ascii="Arial" w:cs="Arial" w:eastAsia="Arial" w:hAnsi="Arial"/>
@@ -6247,7 +6247,7 @@
               <w:spacing w:after="10" w:before="0"/>
               <w:ind w:left="120"/>
             </w:pPr>
-            <w:hyperlink w:history="1" r:id="rId09r4fevel5pdaiuaz_jrd">
+            <w:hyperlink w:history="1" r:id="rIdonhhoh7r62gppbx0q9d2u">
               <w:r>
                 <w:rPr>
                   <w:rFonts w:ascii="Arial" w:cs="Arial" w:eastAsia="Arial" w:hAnsi="Arial"/>
@@ -6394,32 +6394,32 @@
         <w:tc>
           <w:tcPr>
             <w:tcW w:type="dxa" w:w="1520"/>
-            <w:shd w:fill="F2F2F2" w:color="auto" w:val="clear"/>
-            <w:tcMar>
-              <w:top w:type="dxa" w:w="60"/>
-              <w:left w:type="dxa" w:w="120"/>
-              <w:bottom w:type="dxa" w:w="60"/>
-              <w:right w:type="dxa" w:w="120"/>
-            </w:tcMar>
-            <w:vAlign w:val="top"/>
-          </w:tcPr>
-          <w:p>
-            <w:pPr>
-              <w:spacing w:after="40" w:before="0"/>
-              <w:jc w:val="left"/>
-            </w:pPr>
-            <w:r>
-              <w:rPr>
-                <w:rFonts w:ascii="Arial" w:cs="Arial" w:eastAsia="Arial" w:hAnsi="Arial"/>
-                <w:b/>
-                <w:bCs/>
-                <w:i w:val="false"/>
-                <w:iCs w:val="false"/>
-                <w:color w:val="000000"/>
-                <w:sz w:val="18"/>
-                <w:szCs w:val="18"/>
-              </w:rPr>
-              <w:t xml:space="preserve">3 — EXPLAIN (30 minutes)</w:t>
+            <w:shd w:fill="E2EFDA" w:color="auto" w:val="clear"/>
+            <w:tcMar>
+              <w:top w:type="dxa" w:w="60"/>
+              <w:left w:type="dxa" w:w="120"/>
+              <w:bottom w:type="dxa" w:w="60"/>
+              <w:right w:type="dxa" w:w="120"/>
+            </w:tcMar>
+            <w:vAlign w:val="top"/>
+          </w:tcPr>
+          <w:p>
+            <w:pPr>
+              <w:spacing w:after="40" w:before="0"/>
+              <w:jc w:val="left"/>
+            </w:pPr>
+            <w:r>
+              <w:rPr>
+                <w:rFonts w:ascii="Arial" w:cs="Arial" w:eastAsia="Arial" w:hAnsi="Arial"/>
+                <w:b/>
+                <w:bCs/>
+                <w:i w:val="false"/>
+                <w:iCs w:val="false"/>
+                <w:color w:val="000000"/>
+                <w:sz w:val="18"/>
+                <w:szCs w:val="18"/>
+              </w:rPr>
+              <w:t xml:space="preserve">Explain Phase</w:t>
             </w:r>
           </w:p>
           <w:p>
@@ -6442,7 +6442,7 @@
             <w:pPr>
               <w:spacing w:after="20" w:before="0"/>
             </w:pPr>
-            <w:hyperlink w:history="1" r:id="rIdiuodpgl_oh3lneprdngzc">
+            <w:hyperlink w:history="1" r:id="rIdaxxagbrb7qdr1q6nk4_dh">
               <w:r>
                 <w:rPr>
                   <w:rFonts w:ascii="Arial" w:cs="Arial" w:eastAsia="Arial" w:hAnsi="Arial"/>
@@ -6475,7 +6475,7 @@
               <w:spacing w:after="10" w:before="0"/>
               <w:ind w:left="120"/>
             </w:pPr>
-            <w:hyperlink w:history="1" r:id="rIdehq3iawu61zuzsghzsoyc">
+            <w:hyperlink w:history="1" r:id="rId4y6rgqbidy7xxztku_kfi">
               <w:r>
                 <w:rPr>
                   <w:rFonts w:ascii="Arial" w:cs="Arial" w:eastAsia="Arial" w:hAnsi="Arial"/>
@@ -6520,7 +6520,7 @@
             <w:pPr>
               <w:spacing w:after="20" w:before="0"/>
             </w:pPr>
-            <w:hyperlink w:history="1" r:id="rIdolhejsae8zqnegkxoent1">
+            <w:hyperlink w:history="1" r:id="rIdmulvz3mvs6khwld47hjbd">
               <w:r>
                 <w:rPr>
                   <w:rFonts w:ascii="Arial" w:cs="Arial" w:eastAsia="Arial" w:hAnsi="Arial"/>
@@ -6553,7 +6553,7 @@
               <w:spacing w:after="10" w:before="0"/>
               <w:ind w:left="120"/>
             </w:pPr>
-            <w:hyperlink w:history="1" r:id="rIdb0gocg9q2rxkv81miarjp">
+            <w:hyperlink w:history="1" r:id="rIdbiyxlimrxnf21lachzwpg">
               <w:r>
                 <w:rPr>
                   <w:rFonts w:ascii="Arial" w:cs="Arial" w:eastAsia="Arial" w:hAnsi="Arial"/>
@@ -6700,32 +6700,32 @@
         <w:tc>
           <w:tcPr>
             <w:tcW w:type="dxa" w:w="1520"/>
-            <w:shd w:fill="F2F2F2" w:color="auto" w:val="clear"/>
-            <w:tcMar>
-              <w:top w:type="dxa" w:w="60"/>
-              <w:left w:type="dxa" w:w="120"/>
-              <w:bottom w:type="dxa" w:w="60"/>
-              <w:right w:type="dxa" w:w="120"/>
-            </w:tcMar>
-            <w:vAlign w:val="top"/>
-          </w:tcPr>
-          <w:p>
-            <w:pPr>
-              <w:spacing w:after="40" w:before="0"/>
-              <w:jc w:val="left"/>
-            </w:pPr>
-            <w:r>
-              <w:rPr>
-                <w:rFonts w:ascii="Arial" w:cs="Arial" w:eastAsia="Arial" w:hAnsi="Arial"/>
-                <w:b/>
-                <w:bCs/>
-                <w:i w:val="false"/>
-                <w:iCs w:val="false"/>
-                <w:color w:val="000000"/>
-                <w:sz w:val="18"/>
-                <w:szCs w:val="18"/>
-              </w:rPr>
-              <w:t xml:space="preserve">4 — DRIVING QUESTION BOARD UPDATE (8 minutes)</w:t>
+            <w:shd w:fill="FCE4D6" w:color="auto" w:val="clear"/>
+            <w:tcMar>
+              <w:top w:type="dxa" w:w="60"/>
+              <w:left w:type="dxa" w:w="120"/>
+              <w:bottom w:type="dxa" w:w="60"/>
+              <w:right w:type="dxa" w:w="120"/>
+            </w:tcMar>
+            <w:vAlign w:val="top"/>
+          </w:tcPr>
+          <w:p>
+            <w:pPr>
+              <w:spacing w:after="40" w:before="0"/>
+              <w:jc w:val="left"/>
+            </w:pPr>
+            <w:r>
+              <w:rPr>
+                <w:rFonts w:ascii="Arial" w:cs="Arial" w:eastAsia="Arial" w:hAnsi="Arial"/>
+                <w:b/>
+                <w:bCs/>
+                <w:i w:val="false"/>
+                <w:iCs w:val="false"/>
+                <w:color w:val="000000"/>
+                <w:sz w:val="18"/>
+                <w:szCs w:val="18"/>
+              </w:rPr>
+              <w:t xml:space="preserve">Driving Question Board (DQB) Creation</w:t>
             </w:r>
           </w:p>
           <w:p>
@@ -6748,7 +6748,7 @@
             <w:pPr>
               <w:spacing w:after="20" w:before="0"/>
             </w:pPr>
-            <w:hyperlink w:history="1" r:id="rId7vnel8cbcfwyd57bhuftk">
+            <w:hyperlink w:history="1" r:id="rIdrsj07z3denniyygpbvyui">
               <w:r>
                 <w:rPr>
                   <w:rFonts w:ascii="Arial" w:cs="Arial" w:eastAsia="Arial" w:hAnsi="Arial"/>
@@ -6781,7 +6781,7 @@
               <w:spacing w:after="10" w:before="0"/>
               <w:ind w:left="120"/>
             </w:pPr>
-            <w:hyperlink w:history="1" r:id="rIde2jfnrluhmmckrssqgqcu">
+            <w:hyperlink w:history="1" r:id="rIduqxih3lalkzs7peqkhwxd">
               <w:r>
                 <w:rPr>
                   <w:rFonts w:ascii="Arial" w:cs="Arial" w:eastAsia="Arial" w:hAnsi="Arial"/>
@@ -6826,7 +6826,7 @@
             <w:pPr>
               <w:spacing w:after="20" w:before="0"/>
             </w:pPr>
-            <w:hyperlink w:history="1" r:id="rId56okto4xrvk1ypu7kuur-">
+            <w:hyperlink w:history="1" r:id="rIdixwi-f8jxpkdzwwk9yylo">
               <w:r>
                 <w:rPr>
                   <w:rFonts w:ascii="Arial" w:cs="Arial" w:eastAsia="Arial" w:hAnsi="Arial"/>
@@ -6859,7 +6859,7 @@
               <w:spacing w:after="10" w:before="0"/>
               <w:ind w:left="120"/>
             </w:pPr>
-            <w:hyperlink w:history="1" r:id="rId9zwnqftb7x7mbjgqwrv5z">
+            <w:hyperlink w:history="1" r:id="rIdksrh0dhgbkvaivtldo9f3">
               <w:r>
                 <w:rPr>
                   <w:rFonts w:ascii="Arial" w:cs="Arial" w:eastAsia="Arial" w:hAnsi="Arial"/>
@@ -7006,32 +7006,32 @@
         <w:tc>
           <w:tcPr>
             <w:tcW w:type="dxa" w:w="1520"/>
-            <w:shd w:fill="F2F2F2" w:color="auto" w:val="clear"/>
-            <w:tcMar>
-              <w:top w:type="dxa" w:w="60"/>
-              <w:left w:type="dxa" w:w="120"/>
-              <w:bottom w:type="dxa" w:w="60"/>
-              <w:right w:type="dxa" w:w="120"/>
-            </w:tcMar>
-            <w:vAlign w:val="top"/>
-          </w:tcPr>
-          <w:p>
-            <w:pPr>
-              <w:spacing w:after="40" w:before="0"/>
-              <w:jc w:val="left"/>
-            </w:pPr>
-            <w:r>
-              <w:rPr>
-                <w:rFonts w:ascii="Arial" w:cs="Arial" w:eastAsia="Arial" w:hAnsi="Arial"/>
-                <w:b/>
-                <w:bCs/>
-                <w:i w:val="false"/>
-                <w:iCs w:val="false"/>
-                <w:color w:val="000000"/>
-                <w:sz w:val="18"/>
-                <w:szCs w:val="18"/>
-              </w:rPr>
-              <w:t xml:space="preserve">5 — MODEL BUILDING (7 minutes)</w:t>
+            <w:shd w:fill="D5E8F0" w:color="auto" w:val="clear"/>
+            <w:tcMar>
+              <w:top w:type="dxa" w:w="60"/>
+              <w:left w:type="dxa" w:w="120"/>
+              <w:bottom w:type="dxa" w:w="60"/>
+              <w:right w:type="dxa" w:w="120"/>
+            </w:tcMar>
+            <w:vAlign w:val="top"/>
+          </w:tcPr>
+          <w:p>
+            <w:pPr>
+              <w:spacing w:after="40" w:before="0"/>
+              <w:jc w:val="left"/>
+            </w:pPr>
+            <w:r>
+              <w:rPr>
+                <w:rFonts w:ascii="Arial" w:cs="Arial" w:eastAsia="Arial" w:hAnsi="Arial"/>
+                <w:b/>
+                <w:bCs/>
+                <w:i w:val="false"/>
+                <w:iCs w:val="false"/>
+                <w:color w:val="000000"/>
+                <w:sz w:val="18"/>
+                <w:szCs w:val="18"/>
+              </w:rPr>
+              <w:t xml:space="preserve">Model Building Phase</w:t>
             </w:r>
           </w:p>
           <w:p>
@@ -7054,7 +7054,7 @@
             <w:pPr>
               <w:spacing w:after="20" w:before="0"/>
             </w:pPr>
-            <w:hyperlink w:history="1" r:id="rIdenidceti-mci2oyjb_teq">
+            <w:hyperlink w:history="1" r:id="rIdh_74sqgvn6uqc5izcoxga">
               <w:r>
                 <w:rPr>
                   <w:rFonts w:ascii="Arial" w:cs="Arial" w:eastAsia="Arial" w:hAnsi="Arial"/>
@@ -7087,7 +7087,7 @@
               <w:spacing w:after="10" w:before="0"/>
               <w:ind w:left="120"/>
             </w:pPr>
-            <w:hyperlink w:history="1" r:id="rId26zy23kyrehwlvlan-lo6">
+            <w:hyperlink w:history="1" r:id="rIdge17vjysu_akfeyylnfah">
               <w:r>
                 <w:rPr>
                   <w:rFonts w:ascii="Arial" w:cs="Arial" w:eastAsia="Arial" w:hAnsi="Arial"/>
@@ -7132,7 +7132,7 @@
             <w:pPr>
               <w:spacing w:after="20" w:before="0"/>
             </w:pPr>
-            <w:hyperlink w:history="1" r:id="rIdtcdopik3q8fhoqomfxqnc">
+            <w:hyperlink w:history="1" r:id="rIdn6okc1wxbnxx-a4am2jve">
               <w:r>
                 <w:rPr>
                   <w:rFonts w:ascii="Arial" w:cs="Arial" w:eastAsia="Arial" w:hAnsi="Arial"/>
@@ -7165,7 +7165,7 @@
               <w:spacing w:after="10" w:before="0"/>
               <w:ind w:left="120"/>
             </w:pPr>
-            <w:hyperlink w:history="1" r:id="rIdvgxwvc8bxv9-nxtm_izdq">
+            <w:hyperlink w:history="1" r:id="rIdut4ptk3oxp2fbzwjyayu-">
               <w:r>
                 <w:rPr>
                   <w:rFonts w:ascii="Arial" w:cs="Arial" w:eastAsia="Arial" w:hAnsi="Arial"/>
@@ -8604,32 +8604,32 @@
         <w:tc>
           <w:tcPr>
             <w:tcW w:type="dxa" w:w="1520"/>
-            <w:shd w:fill="F2F2F2" w:color="auto" w:val="clear"/>
-            <w:tcMar>
-              <w:top w:type="dxa" w:w="60"/>
-              <w:left w:type="dxa" w:w="120"/>
-              <w:bottom w:type="dxa" w:w="60"/>
-              <w:right w:type="dxa" w:w="120"/>
-            </w:tcMar>
-            <w:vAlign w:val="top"/>
-          </w:tcPr>
-          <w:p>
-            <w:pPr>
-              <w:spacing w:after="40" w:before="0"/>
-              <w:jc w:val="left"/>
-            </w:pPr>
-            <w:r>
-              <w:rPr>
-                <w:rFonts w:ascii="Arial" w:cs="Arial" w:eastAsia="Arial" w:hAnsi="Arial"/>
-                <w:b/>
-                <w:bCs/>
-                <w:i w:val="false"/>
-                <w:iCs w:val="false"/>
-                <w:color w:val="000000"/>
-                <w:sz w:val="18"/>
-                <w:szCs w:val="18"/>
-              </w:rPr>
-              <w:t xml:space="preserve">Phase 1 — Predict (15 minutes)</w:t>
+            <w:shd w:fill="EAD1F5" w:color="auto" w:val="clear"/>
+            <w:tcMar>
+              <w:top w:type="dxa" w:w="60"/>
+              <w:left w:type="dxa" w:w="120"/>
+              <w:bottom w:type="dxa" w:w="60"/>
+              <w:right w:type="dxa" w:w="120"/>
+            </w:tcMar>
+            <w:vAlign w:val="top"/>
+          </w:tcPr>
+          <w:p>
+            <w:pPr>
+              <w:spacing w:after="40" w:before="0"/>
+              <w:jc w:val="left"/>
+            </w:pPr>
+            <w:r>
+              <w:rPr>
+                <w:rFonts w:ascii="Arial" w:cs="Arial" w:eastAsia="Arial" w:hAnsi="Arial"/>
+                <w:b/>
+                <w:bCs/>
+                <w:i w:val="false"/>
+                <w:iCs w:val="false"/>
+                <w:color w:val="000000"/>
+                <w:sz w:val="18"/>
+                <w:szCs w:val="18"/>
+              </w:rPr>
+              <w:t xml:space="preserve">Predict Phase</w:t>
             </w:r>
           </w:p>
           <w:p>
@@ -8652,7 +8652,7 @@
             <w:pPr>
               <w:spacing w:after="20" w:before="0"/>
             </w:pPr>
-            <w:hyperlink w:history="1" r:id="rIdfav6zbhejzlrqcvoyehzl">
+            <w:hyperlink w:history="1" r:id="rIdg6t7jp0kbgc4nmdl_ojl7">
               <w:r>
                 <w:rPr>
                   <w:rFonts w:ascii="Arial" w:cs="Arial" w:eastAsia="Arial" w:hAnsi="Arial"/>
@@ -8685,7 +8685,7 @@
               <w:spacing w:after="10" w:before="0"/>
               <w:ind w:left="120"/>
             </w:pPr>
-            <w:hyperlink w:history="1" r:id="rId2nwuserm9zmriqc52flzr">
+            <w:hyperlink w:history="1" r:id="rIdmh43ygyc1_u5y3yckqhgw">
               <w:r>
                 <w:rPr>
                   <w:rFonts w:ascii="Arial" w:cs="Arial" w:eastAsia="Arial" w:hAnsi="Arial"/>
@@ -8730,7 +8730,7 @@
             <w:pPr>
               <w:spacing w:after="20" w:before="0"/>
             </w:pPr>
-            <w:hyperlink w:history="1" r:id="rIdvepyl6rwymec_s0nqf-ew">
+            <w:hyperlink w:history="1" r:id="rIdc4kcgpywf6bp-03jthuwh">
               <w:r>
                 <w:rPr>
                   <w:rFonts w:ascii="Arial" w:cs="Arial" w:eastAsia="Arial" w:hAnsi="Arial"/>
@@ -8763,7 +8763,7 @@
               <w:spacing w:after="10" w:before="0"/>
               <w:ind w:left="120"/>
             </w:pPr>
-            <w:hyperlink w:history="1" r:id="rId5bq04qstaremrm3hs8aas">
+            <w:hyperlink w:history="1" r:id="rIdpisott9_fweay2d5c8iqd">
               <w:r>
                 <w:rPr>
                   <w:rFonts w:ascii="Arial" w:cs="Arial" w:eastAsia="Arial" w:hAnsi="Arial"/>
@@ -8910,32 +8910,32 @@
         <w:tc>
           <w:tcPr>
             <w:tcW w:type="dxa" w:w="1520"/>
-            <w:shd w:fill="F2F2F2" w:color="auto" w:val="clear"/>
-            <w:tcMar>
-              <w:top w:type="dxa" w:w="60"/>
-              <w:left w:type="dxa" w:w="120"/>
-              <w:bottom w:type="dxa" w:w="60"/>
-              <w:right w:type="dxa" w:w="120"/>
-            </w:tcMar>
-            <w:vAlign w:val="top"/>
-          </w:tcPr>
-          <w:p>
-            <w:pPr>
-              <w:spacing w:after="40" w:before="0"/>
-              <w:jc w:val="left"/>
-            </w:pPr>
-            <w:r>
-              <w:rPr>
-                <w:rFonts w:ascii="Arial" w:cs="Arial" w:eastAsia="Arial" w:hAnsi="Arial"/>
-                <w:b/>
-                <w:bCs/>
-                <w:i w:val="false"/>
-                <w:iCs w:val="false"/>
-                <w:color w:val="000000"/>
-                <w:sz w:val="18"/>
-                <w:szCs w:val="18"/>
-              </w:rPr>
-              <w:t xml:space="preserve">Phase 2 — Observe: The Echo Experiment (25 minutes)</w:t>
+            <w:shd w:fill="D9EEF1" w:color="auto" w:val="clear"/>
+            <w:tcMar>
+              <w:top w:type="dxa" w:w="60"/>
+              <w:left w:type="dxa" w:w="120"/>
+              <w:bottom w:type="dxa" w:w="60"/>
+              <w:right w:type="dxa" w:w="120"/>
+            </w:tcMar>
+            <w:vAlign w:val="top"/>
+          </w:tcPr>
+          <w:p>
+            <w:pPr>
+              <w:spacing w:after="40" w:before="0"/>
+              <w:jc w:val="left"/>
+            </w:pPr>
+            <w:r>
+              <w:rPr>
+                <w:rFonts w:ascii="Arial" w:cs="Arial" w:eastAsia="Arial" w:hAnsi="Arial"/>
+                <w:b/>
+                <w:bCs/>
+                <w:i w:val="false"/>
+                <w:iCs w:val="false"/>
+                <w:color w:val="000000"/>
+                <w:sz w:val="18"/>
+                <w:szCs w:val="18"/>
+              </w:rPr>
+              <w:t xml:space="preserve">Observe Phase</w:t>
             </w:r>
           </w:p>
           <w:p>
@@ -8958,7 +8958,7 @@
             <w:pPr>
               <w:spacing w:after="20" w:before="0"/>
             </w:pPr>
-            <w:hyperlink w:history="1" r:id="rId0fgxqy-zii6aj7jmj-fr9">
+            <w:hyperlink w:history="1" r:id="rIdsvsfpw-okz463waj0eblf">
               <w:r>
                 <w:rPr>
                   <w:rFonts w:ascii="Arial" w:cs="Arial" w:eastAsia="Arial" w:hAnsi="Arial"/>
@@ -8991,7 +8991,7 @@
               <w:spacing w:after="10" w:before="0"/>
               <w:ind w:left="120"/>
             </w:pPr>
-            <w:hyperlink w:history="1" r:id="rIdyoc_tihp9khcmfeii0hdv">
+            <w:hyperlink w:history="1" r:id="rIdhehyvtx3mdblevlfeswz-">
               <w:r>
                 <w:rPr>
                   <w:rFonts w:ascii="Arial" w:cs="Arial" w:eastAsia="Arial" w:hAnsi="Arial"/>
@@ -9036,7 +9036,7 @@
             <w:pPr>
               <w:spacing w:after="20" w:before="0"/>
             </w:pPr>
-            <w:hyperlink w:history="1" r:id="rIdwxmks0c-zkdm2rgdqieut">
+            <w:hyperlink w:history="1" r:id="rIdmvh90_qekuhs610ibxwh9">
               <w:r>
                 <w:rPr>
                   <w:rFonts w:ascii="Arial" w:cs="Arial" w:eastAsia="Arial" w:hAnsi="Arial"/>
@@ -9069,7 +9069,7 @@
               <w:spacing w:after="10" w:before="0"/>
               <w:ind w:left="120"/>
             </w:pPr>
-            <w:hyperlink w:history="1" r:id="rIdtdq4lfmualkmlrcrmzkvn">
+            <w:hyperlink w:history="1" r:id="rIdtgxjatcqitlxzwqxnw8p_">
               <w:r>
                 <w:rPr>
                   <w:rFonts w:ascii="Arial" w:cs="Arial" w:eastAsia="Arial" w:hAnsi="Arial"/>
@@ -9216,32 +9216,32 @@
         <w:tc>
           <w:tcPr>
             <w:tcW w:type="dxa" w:w="1520"/>
-            <w:shd w:fill="F2F2F2" w:color="auto" w:val="clear"/>
-            <w:tcMar>
-              <w:top w:type="dxa" w:w="60"/>
-              <w:left w:type="dxa" w:w="120"/>
-              <w:bottom w:type="dxa" w:w="60"/>
-              <w:right w:type="dxa" w:w="120"/>
-            </w:tcMar>
-            <w:vAlign w:val="top"/>
-          </w:tcPr>
-          <w:p>
-            <w:pPr>
-              <w:spacing w:after="40" w:before="0"/>
-              <w:jc w:val="left"/>
-            </w:pPr>
-            <w:r>
-              <w:rPr>
-                <w:rFonts w:ascii="Arial" w:cs="Arial" w:eastAsia="Arial" w:hAnsi="Arial"/>
-                <w:b/>
-                <w:bCs/>
-                <w:i w:val="false"/>
-                <w:iCs w:val="false"/>
-                <w:color w:val="000000"/>
-                <w:sz w:val="18"/>
-                <w:szCs w:val="18"/>
-              </w:rPr>
-              <w:t xml:space="preserve">Phase 3 — Explain: The Law of Reflection and the Fisherman's Puzzle (20 minutes)</w:t>
+            <w:shd w:fill="E2EFDA" w:color="auto" w:val="clear"/>
+            <w:tcMar>
+              <w:top w:type="dxa" w:w="60"/>
+              <w:left w:type="dxa" w:w="120"/>
+              <w:bottom w:type="dxa" w:w="60"/>
+              <w:right w:type="dxa" w:w="120"/>
+            </w:tcMar>
+            <w:vAlign w:val="top"/>
+          </w:tcPr>
+          <w:p>
+            <w:pPr>
+              <w:spacing w:after="40" w:before="0"/>
+              <w:jc w:val="left"/>
+            </w:pPr>
+            <w:r>
+              <w:rPr>
+                <w:rFonts w:ascii="Arial" w:cs="Arial" w:eastAsia="Arial" w:hAnsi="Arial"/>
+                <w:b/>
+                <w:bCs/>
+                <w:i w:val="false"/>
+                <w:iCs w:val="false"/>
+                <w:color w:val="000000"/>
+                <w:sz w:val="18"/>
+                <w:szCs w:val="18"/>
+              </w:rPr>
+              <w:t xml:space="preserve">Explain Phase</w:t>
             </w:r>
           </w:p>
           <w:p>
@@ -9264,7 +9264,7 @@
             <w:pPr>
               <w:spacing w:after="20" w:before="0"/>
             </w:pPr>
-            <w:hyperlink w:history="1" r:id="rIdc7-jcmyiz1jdr-bb3htt_">
+            <w:hyperlink w:history="1" r:id="rIduablbfp_qoc6asgulnhte">
               <w:r>
                 <w:rPr>
                   <w:rFonts w:ascii="Arial" w:cs="Arial" w:eastAsia="Arial" w:hAnsi="Arial"/>
@@ -9297,7 +9297,7 @@
               <w:spacing w:after="10" w:before="0"/>
               <w:ind w:left="120"/>
             </w:pPr>
-            <w:hyperlink w:history="1" r:id="rIdacdkmksrlcdx9kxcf-eve">
+            <w:hyperlink w:history="1" r:id="rIdqlxl7mos5rcygnz4alzqy">
               <w:r>
                 <w:rPr>
                   <w:rFonts w:ascii="Arial" w:cs="Arial" w:eastAsia="Arial" w:hAnsi="Arial"/>
@@ -9342,7 +9342,7 @@
             <w:pPr>
               <w:spacing w:after="20" w:before="0"/>
             </w:pPr>
-            <w:hyperlink w:history="1" r:id="rIdrvvpyosqx1fu3lzb9a1el">
+            <w:hyperlink w:history="1" r:id="rIdzuglsa-_8fxcxhsaetgcv">
               <w:r>
                 <w:rPr>
                   <w:rFonts w:ascii="Arial" w:cs="Arial" w:eastAsia="Arial" w:hAnsi="Arial"/>
@@ -9375,7 +9375,7 @@
               <w:spacing w:after="10" w:before="0"/>
               <w:ind w:left="120"/>
             </w:pPr>
-            <w:hyperlink w:history="1" r:id="rIdhfloriemlb4vpxf2sco2j">
+            <w:hyperlink w:history="1" r:id="rIdxg6qsyrosqy_gwql1eati">
               <w:r>
                 <w:rPr>
                   <w:rFonts w:ascii="Arial" w:cs="Arial" w:eastAsia="Arial" w:hAnsi="Arial"/>
@@ -9522,32 +9522,32 @@
         <w:tc>
           <w:tcPr>
             <w:tcW w:type="dxa" w:w="1520"/>
-            <w:shd w:fill="F2F2F2" w:color="auto" w:val="clear"/>
-            <w:tcMar>
-              <w:top w:type="dxa" w:w="60"/>
-              <w:left w:type="dxa" w:w="120"/>
-              <w:bottom w:type="dxa" w:w="60"/>
-              <w:right w:type="dxa" w:w="120"/>
-            </w:tcMar>
-            <w:vAlign w:val="top"/>
-          </w:tcPr>
-          <w:p>
-            <w:pPr>
-              <w:spacing w:after="40" w:before="0"/>
-              <w:jc w:val="left"/>
-            </w:pPr>
-            <w:r>
-              <w:rPr>
-                <w:rFonts w:ascii="Arial" w:cs="Arial" w:eastAsia="Arial" w:hAnsi="Arial"/>
-                <w:b/>
-                <w:bCs/>
-                <w:i w:val="false"/>
-                <w:iCs w:val="false"/>
-                <w:color w:val="000000"/>
-                <w:sz w:val="18"/>
-                <w:szCs w:val="18"/>
-              </w:rPr>
-              <w:t xml:space="preserve">Phase 4 — Driving Question Board Update (10 minutes)</w:t>
+            <w:shd w:fill="FCE4D6" w:color="auto" w:val="clear"/>
+            <w:tcMar>
+              <w:top w:type="dxa" w:w="60"/>
+              <w:left w:type="dxa" w:w="120"/>
+              <w:bottom w:type="dxa" w:w="60"/>
+              <w:right w:type="dxa" w:w="120"/>
+            </w:tcMar>
+            <w:vAlign w:val="top"/>
+          </w:tcPr>
+          <w:p>
+            <w:pPr>
+              <w:spacing w:after="40" w:before="0"/>
+              <w:jc w:val="left"/>
+            </w:pPr>
+            <w:r>
+              <w:rPr>
+                <w:rFonts w:ascii="Arial" w:cs="Arial" w:eastAsia="Arial" w:hAnsi="Arial"/>
+                <w:b/>
+                <w:bCs/>
+                <w:i w:val="false"/>
+                <w:iCs w:val="false"/>
+                <w:color w:val="000000"/>
+                <w:sz w:val="18"/>
+                <w:szCs w:val="18"/>
+              </w:rPr>
+              <w:t xml:space="preserve">Driving Question Board (DQB) Creation</w:t>
             </w:r>
           </w:p>
           <w:p>
@@ -9570,7 +9570,7 @@
             <w:pPr>
               <w:spacing w:after="20" w:before="0"/>
             </w:pPr>
-            <w:hyperlink w:history="1" r:id="rIdguid2rqcgrr3zsig2kkv2">
+            <w:hyperlink w:history="1" r:id="rIdiftqq5t622opqf7tpzoyl">
               <w:r>
                 <w:rPr>
                   <w:rFonts w:ascii="Arial" w:cs="Arial" w:eastAsia="Arial" w:hAnsi="Arial"/>
@@ -9603,7 +9603,7 @@
               <w:spacing w:after="10" w:before="0"/>
               <w:ind w:left="120"/>
             </w:pPr>
-            <w:hyperlink w:history="1" r:id="rIdwg6o1o99tlsz1yc4d2y6c">
+            <w:hyperlink w:history="1" r:id="rIdugftbryzmhe9kd3rkdpcw">
               <w:r>
                 <w:rPr>
                   <w:rFonts w:ascii="Arial" w:cs="Arial" w:eastAsia="Arial" w:hAnsi="Arial"/>
@@ -9648,7 +9648,7 @@
             <w:pPr>
               <w:spacing w:after="20" w:before="0"/>
             </w:pPr>
-            <w:hyperlink w:history="1" r:id="rId9b1nfqmrdqw6hw-2xwxbh">
+            <w:hyperlink w:history="1" r:id="rIds8g_9tf43xw3mbw47xuj5">
               <w:r>
                 <w:rPr>
                   <w:rFonts w:ascii="Arial" w:cs="Arial" w:eastAsia="Arial" w:hAnsi="Arial"/>
@@ -9681,7 +9681,7 @@
               <w:spacing w:after="10" w:before="0"/>
               <w:ind w:left="120"/>
             </w:pPr>
-            <w:hyperlink w:history="1" r:id="rIdca77tydncugtdktxwhya2">
+            <w:hyperlink w:history="1" r:id="rIdezh3dtmiunbi6xkqfmkme">
               <w:r>
                 <w:rPr>
                   <w:rFonts w:ascii="Arial" w:cs="Arial" w:eastAsia="Arial" w:hAnsi="Arial"/>
@@ -9828,32 +9828,32 @@
         <w:tc>
           <w:tcPr>
             <w:tcW w:type="dxa" w:w="1520"/>
-            <w:shd w:fill="F2F2F2" w:color="auto" w:val="clear"/>
-            <w:tcMar>
-              <w:top w:type="dxa" w:w="60"/>
-              <w:left w:type="dxa" w:w="120"/>
-              <w:bottom w:type="dxa" w:w="60"/>
-              <w:right w:type="dxa" w:w="120"/>
-            </w:tcMar>
-            <w:vAlign w:val="top"/>
-          </w:tcPr>
-          <w:p>
-            <w:pPr>
-              <w:spacing w:after="40" w:before="0"/>
-              <w:jc w:val="left"/>
-            </w:pPr>
-            <w:r>
-              <w:rPr>
-                <w:rFonts w:ascii="Arial" w:cs="Arial" w:eastAsia="Arial" w:hAnsi="Arial"/>
-                <w:b/>
-                <w:bCs/>
-                <w:i w:val="false"/>
-                <w:iCs w:val="false"/>
-                <w:color w:val="000000"/>
-                <w:sz w:val="18"/>
-                <w:szCs w:val="18"/>
-              </w:rPr>
-              <w:t xml:space="preserve">Phase 5 — Model Building (10 minutes)</w:t>
+            <w:shd w:fill="D5E8F0" w:color="auto" w:val="clear"/>
+            <w:tcMar>
+              <w:top w:type="dxa" w:w="60"/>
+              <w:left w:type="dxa" w:w="120"/>
+              <w:bottom w:type="dxa" w:w="60"/>
+              <w:right w:type="dxa" w:w="120"/>
+            </w:tcMar>
+            <w:vAlign w:val="top"/>
+          </w:tcPr>
+          <w:p>
+            <w:pPr>
+              <w:spacing w:after="40" w:before="0"/>
+              <w:jc w:val="left"/>
+            </w:pPr>
+            <w:r>
+              <w:rPr>
+                <w:rFonts w:ascii="Arial" w:cs="Arial" w:eastAsia="Arial" w:hAnsi="Arial"/>
+                <w:b/>
+                <w:bCs/>
+                <w:i w:val="false"/>
+                <w:iCs w:val="false"/>
+                <w:color w:val="000000"/>
+                <w:sz w:val="18"/>
+                <w:szCs w:val="18"/>
+              </w:rPr>
+              <w:t xml:space="preserve">Model Building Phase</w:t>
             </w:r>
           </w:p>
           <w:p>
@@ -9876,7 +9876,7 @@
             <w:pPr>
               <w:spacing w:after="20" w:before="0"/>
             </w:pPr>
-            <w:hyperlink w:history="1" r:id="rIdolhfzsngv_ndumgb9le-r">
+            <w:hyperlink w:history="1" r:id="rIdi41salqqe2epjdnps3fh6">
               <w:r>
                 <w:rPr>
                   <w:rFonts w:ascii="Arial" w:cs="Arial" w:eastAsia="Arial" w:hAnsi="Arial"/>
@@ -9909,7 +9909,7 @@
               <w:spacing w:after="10" w:before="0"/>
               <w:ind w:left="120"/>
             </w:pPr>
-            <w:hyperlink w:history="1" r:id="rIdekqw7rpvrlhm0zvmqoevo">
+            <w:hyperlink w:history="1" r:id="rIdfcsgyozwiaajxipav9a7l">
               <w:r>
                 <w:rPr>
                   <w:rFonts w:ascii="Arial" w:cs="Arial" w:eastAsia="Arial" w:hAnsi="Arial"/>
@@ -9954,7 +9954,7 @@
             <w:pPr>
               <w:spacing w:after="20" w:before="0"/>
             </w:pPr>
-            <w:hyperlink w:history="1" r:id="rIdlodj9hmggkdhw-kvyxgst">
+            <w:hyperlink w:history="1" r:id="rId4kgsyjli2jkv045ckf8rj">
               <w:r>
                 <w:rPr>
                   <w:rFonts w:ascii="Arial" w:cs="Arial" w:eastAsia="Arial" w:hAnsi="Arial"/>
@@ -9987,7 +9987,7 @@
               <w:spacing w:after="10" w:before="0"/>
               <w:ind w:left="120"/>
             </w:pPr>
-            <w:hyperlink w:history="1" r:id="rId6mcihxtfltvgzpqcqlh_b">
+            <w:hyperlink w:history="1" r:id="rIde5sdwqygb_m2wq15nvntd">
               <w:r>
                 <w:rPr>
                   <w:rFonts w:ascii="Arial" w:cs="Arial" w:eastAsia="Arial" w:hAnsi="Arial"/>
@@ -11426,32 +11426,32 @@
         <w:tc>
           <w:tcPr>
             <w:tcW w:type="dxa" w:w="1520"/>
-            <w:shd w:fill="F2F2F2" w:color="auto" w:val="clear"/>
-            <w:tcMar>
-              <w:top w:type="dxa" w:w="60"/>
-              <w:left w:type="dxa" w:w="120"/>
-              <w:bottom w:type="dxa" w:w="60"/>
-              <w:right w:type="dxa" w:w="120"/>
-            </w:tcMar>
-            <w:vAlign w:val="top"/>
-          </w:tcPr>
-          <w:p>
-            <w:pPr>
-              <w:spacing w:after="40" w:before="0"/>
-              <w:jc w:val="left"/>
-            </w:pPr>
-            <w:r>
-              <w:rPr>
-                <w:rFonts w:ascii="Arial" w:cs="Arial" w:eastAsia="Arial" w:hAnsi="Arial"/>
-                <w:b/>
-                <w:bCs/>
-                <w:i w:val="false"/>
-                <w:iCs w:val="false"/>
-                <w:color w:val="000000"/>
-                <w:sz w:val="18"/>
-                <w:szCs w:val="18"/>
-              </w:rPr>
-              <w:t xml:space="preserve">Phase 1 — PREDICT (15 minutes)</w:t>
+            <w:shd w:fill="EAD1F5" w:color="auto" w:val="clear"/>
+            <w:tcMar>
+              <w:top w:type="dxa" w:w="60"/>
+              <w:left w:type="dxa" w:w="120"/>
+              <w:bottom w:type="dxa" w:w="60"/>
+              <w:right w:type="dxa" w:w="120"/>
+            </w:tcMar>
+            <w:vAlign w:val="top"/>
+          </w:tcPr>
+          <w:p>
+            <w:pPr>
+              <w:spacing w:after="40" w:before="0"/>
+              <w:jc w:val="left"/>
+            </w:pPr>
+            <w:r>
+              <w:rPr>
+                <w:rFonts w:ascii="Arial" w:cs="Arial" w:eastAsia="Arial" w:hAnsi="Arial"/>
+                <w:b/>
+                <w:bCs/>
+                <w:i w:val="false"/>
+                <w:iCs w:val="false"/>
+                <w:color w:val="000000"/>
+                <w:sz w:val="18"/>
+                <w:szCs w:val="18"/>
+              </w:rPr>
+              <w:t xml:space="preserve">Predict Phase</w:t>
             </w:r>
           </w:p>
           <w:p>
@@ -11474,7 +11474,7 @@
             <w:pPr>
               <w:spacing w:after="20" w:before="0"/>
             </w:pPr>
-            <w:hyperlink w:history="1" r:id="rIdcdpigt0j2b46upgtnthwq">
+            <w:hyperlink w:history="1" r:id="rIdq1d3shjxrfbhbisjxaf3p">
               <w:r>
                 <w:rPr>
                   <w:rFonts w:ascii="Arial" w:cs="Arial" w:eastAsia="Arial" w:hAnsi="Arial"/>
@@ -11507,7 +11507,7 @@
               <w:spacing w:after="10" w:before="0"/>
               <w:ind w:left="120"/>
             </w:pPr>
-            <w:hyperlink w:history="1" r:id="rIdzm7xq8zyoqsj9h7f7iiok">
+            <w:hyperlink w:history="1" r:id="rId_wdvuo49zc7btqrtlog9y">
               <w:r>
                 <w:rPr>
                   <w:rFonts w:ascii="Arial" w:cs="Arial" w:eastAsia="Arial" w:hAnsi="Arial"/>
@@ -11552,7 +11552,7 @@
             <w:pPr>
               <w:spacing w:after="20" w:before="0"/>
             </w:pPr>
-            <w:hyperlink w:history="1" r:id="rIdoiyo5txnt_ukwb_op9-bs">
+            <w:hyperlink w:history="1" r:id="rIdhdv9w18udmalnlhci3tyf">
               <w:r>
                 <w:rPr>
                   <w:rFonts w:ascii="Arial" w:cs="Arial" w:eastAsia="Arial" w:hAnsi="Arial"/>
@@ -11585,7 +11585,7 @@
               <w:spacing w:after="10" w:before="0"/>
               <w:ind w:left="120"/>
             </w:pPr>
-            <w:hyperlink w:history="1" r:id="rId3u5kak6oc4clypitv6ha5">
+            <w:hyperlink w:history="1" r:id="rIdtvyb5qo7ip5i4rypdpddd">
               <w:r>
                 <w:rPr>
                   <w:rFonts w:ascii="Arial" w:cs="Arial" w:eastAsia="Arial" w:hAnsi="Arial"/>
@@ -11732,32 +11732,32 @@
         <w:tc>
           <w:tcPr>
             <w:tcW w:type="dxa" w:w="1520"/>
-            <w:shd w:fill="F2F2F2" w:color="auto" w:val="clear"/>
-            <w:tcMar>
-              <w:top w:type="dxa" w:w="60"/>
-              <w:left w:type="dxa" w:w="120"/>
-              <w:bottom w:type="dxa" w:w="60"/>
-              <w:right w:type="dxa" w:w="120"/>
-            </w:tcMar>
-            <w:vAlign w:val="top"/>
-          </w:tcPr>
-          <w:p>
-            <w:pPr>
-              <w:spacing w:after="40" w:before="0"/>
-              <w:jc w:val="left"/>
-            </w:pPr>
-            <w:r>
-              <w:rPr>
-                <w:rFonts w:ascii="Arial" w:cs="Arial" w:eastAsia="Arial" w:hAnsi="Arial"/>
-                <w:b/>
-                <w:bCs/>
-                <w:i w:val="false"/>
-                <w:iCs w:val="false"/>
-                <w:color w:val="000000"/>
-                <w:sz w:val="18"/>
-                <w:szCs w:val="18"/>
-              </w:rPr>
-              <w:t xml:space="preserve">Phase 2 — OBSERVE (20 minutes)</w:t>
+            <w:shd w:fill="D9EEF1" w:color="auto" w:val="clear"/>
+            <w:tcMar>
+              <w:top w:type="dxa" w:w="60"/>
+              <w:left w:type="dxa" w:w="120"/>
+              <w:bottom w:type="dxa" w:w="60"/>
+              <w:right w:type="dxa" w:w="120"/>
+            </w:tcMar>
+            <w:vAlign w:val="top"/>
+          </w:tcPr>
+          <w:p>
+            <w:pPr>
+              <w:spacing w:after="40" w:before="0"/>
+              <w:jc w:val="left"/>
+            </w:pPr>
+            <w:r>
+              <w:rPr>
+                <w:rFonts w:ascii="Arial" w:cs="Arial" w:eastAsia="Arial" w:hAnsi="Arial"/>
+                <w:b/>
+                <w:bCs/>
+                <w:i w:val="false"/>
+                <w:iCs w:val="false"/>
+                <w:color w:val="000000"/>
+                <w:sz w:val="18"/>
+                <w:szCs w:val="18"/>
+              </w:rPr>
+              <w:t xml:space="preserve">Observe Phase</w:t>
             </w:r>
           </w:p>
           <w:p>
@@ -11780,7 +11780,7 @@
             <w:pPr>
               <w:spacing w:after="20" w:before="0"/>
             </w:pPr>
-            <w:hyperlink w:history="1" r:id="rIdqjejkkgcbz4wq3xlinuu5">
+            <w:hyperlink w:history="1" r:id="rIdle-xw2_uiguj4lef2syz8">
               <w:r>
                 <w:rPr>
                   <w:rFonts w:ascii="Arial" w:cs="Arial" w:eastAsia="Arial" w:hAnsi="Arial"/>
@@ -11813,7 +11813,7 @@
               <w:spacing w:after="10" w:before="0"/>
               <w:ind w:left="120"/>
             </w:pPr>
-            <w:hyperlink w:history="1" r:id="rIdjpirqmli7cxeaxlwfrlm1">
+            <w:hyperlink w:history="1" r:id="rIdxocygqzabruxdeynraydi">
               <w:r>
                 <w:rPr>
                   <w:rFonts w:ascii="Arial" w:cs="Arial" w:eastAsia="Arial" w:hAnsi="Arial"/>
@@ -11858,7 +11858,7 @@
             <w:pPr>
               <w:spacing w:after="20" w:before="0"/>
             </w:pPr>
-            <w:hyperlink w:history="1" r:id="rIdiz8dv9tascfkaqdm8kdeo">
+            <w:hyperlink w:history="1" r:id="rId8hwij3hdg-iyalfkig4le">
               <w:r>
                 <w:rPr>
                   <w:rFonts w:ascii="Arial" w:cs="Arial" w:eastAsia="Arial" w:hAnsi="Arial"/>
@@ -11891,7 +11891,7 @@
               <w:spacing w:after="10" w:before="0"/>
               <w:ind w:left="120"/>
             </w:pPr>
-            <w:hyperlink w:history="1" r:id="rId4jtj03iqzg2wh453aw6-q">
+            <w:hyperlink w:history="1" r:id="rIdolvg4umh1w5jsqmv3z7mb">
               <w:r>
                 <w:rPr>
                   <w:rFonts w:ascii="Arial" w:cs="Arial" w:eastAsia="Arial" w:hAnsi="Arial"/>
@@ -12038,32 +12038,32 @@
         <w:tc>
           <w:tcPr>
             <w:tcW w:type="dxa" w:w="1520"/>
-            <w:shd w:fill="F2F2F2" w:color="auto" w:val="clear"/>
-            <w:tcMar>
-              <w:top w:type="dxa" w:w="60"/>
-              <w:left w:type="dxa" w:w="120"/>
-              <w:bottom w:type="dxa" w:w="60"/>
-              <w:right w:type="dxa" w:w="120"/>
-            </w:tcMar>
-            <w:vAlign w:val="top"/>
-          </w:tcPr>
-          <w:p>
-            <w:pPr>
-              <w:spacing w:after="40" w:before="0"/>
-              <w:jc w:val="left"/>
-            </w:pPr>
-            <w:r>
-              <w:rPr>
-                <w:rFonts w:ascii="Arial" w:cs="Arial" w:eastAsia="Arial" w:hAnsi="Arial"/>
-                <w:b/>
-                <w:bCs/>
-                <w:i w:val="false"/>
-                <w:iCs w:val="false"/>
-                <w:color w:val="000000"/>
-                <w:sz w:val="18"/>
-                <w:szCs w:val="18"/>
-              </w:rPr>
-              <w:t xml:space="preserve">Phase 3 — EXPLAIN (25 minutes)</w:t>
+            <w:shd w:fill="E2EFDA" w:color="auto" w:val="clear"/>
+            <w:tcMar>
+              <w:top w:type="dxa" w:w="60"/>
+              <w:left w:type="dxa" w:w="120"/>
+              <w:bottom w:type="dxa" w:w="60"/>
+              <w:right w:type="dxa" w:w="120"/>
+            </w:tcMar>
+            <w:vAlign w:val="top"/>
+          </w:tcPr>
+          <w:p>
+            <w:pPr>
+              <w:spacing w:after="40" w:before="0"/>
+              <w:jc w:val="left"/>
+            </w:pPr>
+            <w:r>
+              <w:rPr>
+                <w:rFonts w:ascii="Arial" w:cs="Arial" w:eastAsia="Arial" w:hAnsi="Arial"/>
+                <w:b/>
+                <w:bCs/>
+                <w:i w:val="false"/>
+                <w:iCs w:val="false"/>
+                <w:color w:val="000000"/>
+                <w:sz w:val="18"/>
+                <w:szCs w:val="18"/>
+              </w:rPr>
+              <w:t xml:space="preserve">Explain Phase</w:t>
             </w:r>
           </w:p>
           <w:p>
@@ -12086,7 +12086,7 @@
             <w:pPr>
               <w:spacing w:after="20" w:before="0"/>
             </w:pPr>
-            <w:hyperlink w:history="1" r:id="rIdoijhm3zempayyxuzi1v6k">
+            <w:hyperlink w:history="1" r:id="rIdjqi5dphqtgtofnqvsnnlv">
               <w:r>
                 <w:rPr>
                   <w:rFonts w:ascii="Arial" w:cs="Arial" w:eastAsia="Arial" w:hAnsi="Arial"/>
@@ -12119,7 +12119,7 @@
               <w:spacing w:after="10" w:before="0"/>
               <w:ind w:left="120"/>
             </w:pPr>
-            <w:hyperlink w:history="1" r:id="rId1vjvlse5_ehrfkwpz-m_s">
+            <w:hyperlink w:history="1" r:id="rId3chtwkbxavv4g_wuqb3ym">
               <w:r>
                 <w:rPr>
                   <w:rFonts w:ascii="Arial" w:cs="Arial" w:eastAsia="Arial" w:hAnsi="Arial"/>
@@ -12164,7 +12164,7 @@
             <w:pPr>
               <w:spacing w:after="20" w:before="0"/>
             </w:pPr>
-            <w:hyperlink w:history="1" r:id="rIdd7cfamtywsmetaosuqlhh">
+            <w:hyperlink w:history="1" r:id="rIdxbspmm98zubr-kudiuun8">
               <w:r>
                 <w:rPr>
                   <w:rFonts w:ascii="Arial" w:cs="Arial" w:eastAsia="Arial" w:hAnsi="Arial"/>
@@ -12197,7 +12197,7 @@
               <w:spacing w:after="10" w:before="0"/>
               <w:ind w:left="120"/>
             </w:pPr>
-            <w:hyperlink w:history="1" r:id="rIdfa6ntuwvoqhrrdlkmkyhn">
+            <w:hyperlink w:history="1" r:id="rIdklipgoni5bx6hi4nl0edg">
               <w:r>
                 <w:rPr>
                   <w:rFonts w:ascii="Arial" w:cs="Arial" w:eastAsia="Arial" w:hAnsi="Arial"/>
@@ -12344,32 +12344,32 @@
         <w:tc>
           <w:tcPr>
             <w:tcW w:type="dxa" w:w="1520"/>
-            <w:shd w:fill="F2F2F2" w:color="auto" w:val="clear"/>
-            <w:tcMar>
-              <w:top w:type="dxa" w:w="60"/>
-              <w:left w:type="dxa" w:w="120"/>
-              <w:bottom w:type="dxa" w:w="60"/>
-              <w:right w:type="dxa" w:w="120"/>
-            </w:tcMar>
-            <w:vAlign w:val="top"/>
-          </w:tcPr>
-          <w:p>
-            <w:pPr>
-              <w:spacing w:after="40" w:before="0"/>
-              <w:jc w:val="left"/>
-            </w:pPr>
-            <w:r>
-              <w:rPr>
-                <w:rFonts w:ascii="Arial" w:cs="Arial" w:eastAsia="Arial" w:hAnsi="Arial"/>
-                <w:b/>
-                <w:bCs/>
-                <w:i w:val="false"/>
-                <w:iCs w:val="false"/>
-                <w:color w:val="000000"/>
-                <w:sz w:val="18"/>
-                <w:szCs w:val="18"/>
-              </w:rPr>
-              <w:t xml:space="preserve">Phase 4 — DRIVING QUESTION BOARD (DQB) UPDATE (10 minutes)</w:t>
+            <w:shd w:fill="FCE4D6" w:color="auto" w:val="clear"/>
+            <w:tcMar>
+              <w:top w:type="dxa" w:w="60"/>
+              <w:left w:type="dxa" w:w="120"/>
+              <w:bottom w:type="dxa" w:w="60"/>
+              <w:right w:type="dxa" w:w="120"/>
+            </w:tcMar>
+            <w:vAlign w:val="top"/>
+          </w:tcPr>
+          <w:p>
+            <w:pPr>
+              <w:spacing w:after="40" w:before="0"/>
+              <w:jc w:val="left"/>
+            </w:pPr>
+            <w:r>
+              <w:rPr>
+                <w:rFonts w:ascii="Arial" w:cs="Arial" w:eastAsia="Arial" w:hAnsi="Arial"/>
+                <w:b/>
+                <w:bCs/>
+                <w:i w:val="false"/>
+                <w:iCs w:val="false"/>
+                <w:color w:val="000000"/>
+                <w:sz w:val="18"/>
+                <w:szCs w:val="18"/>
+              </w:rPr>
+              <w:t xml:space="preserve">Driving Question Board (DQB) Creation</w:t>
             </w:r>
           </w:p>
           <w:p>
@@ -12392,7 +12392,7 @@
             <w:pPr>
               <w:spacing w:after="20" w:before="0"/>
             </w:pPr>
-            <w:hyperlink w:history="1" r:id="rIdpgzsm__bktvvya99hb2dw">
+            <w:hyperlink w:history="1" r:id="rIdbonmloyhs4pwiph5uu15t">
               <w:r>
                 <w:rPr>
                   <w:rFonts w:ascii="Arial" w:cs="Arial" w:eastAsia="Arial" w:hAnsi="Arial"/>
@@ -12425,7 +12425,7 @@
               <w:spacing w:after="10" w:before="0"/>
               <w:ind w:left="120"/>
             </w:pPr>
-            <w:hyperlink w:history="1" r:id="rIdobo82hbyd94tgipyrqms7">
+            <w:hyperlink w:history="1" r:id="rIdo_tqvfutwjzxrinusae6-">
               <w:r>
                 <w:rPr>
                   <w:rFonts w:ascii="Arial" w:cs="Arial" w:eastAsia="Arial" w:hAnsi="Arial"/>
@@ -12470,7 +12470,7 @@
             <w:pPr>
               <w:spacing w:after="20" w:before="0"/>
             </w:pPr>
-            <w:hyperlink w:history="1" r:id="rIdnpm8bbtpvcrkh7102lt2i">
+            <w:hyperlink w:history="1" r:id="rId2qxxuetuhpq-v4uyrx5qy">
               <w:r>
                 <w:rPr>
                   <w:rFonts w:ascii="Arial" w:cs="Arial" w:eastAsia="Arial" w:hAnsi="Arial"/>
@@ -12503,7 +12503,7 @@
               <w:spacing w:after="10" w:before="0"/>
               <w:ind w:left="120"/>
             </w:pPr>
-            <w:hyperlink w:history="1" r:id="rIdkadgoz1zqdas66sbepc29">
+            <w:hyperlink w:history="1" r:id="rId8ax_oox6nqi1rwacyutx7">
               <w:r>
                 <w:rPr>
                   <w:rFonts w:ascii="Arial" w:cs="Arial" w:eastAsia="Arial" w:hAnsi="Arial"/>
@@ -12650,32 +12650,32 @@
         <w:tc>
           <w:tcPr>
             <w:tcW w:type="dxa" w:w="1520"/>
-            <w:shd w:fill="F2F2F2" w:color="auto" w:val="clear"/>
-            <w:tcMar>
-              <w:top w:type="dxa" w:w="60"/>
-              <w:left w:type="dxa" w:w="120"/>
-              <w:bottom w:type="dxa" w:w="60"/>
-              <w:right w:type="dxa" w:w="120"/>
-            </w:tcMar>
-            <w:vAlign w:val="top"/>
-          </w:tcPr>
-          <w:p>
-            <w:pPr>
-              <w:spacing w:after="40" w:before="0"/>
-              <w:jc w:val="left"/>
-            </w:pPr>
-            <w:r>
-              <w:rPr>
-                <w:rFonts w:ascii="Arial" w:cs="Arial" w:eastAsia="Arial" w:hAnsi="Arial"/>
-                <w:b/>
-                <w:bCs/>
-                <w:i w:val="false"/>
-                <w:iCs w:val="false"/>
-                <w:color w:val="000000"/>
-                <w:sz w:val="18"/>
-                <w:szCs w:val="18"/>
-              </w:rPr>
-              <w:t xml:space="preserve">Phase 5 — MODEL BUILDING (10 minutes)</w:t>
+            <w:shd w:fill="D5E8F0" w:color="auto" w:val="clear"/>
+            <w:tcMar>
+              <w:top w:type="dxa" w:w="60"/>
+              <w:left w:type="dxa" w:w="120"/>
+              <w:bottom w:type="dxa" w:w="60"/>
+              <w:right w:type="dxa" w:w="120"/>
+            </w:tcMar>
+            <w:vAlign w:val="top"/>
+          </w:tcPr>
+          <w:p>
+            <w:pPr>
+              <w:spacing w:after="40" w:before="0"/>
+              <w:jc w:val="left"/>
+            </w:pPr>
+            <w:r>
+              <w:rPr>
+                <w:rFonts w:ascii="Arial" w:cs="Arial" w:eastAsia="Arial" w:hAnsi="Arial"/>
+                <w:b/>
+                <w:bCs/>
+                <w:i w:val="false"/>
+                <w:iCs w:val="false"/>
+                <w:color w:val="000000"/>
+                <w:sz w:val="18"/>
+                <w:szCs w:val="18"/>
+              </w:rPr>
+              <w:t xml:space="preserve">Model Building Phase</w:t>
             </w:r>
           </w:p>
           <w:p>
@@ -12698,7 +12698,7 @@
             <w:pPr>
               <w:spacing w:after="20" w:before="0"/>
             </w:pPr>
-            <w:hyperlink w:history="1" r:id="rId_4ois0doruojfwppwu7kh">
+            <w:hyperlink w:history="1" r:id="rIdfsicmafo6vrjouikwvv1x">
               <w:r>
                 <w:rPr>
                   <w:rFonts w:ascii="Arial" w:cs="Arial" w:eastAsia="Arial" w:hAnsi="Arial"/>
@@ -12731,7 +12731,7 @@
               <w:spacing w:after="10" w:before="0"/>
               <w:ind w:left="120"/>
             </w:pPr>
-            <w:hyperlink w:history="1" r:id="rId1fupirxiqtu8g6vywe95r">
+            <w:hyperlink w:history="1" r:id="rIdeywuhjqwzglfbfe2ahfip">
               <w:r>
                 <w:rPr>
                   <w:rFonts w:ascii="Arial" w:cs="Arial" w:eastAsia="Arial" w:hAnsi="Arial"/>
@@ -12776,7 +12776,7 @@
             <w:pPr>
               <w:spacing w:after="20" w:before="0"/>
             </w:pPr>
-            <w:hyperlink w:history="1" r:id="rId97omttumlbcxuevjdjnwp">
+            <w:hyperlink w:history="1" r:id="rIddz0wi3ujczl8h-scubshq">
               <w:r>
                 <w:rPr>
                   <w:rFonts w:ascii="Arial" w:cs="Arial" w:eastAsia="Arial" w:hAnsi="Arial"/>
@@ -12809,7 +12809,7 @@
               <w:spacing w:after="10" w:before="0"/>
               <w:ind w:left="120"/>
             </w:pPr>
-            <w:hyperlink w:history="1" r:id="rIdgjxhkzymmvedjh_ipxiqg">
+            <w:hyperlink w:history="1" r:id="rIdpufnu0isegyph5cwqposn">
               <w:r>
                 <w:rPr>
                   <w:rFonts w:ascii="Arial" w:cs="Arial" w:eastAsia="Arial" w:hAnsi="Arial"/>
@@ -14343,32 +14343,32 @@
         <w:tc>
           <w:tcPr>
             <w:tcW w:type="dxa" w:w="1520"/>
-            <w:shd w:fill="F2F2F2" w:color="auto" w:val="clear"/>
-            <w:tcMar>
-              <w:top w:type="dxa" w:w="60"/>
-              <w:left w:type="dxa" w:w="120"/>
-              <w:bottom w:type="dxa" w:w="60"/>
-              <w:right w:type="dxa" w:w="120"/>
-            </w:tcMar>
-            <w:vAlign w:val="top"/>
-          </w:tcPr>
-          <w:p>
-            <w:pPr>
-              <w:spacing w:after="40" w:before="0"/>
-              <w:jc w:val="left"/>
-            </w:pPr>
-            <w:r>
-              <w:rPr>
-                <w:rFonts w:ascii="Arial" w:cs="Arial" w:eastAsia="Arial" w:hAnsi="Arial"/>
-                <w:b/>
-                <w:bCs/>
-                <w:i w:val="false"/>
-                <w:iCs w:val="false"/>
-                <w:color w:val="000000"/>
-                <w:sz w:val="18"/>
-                <w:szCs w:val="18"/>
-              </w:rPr>
-              <w:t xml:space="preserve">Phase 1 — Predict</w:t>
+            <w:shd w:fill="EAD1F5" w:color="auto" w:val="clear"/>
+            <w:tcMar>
+              <w:top w:type="dxa" w:w="60"/>
+              <w:left w:type="dxa" w:w="120"/>
+              <w:bottom w:type="dxa" w:w="60"/>
+              <w:right w:type="dxa" w:w="120"/>
+            </w:tcMar>
+            <w:vAlign w:val="top"/>
+          </w:tcPr>
+          <w:p>
+            <w:pPr>
+              <w:spacing w:after="40" w:before="0"/>
+              <w:jc w:val="left"/>
+            </w:pPr>
+            <w:r>
+              <w:rPr>
+                <w:rFonts w:ascii="Arial" w:cs="Arial" w:eastAsia="Arial" w:hAnsi="Arial"/>
+                <w:b/>
+                <w:bCs/>
+                <w:i w:val="false"/>
+                <w:iCs w:val="false"/>
+                <w:color w:val="000000"/>
+                <w:sz w:val="18"/>
+                <w:szCs w:val="18"/>
+              </w:rPr>
+              <w:t xml:space="preserve">Predict Phase</w:t>
             </w:r>
           </w:p>
           <w:p>
@@ -14391,7 +14391,7 @@
             <w:pPr>
               <w:spacing w:after="20" w:before="0"/>
             </w:pPr>
-            <w:hyperlink w:history="1" r:id="rId2vo9s_lllgvxhobocqgu1">
+            <w:hyperlink w:history="1" r:id="rId3xerzjgxd0bj-tnvxkb-i">
               <w:r>
                 <w:rPr>
                   <w:rFonts w:ascii="Arial" w:cs="Arial" w:eastAsia="Arial" w:hAnsi="Arial"/>
@@ -14424,7 +14424,7 @@
               <w:spacing w:after="10" w:before="0"/>
               <w:ind w:left="120"/>
             </w:pPr>
-            <w:hyperlink w:history="1" r:id="rIdllexpyqzmqf-vdcei9ur6">
+            <w:hyperlink w:history="1" r:id="rIdmfvcun6s8h7f79opdo1tq">
               <w:r>
                 <w:rPr>
                   <w:rFonts w:ascii="Arial" w:cs="Arial" w:eastAsia="Arial" w:hAnsi="Arial"/>
@@ -14469,7 +14469,7 @@
             <w:pPr>
               <w:spacing w:after="20" w:before="0"/>
             </w:pPr>
-            <w:hyperlink w:history="1" r:id="rIdbu-wwe4tsoqdemjqfe7gz">
+            <w:hyperlink w:history="1" r:id="rId25sfbyf07unixlqfgrmnq">
               <w:r>
                 <w:rPr>
                   <w:rFonts w:ascii="Arial" w:cs="Arial" w:eastAsia="Arial" w:hAnsi="Arial"/>
@@ -14502,7 +14502,7 @@
               <w:spacing w:after="10" w:before="0"/>
               <w:ind w:left="120"/>
             </w:pPr>
-            <w:hyperlink w:history="1" r:id="rIdle610ucsdklmbig-j1r-j">
+            <w:hyperlink w:history="1" r:id="rIdaxpfl88cv57r4xf-gix0_">
               <w:r>
                 <w:rPr>
                   <w:rFonts w:ascii="Arial" w:cs="Arial" w:eastAsia="Arial" w:hAnsi="Arial"/>
@@ -14649,32 +14649,32 @@
         <w:tc>
           <w:tcPr>
             <w:tcW w:type="dxa" w:w="1520"/>
-            <w:shd w:fill="F2F2F2" w:color="auto" w:val="clear"/>
-            <w:tcMar>
-              <w:top w:type="dxa" w:w="60"/>
-              <w:left w:type="dxa" w:w="120"/>
-              <w:bottom w:type="dxa" w:w="60"/>
-              <w:right w:type="dxa" w:w="120"/>
-            </w:tcMar>
-            <w:vAlign w:val="top"/>
-          </w:tcPr>
-          <w:p>
-            <w:pPr>
-              <w:spacing w:after="40" w:before="0"/>
-              <w:jc w:val="left"/>
-            </w:pPr>
-            <w:r>
-              <w:rPr>
-                <w:rFonts w:ascii="Arial" w:cs="Arial" w:eastAsia="Arial" w:hAnsi="Arial"/>
-                <w:b/>
-                <w:bCs/>
-                <w:i w:val="false"/>
-                <w:iCs w:val="false"/>
-                <w:color w:val="000000"/>
-                <w:sz w:val="18"/>
-                <w:szCs w:val="18"/>
-              </w:rPr>
-              <w:t xml:space="preserve">Phase 2 — Observe</w:t>
+            <w:shd w:fill="D9EEF1" w:color="auto" w:val="clear"/>
+            <w:tcMar>
+              <w:top w:type="dxa" w:w="60"/>
+              <w:left w:type="dxa" w:w="120"/>
+              <w:bottom w:type="dxa" w:w="60"/>
+              <w:right w:type="dxa" w:w="120"/>
+            </w:tcMar>
+            <w:vAlign w:val="top"/>
+          </w:tcPr>
+          <w:p>
+            <w:pPr>
+              <w:spacing w:after="40" w:before="0"/>
+              <w:jc w:val="left"/>
+            </w:pPr>
+            <w:r>
+              <w:rPr>
+                <w:rFonts w:ascii="Arial" w:cs="Arial" w:eastAsia="Arial" w:hAnsi="Arial"/>
+                <w:b/>
+                <w:bCs/>
+                <w:i w:val="false"/>
+                <w:iCs w:val="false"/>
+                <w:color w:val="000000"/>
+                <w:sz w:val="18"/>
+                <w:szCs w:val="18"/>
+              </w:rPr>
+              <w:t xml:space="preserve">Observe Phase</w:t>
             </w:r>
           </w:p>
           <w:p>
@@ -14697,7 +14697,7 @@
             <w:pPr>
               <w:spacing w:after="20" w:before="0"/>
             </w:pPr>
-            <w:hyperlink w:history="1" r:id="rIdvu-_xogmp5ywzrmtgng7o">
+            <w:hyperlink w:history="1" r:id="rIdv-5fyjeh9t7r6znt4tztl">
               <w:r>
                 <w:rPr>
                   <w:rFonts w:ascii="Arial" w:cs="Arial" w:eastAsia="Arial" w:hAnsi="Arial"/>
@@ -14730,7 +14730,7 @@
               <w:spacing w:after="10" w:before="0"/>
               <w:ind w:left="120"/>
             </w:pPr>
-            <w:hyperlink w:history="1" r:id="rIddelt5gbegdhzx03ps5crf">
+            <w:hyperlink w:history="1" r:id="rIduppbu3bqyus0qfwvyekou">
               <w:r>
                 <w:rPr>
                   <w:rFonts w:ascii="Arial" w:cs="Arial" w:eastAsia="Arial" w:hAnsi="Arial"/>
@@ -14775,7 +14775,7 @@
             <w:pPr>
               <w:spacing w:after="20" w:before="0"/>
             </w:pPr>
-            <w:hyperlink w:history="1" r:id="rIdumw38au5igcksxqpcc-so">
+            <w:hyperlink w:history="1" r:id="rIdefxy8tpfzixi076j0nutu">
               <w:r>
                 <w:rPr>
                   <w:rFonts w:ascii="Arial" w:cs="Arial" w:eastAsia="Arial" w:hAnsi="Arial"/>
@@ -14808,7 +14808,7 @@
               <w:spacing w:after="10" w:before="0"/>
               <w:ind w:left="120"/>
             </w:pPr>
-            <w:hyperlink w:history="1" r:id="rIdxlpx5zdf1ti8cfoaqtkse">
+            <w:hyperlink w:history="1" r:id="rIdqfvbw_brm_utf_zot8txt">
               <w:r>
                 <w:rPr>
                   <w:rFonts w:ascii="Arial" w:cs="Arial" w:eastAsia="Arial" w:hAnsi="Arial"/>
@@ -14955,32 +14955,32 @@
         <w:tc>
           <w:tcPr>
             <w:tcW w:type="dxa" w:w="1520"/>
-            <w:shd w:fill="F2F2F2" w:color="auto" w:val="clear"/>
-            <w:tcMar>
-              <w:top w:type="dxa" w:w="60"/>
-              <w:left w:type="dxa" w:w="120"/>
-              <w:bottom w:type="dxa" w:w="60"/>
-              <w:right w:type="dxa" w:w="120"/>
-            </w:tcMar>
-            <w:vAlign w:val="top"/>
-          </w:tcPr>
-          <w:p>
-            <w:pPr>
-              <w:spacing w:after="40" w:before="0"/>
-              <w:jc w:val="left"/>
-            </w:pPr>
-            <w:r>
-              <w:rPr>
-                <w:rFonts w:ascii="Arial" w:cs="Arial" w:eastAsia="Arial" w:hAnsi="Arial"/>
-                <w:b/>
-                <w:bCs/>
-                <w:i w:val="false"/>
-                <w:iCs w:val="false"/>
-                <w:color w:val="000000"/>
-                <w:sz w:val="18"/>
-                <w:szCs w:val="18"/>
-              </w:rPr>
-              <w:t xml:space="preserve">Phase 3 — Explain</w:t>
+            <w:shd w:fill="E2EFDA" w:color="auto" w:val="clear"/>
+            <w:tcMar>
+              <w:top w:type="dxa" w:w="60"/>
+              <w:left w:type="dxa" w:w="120"/>
+              <w:bottom w:type="dxa" w:w="60"/>
+              <w:right w:type="dxa" w:w="120"/>
+            </w:tcMar>
+            <w:vAlign w:val="top"/>
+          </w:tcPr>
+          <w:p>
+            <w:pPr>
+              <w:spacing w:after="40" w:before="0"/>
+              <w:jc w:val="left"/>
+            </w:pPr>
+            <w:r>
+              <w:rPr>
+                <w:rFonts w:ascii="Arial" w:cs="Arial" w:eastAsia="Arial" w:hAnsi="Arial"/>
+                <w:b/>
+                <w:bCs/>
+                <w:i w:val="false"/>
+                <w:iCs w:val="false"/>
+                <w:color w:val="000000"/>
+                <w:sz w:val="18"/>
+                <w:szCs w:val="18"/>
+              </w:rPr>
+              <w:t xml:space="preserve">Explain Phase</w:t>
             </w:r>
           </w:p>
           <w:p>
@@ -15003,7 +15003,7 @@
             <w:pPr>
               <w:spacing w:after="20" w:before="0"/>
             </w:pPr>
-            <w:hyperlink w:history="1" r:id="rIdtnp18ghxyl3fsk0ptso_t">
+            <w:hyperlink w:history="1" r:id="rIdenhmm7scf5ebtlj4kxw2t">
               <w:r>
                 <w:rPr>
                   <w:rFonts w:ascii="Arial" w:cs="Arial" w:eastAsia="Arial" w:hAnsi="Arial"/>
@@ -15036,7 +15036,7 @@
               <w:spacing w:after="10" w:before="0"/>
               <w:ind w:left="120"/>
             </w:pPr>
-            <w:hyperlink w:history="1" r:id="rIdclg6esboehndzrwzkvocm">
+            <w:hyperlink w:history="1" r:id="rId17yjpdbjizapyzuv2hhmw">
               <w:r>
                 <w:rPr>
                   <w:rFonts w:ascii="Arial" w:cs="Arial" w:eastAsia="Arial" w:hAnsi="Arial"/>
@@ -15081,7 +15081,7 @@
             <w:pPr>
               <w:spacing w:after="20" w:before="0"/>
             </w:pPr>
-            <w:hyperlink w:history="1" r:id="rIdiq04xijy8wpkkyebl00ke">
+            <w:hyperlink w:history="1" r:id="rIdahqiqlf4x1xmwb4nn91lc">
               <w:r>
                 <w:rPr>
                   <w:rFonts w:ascii="Arial" w:cs="Arial" w:eastAsia="Arial" w:hAnsi="Arial"/>
@@ -15114,7 +15114,7 @@
               <w:spacing w:after="10" w:before="0"/>
               <w:ind w:left="120"/>
             </w:pPr>
-            <w:hyperlink w:history="1" r:id="rIdqbpfskb7yn0eqfuo-io74">
+            <w:hyperlink w:history="1" r:id="rIdyiah8vic4orkvo8tpwrha">
               <w:r>
                 <w:rPr>
                   <w:rFonts w:ascii="Arial" w:cs="Arial" w:eastAsia="Arial" w:hAnsi="Arial"/>
@@ -15261,32 +15261,32 @@
         <w:tc>
           <w:tcPr>
             <w:tcW w:type="dxa" w:w="1520"/>
-            <w:shd w:fill="F2F2F2" w:color="auto" w:val="clear"/>
-            <w:tcMar>
-              <w:top w:type="dxa" w:w="60"/>
-              <w:left w:type="dxa" w:w="120"/>
-              <w:bottom w:type="dxa" w:w="60"/>
-              <w:right w:type="dxa" w:w="120"/>
-            </w:tcMar>
-            <w:vAlign w:val="top"/>
-          </w:tcPr>
-          <w:p>
-            <w:pPr>
-              <w:spacing w:after="40" w:before="0"/>
-              <w:jc w:val="left"/>
-            </w:pPr>
-            <w:r>
-              <w:rPr>
-                <w:rFonts w:ascii="Arial" w:cs="Arial" w:eastAsia="Arial" w:hAnsi="Arial"/>
-                <w:b/>
-                <w:bCs/>
-                <w:i w:val="false"/>
-                <w:iCs w:val="false"/>
-                <w:color w:val="000000"/>
-                <w:sz w:val="18"/>
-                <w:szCs w:val="18"/>
-              </w:rPr>
-              <w:t xml:space="preserve">Phase 4 — Driving Question Board (DQB) Update</w:t>
+            <w:shd w:fill="FCE4D6" w:color="auto" w:val="clear"/>
+            <w:tcMar>
+              <w:top w:type="dxa" w:w="60"/>
+              <w:left w:type="dxa" w:w="120"/>
+              <w:bottom w:type="dxa" w:w="60"/>
+              <w:right w:type="dxa" w:w="120"/>
+            </w:tcMar>
+            <w:vAlign w:val="top"/>
+          </w:tcPr>
+          <w:p>
+            <w:pPr>
+              <w:spacing w:after="40" w:before="0"/>
+              <w:jc w:val="left"/>
+            </w:pPr>
+            <w:r>
+              <w:rPr>
+                <w:rFonts w:ascii="Arial" w:cs="Arial" w:eastAsia="Arial" w:hAnsi="Arial"/>
+                <w:b/>
+                <w:bCs/>
+                <w:i w:val="false"/>
+                <w:iCs w:val="false"/>
+                <w:color w:val="000000"/>
+                <w:sz w:val="18"/>
+                <w:szCs w:val="18"/>
+              </w:rPr>
+              <w:t xml:space="preserve">Driving Question Board (DQB) Creation</w:t>
             </w:r>
           </w:p>
           <w:p>
@@ -15309,7 +15309,7 @@
             <w:pPr>
               <w:spacing w:after="20" w:before="0"/>
             </w:pPr>
-            <w:hyperlink w:history="1" r:id="rIdqjbmrxxzwkxodqa8sz1h6">
+            <w:hyperlink w:history="1" r:id="rIdjrzx70lsvrbusj-yutvq0">
               <w:r>
                 <w:rPr>
                   <w:rFonts w:ascii="Arial" w:cs="Arial" w:eastAsia="Arial" w:hAnsi="Arial"/>
@@ -15342,7 +15342,7 @@
               <w:spacing w:after="10" w:before="0"/>
               <w:ind w:left="120"/>
             </w:pPr>
-            <w:hyperlink w:history="1" r:id="rIdf5cdtxk4ehdwczmlsvc1a">
+            <w:hyperlink w:history="1" r:id="rIddlsfiumtcyssx2lc0rgfo">
               <w:r>
                 <w:rPr>
                   <w:rFonts w:ascii="Arial" w:cs="Arial" w:eastAsia="Arial" w:hAnsi="Arial"/>
@@ -15387,7 +15387,7 @@
             <w:pPr>
               <w:spacing w:after="20" w:before="0"/>
             </w:pPr>
-            <w:hyperlink w:history="1" r:id="rIdtdjfmn_p3pzlpjacaq7rb">
+            <w:hyperlink w:history="1" r:id="rId_pqgtwjwoeuzlpcd5ymvw">
               <w:r>
                 <w:rPr>
                   <w:rFonts w:ascii="Arial" w:cs="Arial" w:eastAsia="Arial" w:hAnsi="Arial"/>
@@ -15420,7 +15420,7 @@
               <w:spacing w:after="10" w:before="0"/>
               <w:ind w:left="120"/>
             </w:pPr>
-            <w:hyperlink w:history="1" r:id="rIdjtnuvlq5n2-6xflwwanyo">
+            <w:hyperlink w:history="1" r:id="rIdo0ysirszfr0x2dkdi14vc">
               <w:r>
                 <w:rPr>
                   <w:rFonts w:ascii="Arial" w:cs="Arial" w:eastAsia="Arial" w:hAnsi="Arial"/>
@@ -15567,32 +15567,32 @@
         <w:tc>
           <w:tcPr>
             <w:tcW w:type="dxa" w:w="1520"/>
-            <w:shd w:fill="F2F2F2" w:color="auto" w:val="clear"/>
-            <w:tcMar>
-              <w:top w:type="dxa" w:w="60"/>
-              <w:left w:type="dxa" w:w="120"/>
-              <w:bottom w:type="dxa" w:w="60"/>
-              <w:right w:type="dxa" w:w="120"/>
-            </w:tcMar>
-            <w:vAlign w:val="top"/>
-          </w:tcPr>
-          <w:p>
-            <w:pPr>
-              <w:spacing w:after="40" w:before="0"/>
-              <w:jc w:val="left"/>
-            </w:pPr>
-            <w:r>
-              <w:rPr>
-                <w:rFonts w:ascii="Arial" w:cs="Arial" w:eastAsia="Arial" w:hAnsi="Arial"/>
-                <w:b/>
-                <w:bCs/>
-                <w:i w:val="false"/>
-                <w:iCs w:val="false"/>
-                <w:color w:val="000000"/>
-                <w:sz w:val="18"/>
-                <w:szCs w:val="18"/>
-              </w:rPr>
-              <w:t xml:space="preserve">Phase 5 — Model Building</w:t>
+            <w:shd w:fill="D5E8F0" w:color="auto" w:val="clear"/>
+            <w:tcMar>
+              <w:top w:type="dxa" w:w="60"/>
+              <w:left w:type="dxa" w:w="120"/>
+              <w:bottom w:type="dxa" w:w="60"/>
+              <w:right w:type="dxa" w:w="120"/>
+            </w:tcMar>
+            <w:vAlign w:val="top"/>
+          </w:tcPr>
+          <w:p>
+            <w:pPr>
+              <w:spacing w:after="40" w:before="0"/>
+              <w:jc w:val="left"/>
+            </w:pPr>
+            <w:r>
+              <w:rPr>
+                <w:rFonts w:ascii="Arial" w:cs="Arial" w:eastAsia="Arial" w:hAnsi="Arial"/>
+                <w:b/>
+                <w:bCs/>
+                <w:i w:val="false"/>
+                <w:iCs w:val="false"/>
+                <w:color w:val="000000"/>
+                <w:sz w:val="18"/>
+                <w:szCs w:val="18"/>
+              </w:rPr>
+              <w:t xml:space="preserve">Model Building Phase</w:t>
             </w:r>
           </w:p>
           <w:p>
@@ -15615,7 +15615,7 @@
             <w:pPr>
               <w:spacing w:after="20" w:before="0"/>
             </w:pPr>
-            <w:hyperlink w:history="1" r:id="rIdxmorhmxy_rwzvk45xby-u">
+            <w:hyperlink w:history="1" r:id="rId-cljmvm2ejt1ttsgclure">
               <w:r>
                 <w:rPr>
                   <w:rFonts w:ascii="Arial" w:cs="Arial" w:eastAsia="Arial" w:hAnsi="Arial"/>
@@ -15648,7 +15648,7 @@
               <w:spacing w:after="10" w:before="0"/>
               <w:ind w:left="120"/>
             </w:pPr>
-            <w:hyperlink w:history="1" r:id="rIdjzhoyrkqch4wjze-jciil">
+            <w:hyperlink w:history="1" r:id="rIdxsy1fsdzc11jwia2ju3m3">
               <w:r>
                 <w:rPr>
                   <w:rFonts w:ascii="Arial" w:cs="Arial" w:eastAsia="Arial" w:hAnsi="Arial"/>
@@ -15693,7 +15693,7 @@
             <w:pPr>
               <w:spacing w:after="20" w:before="0"/>
             </w:pPr>
-            <w:hyperlink w:history="1" r:id="rIdaks_7ptauhip5blvioosc">
+            <w:hyperlink w:history="1" r:id="rIdyags1ymwebkmu6eakhozb">
               <w:r>
                 <w:rPr>
                   <w:rFonts w:ascii="Arial" w:cs="Arial" w:eastAsia="Arial" w:hAnsi="Arial"/>
@@ -15726,7 +15726,7 @@
               <w:spacing w:after="10" w:before="0"/>
               <w:ind w:left="120"/>
             </w:pPr>
-            <w:hyperlink w:history="1" r:id="rIdfd0kr3tsi8s5zu9c9_ecx">
+            <w:hyperlink w:history="1" r:id="rId4pugty6e3w7xo0scsaorg">
               <w:r>
                 <w:rPr>
                   <w:rFonts w:ascii="Arial" w:cs="Arial" w:eastAsia="Arial" w:hAnsi="Arial"/>
@@ -17165,32 +17165,32 @@
         <w:tc>
           <w:tcPr>
             <w:tcW w:type="dxa" w:w="1520"/>
-            <w:shd w:fill="F2F2F2" w:color="auto" w:val="clear"/>
-            <w:tcMar>
-              <w:top w:type="dxa" w:w="60"/>
-              <w:left w:type="dxa" w:w="120"/>
-              <w:bottom w:type="dxa" w:w="60"/>
-              <w:right w:type="dxa" w:w="120"/>
-            </w:tcMar>
-            <w:vAlign w:val="top"/>
-          </w:tcPr>
-          <w:p>
-            <w:pPr>
-              <w:spacing w:after="40" w:before="0"/>
-              <w:jc w:val="left"/>
-            </w:pPr>
-            <w:r>
-              <w:rPr>
-                <w:rFonts w:ascii="Arial" w:cs="Arial" w:eastAsia="Arial" w:hAnsi="Arial"/>
-                <w:b/>
-                <w:bCs/>
-                <w:i w:val="false"/>
-                <w:iCs w:val="false"/>
-                <w:color w:val="000000"/>
-                <w:sz w:val="18"/>
-                <w:szCs w:val="18"/>
-              </w:rPr>
-              <w:t xml:space="preserve">Phase 1 — Predict (Prior Knowledge Activation &amp; Prediction)</w:t>
+            <w:shd w:fill="EAD1F5" w:color="auto" w:val="clear"/>
+            <w:tcMar>
+              <w:top w:type="dxa" w:w="60"/>
+              <w:left w:type="dxa" w:w="120"/>
+              <w:bottom w:type="dxa" w:w="60"/>
+              <w:right w:type="dxa" w:w="120"/>
+            </w:tcMar>
+            <w:vAlign w:val="top"/>
+          </w:tcPr>
+          <w:p>
+            <w:pPr>
+              <w:spacing w:after="40" w:before="0"/>
+              <w:jc w:val="left"/>
+            </w:pPr>
+            <w:r>
+              <w:rPr>
+                <w:rFonts w:ascii="Arial" w:cs="Arial" w:eastAsia="Arial" w:hAnsi="Arial"/>
+                <w:b/>
+                <w:bCs/>
+                <w:i w:val="false"/>
+                <w:iCs w:val="false"/>
+                <w:color w:val="000000"/>
+                <w:sz w:val="18"/>
+                <w:szCs w:val="18"/>
+              </w:rPr>
+              <w:t xml:space="preserve">Predict Phase</w:t>
             </w:r>
           </w:p>
           <w:p>
@@ -17213,7 +17213,7 @@
             <w:pPr>
               <w:spacing w:after="20" w:before="0"/>
             </w:pPr>
-            <w:hyperlink w:history="1" r:id="rIdggdhrk1k4sp3l-xlqvkjl">
+            <w:hyperlink w:history="1" r:id="rIdascaox7wurjhtt_ez9o6j">
               <w:r>
                 <w:rPr>
                   <w:rFonts w:ascii="Arial" w:cs="Arial" w:eastAsia="Arial" w:hAnsi="Arial"/>
@@ -17246,7 +17246,7 @@
               <w:spacing w:after="10" w:before="0"/>
               <w:ind w:left="120"/>
             </w:pPr>
-            <w:hyperlink w:history="1" r:id="rIdl_vxkrcydabthahgxegkw">
+            <w:hyperlink w:history="1" r:id="rIddp_zvmxt8jcc34tjqvl4_">
               <w:r>
                 <w:rPr>
                   <w:rFonts w:ascii="Arial" w:cs="Arial" w:eastAsia="Arial" w:hAnsi="Arial"/>
@@ -17291,7 +17291,7 @@
             <w:pPr>
               <w:spacing w:after="20" w:before="0"/>
             </w:pPr>
-            <w:hyperlink w:history="1" r:id="rIdemag4kfszgmkbng6howiy">
+            <w:hyperlink w:history="1" r:id="rIdko_5b1wrv2ffar4blygeo">
               <w:r>
                 <w:rPr>
                   <w:rFonts w:ascii="Arial" w:cs="Arial" w:eastAsia="Arial" w:hAnsi="Arial"/>
@@ -17324,7 +17324,7 @@
               <w:spacing w:after="10" w:before="0"/>
               <w:ind w:left="120"/>
             </w:pPr>
-            <w:hyperlink w:history="1" r:id="rIdz9rgz2dpbsrzzuuigtemf">
+            <w:hyperlink w:history="1" r:id="rId43ok1w_qdhdo-wumrqsfp">
               <w:r>
                 <w:rPr>
                   <w:rFonts w:ascii="Arial" w:cs="Arial" w:eastAsia="Arial" w:hAnsi="Arial"/>
@@ -17471,32 +17471,32 @@
         <w:tc>
           <w:tcPr>
             <w:tcW w:type="dxa" w:w="1520"/>
-            <w:shd w:fill="F2F2F2" w:color="auto" w:val="clear"/>
-            <w:tcMar>
-              <w:top w:type="dxa" w:w="60"/>
-              <w:left w:type="dxa" w:w="120"/>
-              <w:bottom w:type="dxa" w:w="60"/>
-              <w:right w:type="dxa" w:w="120"/>
-            </w:tcMar>
-            <w:vAlign w:val="top"/>
-          </w:tcPr>
-          <w:p>
-            <w:pPr>
-              <w:spacing w:after="40" w:before="0"/>
-              <w:jc w:val="left"/>
-            </w:pPr>
-            <w:r>
-              <w:rPr>
-                <w:rFonts w:ascii="Arial" w:cs="Arial" w:eastAsia="Arial" w:hAnsi="Arial"/>
-                <w:b/>
-                <w:bCs/>
-                <w:i w:val="false"/>
-                <w:iCs w:val="false"/>
-                <w:color w:val="000000"/>
-                <w:sz w:val="18"/>
-                <w:szCs w:val="18"/>
-              </w:rPr>
-              <w:t xml:space="preserve">Phase 2 — Observe (Expert-Group Research &amp; Poster/Slide Creation)</w:t>
+            <w:shd w:fill="D9EEF1" w:color="auto" w:val="clear"/>
+            <w:tcMar>
+              <w:top w:type="dxa" w:w="60"/>
+              <w:left w:type="dxa" w:w="120"/>
+              <w:bottom w:type="dxa" w:w="60"/>
+              <w:right w:type="dxa" w:w="120"/>
+            </w:tcMar>
+            <w:vAlign w:val="top"/>
+          </w:tcPr>
+          <w:p>
+            <w:pPr>
+              <w:spacing w:after="40" w:before="0"/>
+              <w:jc w:val="left"/>
+            </w:pPr>
+            <w:r>
+              <w:rPr>
+                <w:rFonts w:ascii="Arial" w:cs="Arial" w:eastAsia="Arial" w:hAnsi="Arial"/>
+                <w:b/>
+                <w:bCs/>
+                <w:i w:val="false"/>
+                <w:iCs w:val="false"/>
+                <w:color w:val="000000"/>
+                <w:sz w:val="18"/>
+                <w:szCs w:val="18"/>
+              </w:rPr>
+              <w:t xml:space="preserve">Observe Phase</w:t>
             </w:r>
           </w:p>
           <w:p>
@@ -17519,7 +17519,7 @@
             <w:pPr>
               <w:spacing w:after="20" w:before="0"/>
             </w:pPr>
-            <w:hyperlink w:history="1" r:id="rIdqv6nkzekk84hbysnmulxg">
+            <w:hyperlink w:history="1" r:id="rIdydaqxcmcrtvf1-ogwvcgh">
               <w:r>
                 <w:rPr>
                   <w:rFonts w:ascii="Arial" w:cs="Arial" w:eastAsia="Arial" w:hAnsi="Arial"/>
@@ -17552,7 +17552,7 @@
               <w:spacing w:after="10" w:before="0"/>
               <w:ind w:left="120"/>
             </w:pPr>
-            <w:hyperlink w:history="1" r:id="rIdeciq_7oeby3mn6iouiq2x">
+            <w:hyperlink w:history="1" r:id="rIdrltt0ypnhzav4ouzdomke">
               <w:r>
                 <w:rPr>
                   <w:rFonts w:ascii="Arial" w:cs="Arial" w:eastAsia="Arial" w:hAnsi="Arial"/>
@@ -17597,7 +17597,7 @@
             <w:pPr>
               <w:spacing w:after="20" w:before="0"/>
             </w:pPr>
-            <w:hyperlink w:history="1" r:id="rIdnzhu9x8sp1c6j4cri7nvc">
+            <w:hyperlink w:history="1" r:id="rIdmadu60xmaw7ssuc08w_9e">
               <w:r>
                 <w:rPr>
                   <w:rFonts w:ascii="Arial" w:cs="Arial" w:eastAsia="Arial" w:hAnsi="Arial"/>
@@ -17630,7 +17630,7 @@
               <w:spacing w:after="10" w:before="0"/>
               <w:ind w:left="120"/>
             </w:pPr>
-            <w:hyperlink w:history="1" r:id="rIdlx_ruhbupwjkn_3jauqqb">
+            <w:hyperlink w:history="1" r:id="rId2ntvdunbcd_utq7m9_xv3">
               <w:r>
                 <w:rPr>
                   <w:rFonts w:ascii="Arial" w:cs="Arial" w:eastAsia="Arial" w:hAnsi="Arial"/>
@@ -17777,32 +17777,32 @@
         <w:tc>
           <w:tcPr>
             <w:tcW w:type="dxa" w:w="1520"/>
-            <w:shd w:fill="F2F2F2" w:color="auto" w:val="clear"/>
-            <w:tcMar>
-              <w:top w:type="dxa" w:w="60"/>
-              <w:left w:type="dxa" w:w="120"/>
-              <w:bottom w:type="dxa" w:w="60"/>
-              <w:right w:type="dxa" w:w="120"/>
-            </w:tcMar>
-            <w:vAlign w:val="top"/>
-          </w:tcPr>
-          <w:p>
-            <w:pPr>
-              <w:spacing w:after="40" w:before="0"/>
-              <w:jc w:val="left"/>
-            </w:pPr>
-            <w:r>
-              <w:rPr>
-                <w:rFonts w:ascii="Arial" w:cs="Arial" w:eastAsia="Arial" w:hAnsi="Arial"/>
-                <w:b/>
-                <w:bCs/>
-                <w:i w:val="false"/>
-                <w:iCs w:val="false"/>
-                <w:color w:val="000000"/>
-                <w:sz w:val="18"/>
-                <w:szCs w:val="18"/>
-              </w:rPr>
-              <w:t xml:space="preserve">Phase 3 — Explain (Group Presentations &amp; Whole-Class Sensemaking Discussion)</w:t>
+            <w:shd w:fill="E2EFDA" w:color="auto" w:val="clear"/>
+            <w:tcMar>
+              <w:top w:type="dxa" w:w="60"/>
+              <w:left w:type="dxa" w:w="120"/>
+              <w:bottom w:type="dxa" w:w="60"/>
+              <w:right w:type="dxa" w:w="120"/>
+            </w:tcMar>
+            <w:vAlign w:val="top"/>
+          </w:tcPr>
+          <w:p>
+            <w:pPr>
+              <w:spacing w:after="40" w:before="0"/>
+              <w:jc w:val="left"/>
+            </w:pPr>
+            <w:r>
+              <w:rPr>
+                <w:rFonts w:ascii="Arial" w:cs="Arial" w:eastAsia="Arial" w:hAnsi="Arial"/>
+                <w:b/>
+                <w:bCs/>
+                <w:i w:val="false"/>
+                <w:iCs w:val="false"/>
+                <w:color w:val="000000"/>
+                <w:sz w:val="18"/>
+                <w:szCs w:val="18"/>
+              </w:rPr>
+              <w:t xml:space="preserve">Explain Phase</w:t>
             </w:r>
           </w:p>
           <w:p>
@@ -17825,7 +17825,7 @@
             <w:pPr>
               <w:spacing w:after="20" w:before="0"/>
             </w:pPr>
-            <w:hyperlink w:history="1" r:id="rIdrfphdjqzz7qooyku1yhy7">
+            <w:hyperlink w:history="1" r:id="rIdsbpcugvmg4qjtoypy6he2">
               <w:r>
                 <w:rPr>
                   <w:rFonts w:ascii="Arial" w:cs="Arial" w:eastAsia="Arial" w:hAnsi="Arial"/>
@@ -17858,7 +17858,7 @@
               <w:spacing w:after="10" w:before="0"/>
               <w:ind w:left="120"/>
             </w:pPr>
-            <w:hyperlink w:history="1" r:id="rIdi4m2pqa-qtdxjais8o8ei">
+            <w:hyperlink w:history="1" r:id="rIdeldtutizkhtwnvdprm6lx">
               <w:r>
                 <w:rPr>
                   <w:rFonts w:ascii="Arial" w:cs="Arial" w:eastAsia="Arial" w:hAnsi="Arial"/>
@@ -17903,7 +17903,7 @@
             <w:pPr>
               <w:spacing w:after="20" w:before="0"/>
             </w:pPr>
-            <w:hyperlink w:history="1" r:id="rIdnp_2j0lemscv9ib7pytyq">
+            <w:hyperlink w:history="1" r:id="rIdlmqqs3in6ekbmxzplle7_">
               <w:r>
                 <w:rPr>
                   <w:rFonts w:ascii="Arial" w:cs="Arial" w:eastAsia="Arial" w:hAnsi="Arial"/>
@@ -17936,7 +17936,7 @@
               <w:spacing w:after="10" w:before="0"/>
               <w:ind w:left="120"/>
             </w:pPr>
-            <w:hyperlink w:history="1" r:id="rIddvmypglyvjxig8xm46sah">
+            <w:hyperlink w:history="1" r:id="rIducz0tcsnt1yus6lohx3rv">
               <w:r>
                 <w:rPr>
                   <w:rFonts w:ascii="Arial" w:cs="Arial" w:eastAsia="Arial" w:hAnsi="Arial"/>
@@ -18083,32 +18083,32 @@
         <w:tc>
           <w:tcPr>
             <w:tcW w:type="dxa" w:w="1520"/>
-            <w:shd w:fill="F2F2F2" w:color="auto" w:val="clear"/>
-            <w:tcMar>
-              <w:top w:type="dxa" w:w="60"/>
-              <w:left w:type="dxa" w:w="120"/>
-              <w:bottom w:type="dxa" w:w="60"/>
-              <w:right w:type="dxa" w:w="120"/>
-            </w:tcMar>
-            <w:vAlign w:val="top"/>
-          </w:tcPr>
-          <w:p>
-            <w:pPr>
-              <w:spacing w:after="40" w:before="0"/>
-              <w:jc w:val="left"/>
-            </w:pPr>
-            <w:r>
-              <w:rPr>
-                <w:rFonts w:ascii="Arial" w:cs="Arial" w:eastAsia="Arial" w:hAnsi="Arial"/>
-                <w:b/>
-                <w:bCs/>
-                <w:i w:val="false"/>
-                <w:iCs w:val="false"/>
-                <w:color w:val="000000"/>
-                <w:sz w:val="18"/>
-                <w:szCs w:val="18"/>
-              </w:rPr>
-              <w:t xml:space="preserve">Phase 4 — Driving Question Board (DQB) Update</w:t>
+            <w:shd w:fill="FCE4D6" w:color="auto" w:val="clear"/>
+            <w:tcMar>
+              <w:top w:type="dxa" w:w="60"/>
+              <w:left w:type="dxa" w:w="120"/>
+              <w:bottom w:type="dxa" w:w="60"/>
+              <w:right w:type="dxa" w:w="120"/>
+            </w:tcMar>
+            <w:vAlign w:val="top"/>
+          </w:tcPr>
+          <w:p>
+            <w:pPr>
+              <w:spacing w:after="40" w:before="0"/>
+              <w:jc w:val="left"/>
+            </w:pPr>
+            <w:r>
+              <w:rPr>
+                <w:rFonts w:ascii="Arial" w:cs="Arial" w:eastAsia="Arial" w:hAnsi="Arial"/>
+                <w:b/>
+                <w:bCs/>
+                <w:i w:val="false"/>
+                <w:iCs w:val="false"/>
+                <w:color w:val="000000"/>
+                <w:sz w:val="18"/>
+                <w:szCs w:val="18"/>
+              </w:rPr>
+              <w:t xml:space="preserve">Driving Question Board (DQB) Creation</w:t>
             </w:r>
           </w:p>
           <w:p>
@@ -18131,7 +18131,7 @@
             <w:pPr>
               <w:spacing w:after="20" w:before="0"/>
             </w:pPr>
-            <w:hyperlink w:history="1" r:id="rIdi6igrotdmuis-gscwejug">
+            <w:hyperlink w:history="1" r:id="rIdflpmz7m2u-h5kjrl5zv0u">
               <w:r>
                 <w:rPr>
                   <w:rFonts w:ascii="Arial" w:cs="Arial" w:eastAsia="Arial" w:hAnsi="Arial"/>
@@ -18164,7 +18164,7 @@
               <w:spacing w:after="10" w:before="0"/>
               <w:ind w:left="120"/>
             </w:pPr>
-            <w:hyperlink w:history="1" r:id="rId_u4m5pr6bokbwwwggfniq">
+            <w:hyperlink w:history="1" r:id="rIdgz5a0g8rvw2fw1nmqtysj">
               <w:r>
                 <w:rPr>
                   <w:rFonts w:ascii="Arial" w:cs="Arial" w:eastAsia="Arial" w:hAnsi="Arial"/>
@@ -18209,7 +18209,7 @@
             <w:pPr>
               <w:spacing w:after="20" w:before="0"/>
             </w:pPr>
-            <w:hyperlink w:history="1" r:id="rIdhok7sb4cr8-c7iikuvmq4">
+            <w:hyperlink w:history="1" r:id="rIdojo_lzu2zfk0s-ib2ukky">
               <w:r>
                 <w:rPr>
                   <w:rFonts w:ascii="Arial" w:cs="Arial" w:eastAsia="Arial" w:hAnsi="Arial"/>
@@ -18242,7 +18242,7 @@
               <w:spacing w:after="10" w:before="0"/>
               <w:ind w:left="120"/>
             </w:pPr>
-            <w:hyperlink w:history="1" r:id="rIdzpvrqmzvzl_aqido5u686">
+            <w:hyperlink w:history="1" r:id="rIdygbptmzaufx1eqn8jdbqm">
               <w:r>
                 <w:rPr>
                   <w:rFonts w:ascii="Arial" w:cs="Arial" w:eastAsia="Arial" w:hAnsi="Arial"/>
@@ -18389,32 +18389,32 @@
         <w:tc>
           <w:tcPr>
             <w:tcW w:type="dxa" w:w="1520"/>
-            <w:shd w:fill="F2F2F2" w:color="auto" w:val="clear"/>
-            <w:tcMar>
-              <w:top w:type="dxa" w:w="60"/>
-              <w:left w:type="dxa" w:w="120"/>
-              <w:bottom w:type="dxa" w:w="60"/>
-              <w:right w:type="dxa" w:w="120"/>
-            </w:tcMar>
-            <w:vAlign w:val="top"/>
-          </w:tcPr>
-          <w:p>
-            <w:pPr>
-              <w:spacing w:after="40" w:before="0"/>
-              <w:jc w:val="left"/>
-            </w:pPr>
-            <w:r>
-              <w:rPr>
-                <w:rFonts w:ascii="Arial" w:cs="Arial" w:eastAsia="Arial" w:hAnsi="Arial"/>
-                <w:b/>
-                <w:bCs/>
-                <w:i w:val="false"/>
-                <w:iCs w:val="false"/>
-                <w:color w:val="000000"/>
-                <w:sz w:val="18"/>
-                <w:szCs w:val="18"/>
-              </w:rPr>
-              <w:t xml:space="preserve">Phase 5 — Model Building (Cumulative Model Revision)</w:t>
+            <w:shd w:fill="D5E8F0" w:color="auto" w:val="clear"/>
+            <w:tcMar>
+              <w:top w:type="dxa" w:w="60"/>
+              <w:left w:type="dxa" w:w="120"/>
+              <w:bottom w:type="dxa" w:w="60"/>
+              <w:right w:type="dxa" w:w="120"/>
+            </w:tcMar>
+            <w:vAlign w:val="top"/>
+          </w:tcPr>
+          <w:p>
+            <w:pPr>
+              <w:spacing w:after="40" w:before="0"/>
+              <w:jc w:val="left"/>
+            </w:pPr>
+            <w:r>
+              <w:rPr>
+                <w:rFonts w:ascii="Arial" w:cs="Arial" w:eastAsia="Arial" w:hAnsi="Arial"/>
+                <w:b/>
+                <w:bCs/>
+                <w:i w:val="false"/>
+                <w:iCs w:val="false"/>
+                <w:color w:val="000000"/>
+                <w:sz w:val="18"/>
+                <w:szCs w:val="18"/>
+              </w:rPr>
+              <w:t xml:space="preserve">Model Building Phase</w:t>
             </w:r>
           </w:p>
           <w:p>
@@ -18437,7 +18437,7 @@
             <w:pPr>
               <w:spacing w:after="20" w:before="0"/>
             </w:pPr>
-            <w:hyperlink w:history="1" r:id="rIdzhreqip7jr5myjfxalzuu">
+            <w:hyperlink w:history="1" r:id="rIdxjb7fudqocid_r2p9sgy2">
               <w:r>
                 <w:rPr>
                   <w:rFonts w:ascii="Arial" w:cs="Arial" w:eastAsia="Arial" w:hAnsi="Arial"/>
@@ -18470,7 +18470,7 @@
               <w:spacing w:after="10" w:before="0"/>
               <w:ind w:left="120"/>
             </w:pPr>
-            <w:hyperlink w:history="1" r:id="rIdquxoc0zkgegituw8phomo">
+            <w:hyperlink w:history="1" r:id="rIdhmwntjtnqeqxmovatbote">
               <w:r>
                 <w:rPr>
                   <w:rFonts w:ascii="Arial" w:cs="Arial" w:eastAsia="Arial" w:hAnsi="Arial"/>
@@ -18515,7 +18515,7 @@
             <w:pPr>
               <w:spacing w:after="20" w:before="0"/>
             </w:pPr>
-            <w:hyperlink w:history="1" r:id="rIdha2_yabsaeptjqbdgugy0">
+            <w:hyperlink w:history="1" r:id="rId6dvawdufltkn2wipcoluo">
               <w:r>
                 <w:rPr>
                   <w:rFonts w:ascii="Arial" w:cs="Arial" w:eastAsia="Arial" w:hAnsi="Arial"/>
@@ -18548,7 +18548,7 @@
               <w:spacing w:after="10" w:before="0"/>
               <w:ind w:left="120"/>
             </w:pPr>
-            <w:hyperlink w:history="1" r:id="rId5eelyvw5itwzmqcqzd_fk">
+            <w:hyperlink w:history="1" r:id="rIdmj-tyo1ky4a2-7m8ssjrb">
               <w:r>
                 <w:rPr>
                   <w:rFonts w:ascii="Arial" w:cs="Arial" w:eastAsia="Arial" w:hAnsi="Arial"/>
@@ -20082,32 +20082,32 @@
         <w:tc>
           <w:tcPr>
             <w:tcW w:type="dxa" w:w="1520"/>
-            <w:shd w:fill="F2F2F2" w:color="auto" w:val="clear"/>
-            <w:tcMar>
-              <w:top w:type="dxa" w:w="60"/>
-              <w:left w:type="dxa" w:w="120"/>
-              <w:bottom w:type="dxa" w:w="60"/>
-              <w:right w:type="dxa" w:w="120"/>
-            </w:tcMar>
-            <w:vAlign w:val="top"/>
-          </w:tcPr>
-          <w:p>
-            <w:pPr>
-              <w:spacing w:after="40" w:before="0"/>
-              <w:jc w:val="left"/>
-            </w:pPr>
-            <w:r>
-              <w:rPr>
-                <w:rFonts w:ascii="Arial" w:cs="Arial" w:eastAsia="Arial" w:hAnsi="Arial"/>
-                <w:b/>
-                <w:bCs/>
-                <w:i w:val="false"/>
-                <w:iCs w:val="false"/>
-                <w:color w:val="000000"/>
-                <w:sz w:val="18"/>
-                <w:szCs w:val="18"/>
-              </w:rPr>
-              <w:t xml:space="preserve">Phase 1 — Predict (10 minutes)</w:t>
+            <w:shd w:fill="EAD1F5" w:color="auto" w:val="clear"/>
+            <w:tcMar>
+              <w:top w:type="dxa" w:w="60"/>
+              <w:left w:type="dxa" w:w="120"/>
+              <w:bottom w:type="dxa" w:w="60"/>
+              <w:right w:type="dxa" w:w="120"/>
+            </w:tcMar>
+            <w:vAlign w:val="top"/>
+          </w:tcPr>
+          <w:p>
+            <w:pPr>
+              <w:spacing w:after="40" w:before="0"/>
+              <w:jc w:val="left"/>
+            </w:pPr>
+            <w:r>
+              <w:rPr>
+                <w:rFonts w:ascii="Arial" w:cs="Arial" w:eastAsia="Arial" w:hAnsi="Arial"/>
+                <w:b/>
+                <w:bCs/>
+                <w:i w:val="false"/>
+                <w:iCs w:val="false"/>
+                <w:color w:val="000000"/>
+                <w:sz w:val="18"/>
+                <w:szCs w:val="18"/>
+              </w:rPr>
+              <w:t xml:space="preserve">Predict Phase</w:t>
             </w:r>
           </w:p>
           <w:p>
@@ -20130,7 +20130,7 @@
             <w:pPr>
               <w:spacing w:after="20" w:before="0"/>
             </w:pPr>
-            <w:hyperlink w:history="1" r:id="rId_dq2pbazmguca6sbrbcb9">
+            <w:hyperlink w:history="1" r:id="rIdyqrbhftqfuh7kr2tdcwzy">
               <w:r>
                 <w:rPr>
                   <w:rFonts w:ascii="Arial" w:cs="Arial" w:eastAsia="Arial" w:hAnsi="Arial"/>
@@ -20163,7 +20163,7 @@
               <w:spacing w:after="10" w:before="0"/>
               <w:ind w:left="120"/>
             </w:pPr>
-            <w:hyperlink w:history="1" r:id="rIddtpqyrn277x9eeuzrvat3">
+            <w:hyperlink w:history="1" r:id="rIddme1ruzoh6bdf4lgump0h">
               <w:r>
                 <w:rPr>
                   <w:rFonts w:ascii="Arial" w:cs="Arial" w:eastAsia="Arial" w:hAnsi="Arial"/>
@@ -20208,7 +20208,7 @@
             <w:pPr>
               <w:spacing w:after="20" w:before="0"/>
             </w:pPr>
-            <w:hyperlink w:history="1" r:id="rIdoaecbkbpgjbott9xtwixd">
+            <w:hyperlink w:history="1" r:id="rIddq5nifd_2sf7p2a2c_cz3">
               <w:r>
                 <w:rPr>
                   <w:rFonts w:ascii="Arial" w:cs="Arial" w:eastAsia="Arial" w:hAnsi="Arial"/>
@@ -20241,7 +20241,7 @@
               <w:spacing w:after="10" w:before="0"/>
               <w:ind w:left="120"/>
             </w:pPr>
-            <w:hyperlink w:history="1" r:id="rIdk3fqa96orxgidtvk9sauv">
+            <w:hyperlink w:history="1" r:id="rId4knjgbuc-4rnjpgtcsexc">
               <w:r>
                 <w:rPr>
                   <w:rFonts w:ascii="Arial" w:cs="Arial" w:eastAsia="Arial" w:hAnsi="Arial"/>
@@ -20388,32 +20388,32 @@
         <w:tc>
           <w:tcPr>
             <w:tcW w:type="dxa" w:w="1520"/>
-            <w:shd w:fill="F2F2F2" w:color="auto" w:val="clear"/>
-            <w:tcMar>
-              <w:top w:type="dxa" w:w="60"/>
-              <w:left w:type="dxa" w:w="120"/>
-              <w:bottom w:type="dxa" w:w="60"/>
-              <w:right w:type="dxa" w:w="120"/>
-            </w:tcMar>
-            <w:vAlign w:val="top"/>
-          </w:tcPr>
-          <w:p>
-            <w:pPr>
-              <w:spacing w:after="40" w:before="0"/>
-              <w:jc w:val="left"/>
-            </w:pPr>
-            <w:r>
-              <w:rPr>
-                <w:rFonts w:ascii="Arial" w:cs="Arial" w:eastAsia="Arial" w:hAnsi="Arial"/>
-                <w:b/>
-                <w:bCs/>
-                <w:i w:val="false"/>
-                <w:iCs w:val="false"/>
-                <w:color w:val="000000"/>
-                <w:sz w:val="18"/>
-                <w:szCs w:val="18"/>
-              </w:rPr>
-              <w:t xml:space="preserve">Phase 2 — Observe / Research (25 minutes)</w:t>
+            <w:shd w:fill="D9EEF1" w:color="auto" w:val="clear"/>
+            <w:tcMar>
+              <w:top w:type="dxa" w:w="60"/>
+              <w:left w:type="dxa" w:w="120"/>
+              <w:bottom w:type="dxa" w:w="60"/>
+              <w:right w:type="dxa" w:w="120"/>
+            </w:tcMar>
+            <w:vAlign w:val="top"/>
+          </w:tcPr>
+          <w:p>
+            <w:pPr>
+              <w:spacing w:after="40" w:before="0"/>
+              <w:jc w:val="left"/>
+            </w:pPr>
+            <w:r>
+              <w:rPr>
+                <w:rFonts w:ascii="Arial" w:cs="Arial" w:eastAsia="Arial" w:hAnsi="Arial"/>
+                <w:b/>
+                <w:bCs/>
+                <w:i w:val="false"/>
+                <w:iCs w:val="false"/>
+                <w:color w:val="000000"/>
+                <w:sz w:val="18"/>
+                <w:szCs w:val="18"/>
+              </w:rPr>
+              <w:t xml:space="preserve">Observe Phase</w:t>
             </w:r>
           </w:p>
           <w:p>
@@ -20436,7 +20436,7 @@
             <w:pPr>
               <w:spacing w:after="20" w:before="0"/>
             </w:pPr>
-            <w:hyperlink w:history="1" r:id="rIdwfdfs1lxchqnyfrpefisi">
+            <w:hyperlink w:history="1" r:id="rIdpab3p8uw78yfpnbaoibdz">
               <w:r>
                 <w:rPr>
                   <w:rFonts w:ascii="Arial" w:cs="Arial" w:eastAsia="Arial" w:hAnsi="Arial"/>
@@ -20469,7 +20469,7 @@
               <w:spacing w:after="10" w:before="0"/>
               <w:ind w:left="120"/>
             </w:pPr>
-            <w:hyperlink w:history="1" r:id="rId-pfmhbc9cu9_-sr4pjb3m">
+            <w:hyperlink w:history="1" r:id="rIdyt0etbjvfe8ur4ls0x03d">
               <w:r>
                 <w:rPr>
                   <w:rFonts w:ascii="Arial" w:cs="Arial" w:eastAsia="Arial" w:hAnsi="Arial"/>
@@ -20514,7 +20514,7 @@
             <w:pPr>
               <w:spacing w:after="20" w:before="0"/>
             </w:pPr>
-            <w:hyperlink w:history="1" r:id="rIdm0lnfjfj2sevuvuzvm7mh">
+            <w:hyperlink w:history="1" r:id="rIdwchzym8qlblb1u-if8ipb">
               <w:r>
                 <w:rPr>
                   <w:rFonts w:ascii="Arial" w:cs="Arial" w:eastAsia="Arial" w:hAnsi="Arial"/>
@@ -20547,7 +20547,7 @@
               <w:spacing w:after="10" w:before="0"/>
               <w:ind w:left="120"/>
             </w:pPr>
-            <w:hyperlink w:history="1" r:id="rIdcedxhw9klsfo1mnjx5ejz">
+            <w:hyperlink w:history="1" r:id="rIdbq96uhwwy8xrp-_8wmlid">
               <w:r>
                 <w:rPr>
                   <w:rFonts w:ascii="Arial" w:cs="Arial" w:eastAsia="Arial" w:hAnsi="Arial"/>
@@ -20694,32 +20694,32 @@
         <w:tc>
           <w:tcPr>
             <w:tcW w:type="dxa" w:w="1520"/>
-            <w:shd w:fill="F2F2F2" w:color="auto" w:val="clear"/>
-            <w:tcMar>
-              <w:top w:type="dxa" w:w="60"/>
-              <w:left w:type="dxa" w:w="120"/>
-              <w:bottom w:type="dxa" w:w="60"/>
-              <w:right w:type="dxa" w:w="120"/>
-            </w:tcMar>
-            <w:vAlign w:val="top"/>
-          </w:tcPr>
-          <w:p>
-            <w:pPr>
-              <w:spacing w:after="40" w:before="0"/>
-              <w:jc w:val="left"/>
-            </w:pPr>
-            <w:r>
-              <w:rPr>
-                <w:rFonts w:ascii="Arial" w:cs="Arial" w:eastAsia="Arial" w:hAnsi="Arial"/>
-                <w:b/>
-                <w:bCs/>
-                <w:i w:val="false"/>
-                <w:iCs w:val="false"/>
-                <w:color w:val="000000"/>
-                <w:sz w:val="18"/>
-                <w:szCs w:val="18"/>
-              </w:rPr>
-              <w:t xml:space="preserve">Phase 3 — Explain (20 minutes)</w:t>
+            <w:shd w:fill="E2EFDA" w:color="auto" w:val="clear"/>
+            <w:tcMar>
+              <w:top w:type="dxa" w:w="60"/>
+              <w:left w:type="dxa" w:w="120"/>
+              <w:bottom w:type="dxa" w:w="60"/>
+              <w:right w:type="dxa" w:w="120"/>
+            </w:tcMar>
+            <w:vAlign w:val="top"/>
+          </w:tcPr>
+          <w:p>
+            <w:pPr>
+              <w:spacing w:after="40" w:before="0"/>
+              <w:jc w:val="left"/>
+            </w:pPr>
+            <w:r>
+              <w:rPr>
+                <w:rFonts w:ascii="Arial" w:cs="Arial" w:eastAsia="Arial" w:hAnsi="Arial"/>
+                <w:b/>
+                <w:bCs/>
+                <w:i w:val="false"/>
+                <w:iCs w:val="false"/>
+                <w:color w:val="000000"/>
+                <w:sz w:val="18"/>
+                <w:szCs w:val="18"/>
+              </w:rPr>
+              <w:t xml:space="preserve">Explain Phase</w:t>
             </w:r>
           </w:p>
           <w:p>
@@ -20742,7 +20742,7 @@
             <w:pPr>
               <w:spacing w:after="20" w:before="0"/>
             </w:pPr>
-            <w:hyperlink w:history="1" r:id="rIdf9gn0fwmf4zfxo7zcmqpd">
+            <w:hyperlink w:history="1" r:id="rIdht488yuftlwxdpbbdfrfh">
               <w:r>
                 <w:rPr>
                   <w:rFonts w:ascii="Arial" w:cs="Arial" w:eastAsia="Arial" w:hAnsi="Arial"/>
@@ -20775,7 +20775,7 @@
               <w:spacing w:after="10" w:before="0"/>
               <w:ind w:left="120"/>
             </w:pPr>
-            <w:hyperlink w:history="1" r:id="rIdpst43rsihjauohnz86qyp">
+            <w:hyperlink w:history="1" r:id="rIdordthit5tcxe2wixih_p4">
               <w:r>
                 <w:rPr>
                   <w:rFonts w:ascii="Arial" w:cs="Arial" w:eastAsia="Arial" w:hAnsi="Arial"/>
@@ -20820,7 +20820,7 @@
             <w:pPr>
               <w:spacing w:after="20" w:before="0"/>
             </w:pPr>
-            <w:hyperlink w:history="1" r:id="rIdx4afcfu0jbdqlm5brzxaa">
+            <w:hyperlink w:history="1" r:id="rId6clm2vbngr79uj9brhbcx">
               <w:r>
                 <w:rPr>
                   <w:rFonts w:ascii="Arial" w:cs="Arial" w:eastAsia="Arial" w:hAnsi="Arial"/>
@@ -20853,7 +20853,7 @@
               <w:spacing w:after="10" w:before="0"/>
               <w:ind w:left="120"/>
             </w:pPr>
-            <w:hyperlink w:history="1" r:id="rIdm17q5cww6j0qdtw6dhn5p">
+            <w:hyperlink w:history="1" r:id="rIdhmoebuj1og5aubeihfdmp">
               <w:r>
                 <w:rPr>
                   <w:rFonts w:ascii="Arial" w:cs="Arial" w:eastAsia="Arial" w:hAnsi="Arial"/>
@@ -21000,32 +21000,32 @@
         <w:tc>
           <w:tcPr>
             <w:tcW w:type="dxa" w:w="1520"/>
-            <w:shd w:fill="F2F2F2" w:color="auto" w:val="clear"/>
-            <w:tcMar>
-              <w:top w:type="dxa" w:w="60"/>
-              <w:left w:type="dxa" w:w="120"/>
-              <w:bottom w:type="dxa" w:w="60"/>
-              <w:right w:type="dxa" w:w="120"/>
-            </w:tcMar>
-            <w:vAlign w:val="top"/>
-          </w:tcPr>
-          <w:p>
-            <w:pPr>
-              <w:spacing w:after="40" w:before="0"/>
-              <w:jc w:val="left"/>
-            </w:pPr>
-            <w:r>
-              <w:rPr>
-                <w:rFonts w:ascii="Arial" w:cs="Arial" w:eastAsia="Arial" w:hAnsi="Arial"/>
-                <w:b/>
-                <w:bCs/>
-                <w:i w:val="false"/>
-                <w:iCs w:val="false"/>
-                <w:color w:val="000000"/>
-                <w:sz w:val="18"/>
-                <w:szCs w:val="18"/>
-              </w:rPr>
-              <w:t xml:space="preserve">Phase 4 — Driving Question Board Update (10 minutes)</w:t>
+            <w:shd w:fill="FCE4D6" w:color="auto" w:val="clear"/>
+            <w:tcMar>
+              <w:top w:type="dxa" w:w="60"/>
+              <w:left w:type="dxa" w:w="120"/>
+              <w:bottom w:type="dxa" w:w="60"/>
+              <w:right w:type="dxa" w:w="120"/>
+            </w:tcMar>
+            <w:vAlign w:val="top"/>
+          </w:tcPr>
+          <w:p>
+            <w:pPr>
+              <w:spacing w:after="40" w:before="0"/>
+              <w:jc w:val="left"/>
+            </w:pPr>
+            <w:r>
+              <w:rPr>
+                <w:rFonts w:ascii="Arial" w:cs="Arial" w:eastAsia="Arial" w:hAnsi="Arial"/>
+                <w:b/>
+                <w:bCs/>
+                <w:i w:val="false"/>
+                <w:iCs w:val="false"/>
+                <w:color w:val="000000"/>
+                <w:sz w:val="18"/>
+                <w:szCs w:val="18"/>
+              </w:rPr>
+              <w:t xml:space="preserve">Driving Question Board (DQB) Creation</w:t>
             </w:r>
           </w:p>
           <w:p>
@@ -21048,7 +21048,7 @@
             <w:pPr>
               <w:spacing w:after="20" w:before="0"/>
             </w:pPr>
-            <w:hyperlink w:history="1" r:id="rIdhrtqvoocvtbs9s2khusfe">
+            <w:hyperlink w:history="1" r:id="rId1uvusiyez-tvhokc2pnh3">
               <w:r>
                 <w:rPr>
                   <w:rFonts w:ascii="Arial" w:cs="Arial" w:eastAsia="Arial" w:hAnsi="Arial"/>
@@ -21081,7 +21081,7 @@
               <w:spacing w:after="10" w:before="0"/>
               <w:ind w:left="120"/>
             </w:pPr>
-            <w:hyperlink w:history="1" r:id="rIdbfcfsqhcijaxiy1zi80xw">
+            <w:hyperlink w:history="1" r:id="rIdbcegut3gj4wsduvsnqloz">
               <w:r>
                 <w:rPr>
                   <w:rFonts w:ascii="Arial" w:cs="Arial" w:eastAsia="Arial" w:hAnsi="Arial"/>
@@ -21126,7 +21126,7 @@
             <w:pPr>
               <w:spacing w:after="20" w:before="0"/>
             </w:pPr>
-            <w:hyperlink w:history="1" r:id="rIdus3g0v-_m6dxwhhd97kkv">
+            <w:hyperlink w:history="1" r:id="rIdu7mzf9v3o_sxezafklquy">
               <w:r>
                 <w:rPr>
                   <w:rFonts w:ascii="Arial" w:cs="Arial" w:eastAsia="Arial" w:hAnsi="Arial"/>
@@ -21159,7 +21159,7 @@
               <w:spacing w:after="10" w:before="0"/>
               <w:ind w:left="120"/>
             </w:pPr>
-            <w:hyperlink w:history="1" r:id="rId8bt6tgzqhtcbv9sqxxfmg">
+            <w:hyperlink w:history="1" r:id="rIdhzqxnxga8fcmrsmokjqvm">
               <w:r>
                 <w:rPr>
                   <w:rFonts w:ascii="Arial" w:cs="Arial" w:eastAsia="Arial" w:hAnsi="Arial"/>
@@ -21306,32 +21306,32 @@
         <w:tc>
           <w:tcPr>
             <w:tcW w:type="dxa" w:w="1520"/>
-            <w:shd w:fill="F2F2F2" w:color="auto" w:val="clear"/>
-            <w:tcMar>
-              <w:top w:type="dxa" w:w="60"/>
-              <w:left w:type="dxa" w:w="120"/>
-              <w:bottom w:type="dxa" w:w="60"/>
-              <w:right w:type="dxa" w:w="120"/>
-            </w:tcMar>
-            <w:vAlign w:val="top"/>
-          </w:tcPr>
-          <w:p>
-            <w:pPr>
-              <w:spacing w:after="40" w:before="0"/>
-              <w:jc w:val="left"/>
-            </w:pPr>
-            <w:r>
-              <w:rPr>
-                <w:rFonts w:ascii="Arial" w:cs="Arial" w:eastAsia="Arial" w:hAnsi="Arial"/>
-                <w:b/>
-                <w:bCs/>
-                <w:i w:val="false"/>
-                <w:iCs w:val="false"/>
-                <w:color w:val="000000"/>
-                <w:sz w:val="18"/>
-                <w:szCs w:val="18"/>
-              </w:rPr>
-              <w:t xml:space="preserve">Phase 5 — Model Building (15 minutes)</w:t>
+            <w:shd w:fill="D5E8F0" w:color="auto" w:val="clear"/>
+            <w:tcMar>
+              <w:top w:type="dxa" w:w="60"/>
+              <w:left w:type="dxa" w:w="120"/>
+              <w:bottom w:type="dxa" w:w="60"/>
+              <w:right w:type="dxa" w:w="120"/>
+            </w:tcMar>
+            <w:vAlign w:val="top"/>
+          </w:tcPr>
+          <w:p>
+            <w:pPr>
+              <w:spacing w:after="40" w:before="0"/>
+              <w:jc w:val="left"/>
+            </w:pPr>
+            <w:r>
+              <w:rPr>
+                <w:rFonts w:ascii="Arial" w:cs="Arial" w:eastAsia="Arial" w:hAnsi="Arial"/>
+                <w:b/>
+                <w:bCs/>
+                <w:i w:val="false"/>
+                <w:iCs w:val="false"/>
+                <w:color w:val="000000"/>
+                <w:sz w:val="18"/>
+                <w:szCs w:val="18"/>
+              </w:rPr>
+              <w:t xml:space="preserve">Model Building Phase</w:t>
             </w:r>
           </w:p>
           <w:p>
@@ -21354,7 +21354,7 @@
             <w:pPr>
               <w:spacing w:after="20" w:before="0"/>
             </w:pPr>
-            <w:hyperlink w:history="1" r:id="rIdhj5ccainmjxudrnh6qet1">
+            <w:hyperlink w:history="1" r:id="rId1xxrlhape_40qkkmaw8zn">
               <w:r>
                 <w:rPr>
                   <w:rFonts w:ascii="Arial" w:cs="Arial" w:eastAsia="Arial" w:hAnsi="Arial"/>
@@ -21387,7 +21387,7 @@
               <w:spacing w:after="10" w:before="0"/>
               <w:ind w:left="120"/>
             </w:pPr>
-            <w:hyperlink w:history="1" r:id="rIdnebcbpsccffnjtu4yxdzz">
+            <w:hyperlink w:history="1" r:id="rIdswiia2krazb_tjuz2zo8o">
               <w:r>
                 <w:rPr>
                   <w:rFonts w:ascii="Arial" w:cs="Arial" w:eastAsia="Arial" w:hAnsi="Arial"/>
@@ -21432,7 +21432,7 @@
             <w:pPr>
               <w:spacing w:after="20" w:before="0"/>
             </w:pPr>
-            <w:hyperlink w:history="1" r:id="rIdplhtwcyxpvnbnmzyl_y5d">
+            <w:hyperlink w:history="1" r:id="rIdmglh2vnri999gbmh_zduc">
               <w:r>
                 <w:rPr>
                   <w:rFonts w:ascii="Arial" w:cs="Arial" w:eastAsia="Arial" w:hAnsi="Arial"/>
@@ -21465,7 +21465,7 @@
               <w:spacing w:after="10" w:before="0"/>
               <w:ind w:left="120"/>
             </w:pPr>
-            <w:hyperlink w:history="1" r:id="rIdfplfpq8u6vbsqgpgki4dy">
+            <w:hyperlink w:history="1" r:id="rIdqesqez73o7bxtmzfpuxsk">
               <w:r>
                 <w:rPr>
                   <w:rFonts w:ascii="Arial" w:cs="Arial" w:eastAsia="Arial" w:hAnsi="Arial"/>
@@ -23018,32 +23018,32 @@
         <w:tc>
           <w:tcPr>
             <w:tcW w:type="dxa" w:w="1520"/>
-            <w:shd w:fill="F2F2F2" w:color="auto" w:val="clear"/>
-            <w:tcMar>
-              <w:top w:type="dxa" w:w="60"/>
-              <w:left w:type="dxa" w:w="120"/>
-              <w:bottom w:type="dxa" w:w="60"/>
-              <w:right w:type="dxa" w:w="120"/>
-            </w:tcMar>
-            <w:vAlign w:val="top"/>
-          </w:tcPr>
-          <w:p>
-            <w:pPr>
-              <w:spacing w:after="40" w:before="0"/>
-              <w:jc w:val="left"/>
-            </w:pPr>
-            <w:r>
-              <w:rPr>
-                <w:rFonts w:ascii="Arial" w:cs="Arial" w:eastAsia="Arial" w:hAnsi="Arial"/>
-                <w:b/>
-                <w:bCs/>
-                <w:i w:val="false"/>
-                <w:iCs w:val="false"/>
-                <w:color w:val="000000"/>
-                <w:sz w:val="18"/>
-                <w:szCs w:val="18"/>
-              </w:rPr>
-              <w:t xml:space="preserve">Phase 1 — Predict: Flashback &amp; Final Prediction (0–10 min)</w:t>
+            <w:shd w:fill="EAD1F5" w:color="auto" w:val="clear"/>
+            <w:tcMar>
+              <w:top w:type="dxa" w:w="60"/>
+              <w:left w:type="dxa" w:w="120"/>
+              <w:bottom w:type="dxa" w:w="60"/>
+              <w:right w:type="dxa" w:w="120"/>
+            </w:tcMar>
+            <w:vAlign w:val="top"/>
+          </w:tcPr>
+          <w:p>
+            <w:pPr>
+              <w:spacing w:after="40" w:before="0"/>
+              <w:jc w:val="left"/>
+            </w:pPr>
+            <w:r>
+              <w:rPr>
+                <w:rFonts w:ascii="Arial" w:cs="Arial" w:eastAsia="Arial" w:hAnsi="Arial"/>
+                <w:b/>
+                <w:bCs/>
+                <w:i w:val="false"/>
+                <w:iCs w:val="false"/>
+                <w:color w:val="000000"/>
+                <w:sz w:val="18"/>
+                <w:szCs w:val="18"/>
+              </w:rPr>
+              <w:t xml:space="preserve">Predict Phase</w:t>
             </w:r>
           </w:p>
           <w:p>
@@ -23066,7 +23066,7 @@
             <w:pPr>
               <w:spacing w:after="20" w:before="0"/>
             </w:pPr>
-            <w:hyperlink w:history="1" r:id="rId4zct5r6aiove_92koy2l9">
+            <w:hyperlink w:history="1" r:id="rIdl_pqgyofsior3ezimj7lx">
               <w:r>
                 <w:rPr>
                   <w:rFonts w:ascii="Arial" w:cs="Arial" w:eastAsia="Arial" w:hAnsi="Arial"/>
@@ -23099,7 +23099,7 @@
               <w:spacing w:after="10" w:before="0"/>
               <w:ind w:left="120"/>
             </w:pPr>
-            <w:hyperlink w:history="1" r:id="rIddsg_utpto2x3zdyitnmia">
+            <w:hyperlink w:history="1" r:id="rIdb6ze3spbdorbhxcacuafa">
               <w:r>
                 <w:rPr>
                   <w:rFonts w:ascii="Arial" w:cs="Arial" w:eastAsia="Arial" w:hAnsi="Arial"/>
@@ -23144,7 +23144,7 @@
             <w:pPr>
               <w:spacing w:after="20" w:before="0"/>
             </w:pPr>
-            <w:hyperlink w:history="1" r:id="rIdu1qwxw4t8tkmdlxc9vnio">
+            <w:hyperlink w:history="1" r:id="rId_qbu2wjfydva_b9jixe0i">
               <w:r>
                 <w:rPr>
                   <w:rFonts w:ascii="Arial" w:cs="Arial" w:eastAsia="Arial" w:hAnsi="Arial"/>
@@ -23177,7 +23177,7 @@
               <w:spacing w:after="10" w:before="0"/>
               <w:ind w:left="120"/>
             </w:pPr>
-            <w:hyperlink w:history="1" r:id="rIddixv-stx57w3h3rxmrcgj">
+            <w:hyperlink w:history="1" r:id="rIdesvu65udxplzcu1kfxy3o">
               <w:r>
                 <w:rPr>
                   <w:rFonts w:ascii="Arial" w:cs="Arial" w:eastAsia="Arial" w:hAnsi="Arial"/>
@@ -23324,32 +23324,32 @@
         <w:tc>
           <w:tcPr>
             <w:tcW w:type="dxa" w:w="1520"/>
-            <w:shd w:fill="F2F2F2" w:color="auto" w:val="clear"/>
-            <w:tcMar>
-              <w:top w:type="dxa" w:w="60"/>
-              <w:left w:type="dxa" w:w="120"/>
-              <w:bottom w:type="dxa" w:w="60"/>
-              <w:right w:type="dxa" w:w="120"/>
-            </w:tcMar>
-            <w:vAlign w:val="top"/>
-          </w:tcPr>
-          <w:p>
-            <w:pPr>
-              <w:spacing w:after="40" w:before="0"/>
-              <w:jc w:val="left"/>
-            </w:pPr>
-            <w:r>
-              <w:rPr>
-                <w:rFonts w:ascii="Arial" w:cs="Arial" w:eastAsia="Arial" w:hAnsi="Arial"/>
-                <w:b/>
-                <w:bCs/>
-                <w:i w:val="false"/>
-                <w:iCs w:val="false"/>
-                <w:color w:val="000000"/>
-                <w:sz w:val="18"/>
-                <w:szCs w:val="18"/>
-              </w:rPr>
-              <w:t xml:space="preserve">Phase 2 — Observe (Individual Numerical Problem Set): Mixed Wave Calculations (10–30 min)</w:t>
+            <w:shd w:fill="D9EEF1" w:color="auto" w:val="clear"/>
+            <w:tcMar>
+              <w:top w:type="dxa" w:w="60"/>
+              <w:left w:type="dxa" w:w="120"/>
+              <w:bottom w:type="dxa" w:w="60"/>
+              <w:right w:type="dxa" w:w="120"/>
+            </w:tcMar>
+            <w:vAlign w:val="top"/>
+          </w:tcPr>
+          <w:p>
+            <w:pPr>
+              <w:spacing w:after="40" w:before="0"/>
+              <w:jc w:val="left"/>
+            </w:pPr>
+            <w:r>
+              <w:rPr>
+                <w:rFonts w:ascii="Arial" w:cs="Arial" w:eastAsia="Arial" w:hAnsi="Arial"/>
+                <w:b/>
+                <w:bCs/>
+                <w:i w:val="false"/>
+                <w:iCs w:val="false"/>
+                <w:color w:val="000000"/>
+                <w:sz w:val="18"/>
+                <w:szCs w:val="18"/>
+              </w:rPr>
+              <w:t xml:space="preserve">Observe Phase</w:t>
             </w:r>
           </w:p>
           <w:p>
@@ -23372,7 +23372,7 @@
             <w:pPr>
               <w:spacing w:after="20" w:before="0"/>
             </w:pPr>
-            <w:hyperlink w:history="1" r:id="rIddex7ktljggvhwbcxn0b7d">
+            <w:hyperlink w:history="1" r:id="rIdcazsbbktymlk0nmi5ttoc">
               <w:r>
                 <w:rPr>
                   <w:rFonts w:ascii="Arial" w:cs="Arial" w:eastAsia="Arial" w:hAnsi="Arial"/>
@@ -23405,7 +23405,7 @@
               <w:spacing w:after="10" w:before="0"/>
               <w:ind w:left="120"/>
             </w:pPr>
-            <w:hyperlink w:history="1" r:id="rIdhdw6sqnpi1altjsqui8yu">
+            <w:hyperlink w:history="1" r:id="rIdahs73-pzvnr7titcsea9t">
               <w:r>
                 <w:rPr>
                   <w:rFonts w:ascii="Arial" w:cs="Arial" w:eastAsia="Arial" w:hAnsi="Arial"/>
@@ -23450,7 +23450,7 @@
             <w:pPr>
               <w:spacing w:after="20" w:before="0"/>
             </w:pPr>
-            <w:hyperlink w:history="1" r:id="rIda5wovxi4sugyzbzlfgamr">
+            <w:hyperlink w:history="1" r:id="rIdcnstlvwalpkzxxcv_emkj">
               <w:r>
                 <w:rPr>
                   <w:rFonts w:ascii="Arial" w:cs="Arial" w:eastAsia="Arial" w:hAnsi="Arial"/>
@@ -23483,7 +23483,7 @@
               <w:spacing w:after="10" w:before="0"/>
               <w:ind w:left="120"/>
             </w:pPr>
-            <w:hyperlink w:history="1" r:id="rId04sup3zpscoyhd82gj1rw">
+            <w:hyperlink w:history="1" r:id="rIdzsa4zv_s55mq_axoa5j1c">
               <w:r>
                 <w:rPr>
                   <w:rFonts w:ascii="Arial" w:cs="Arial" w:eastAsia="Arial" w:hAnsi="Arial"/>
@@ -23858,32 +23858,32 @@
         <w:tc>
           <w:tcPr>
             <w:tcW w:type="dxa" w:w="1520"/>
-            <w:shd w:fill="F2F2F2" w:color="auto" w:val="clear"/>
-            <w:tcMar>
-              <w:top w:type="dxa" w:w="60"/>
-              <w:left w:type="dxa" w:w="120"/>
-              <w:bottom w:type="dxa" w:w="60"/>
-              <w:right w:type="dxa" w:w="120"/>
-            </w:tcMar>
-            <w:vAlign w:val="top"/>
-          </w:tcPr>
-          <w:p>
-            <w:pPr>
-              <w:spacing w:after="40" w:before="0"/>
-              <w:jc w:val="left"/>
-            </w:pPr>
-            <w:r>
-              <w:rPr>
-                <w:rFonts w:ascii="Arial" w:cs="Arial" w:eastAsia="Arial" w:hAnsi="Arial"/>
-                <w:b/>
-                <w:bCs/>
-                <w:i w:val="false"/>
-                <w:iCs w:val="false"/>
-                <w:color w:val="000000"/>
-                <w:sz w:val="18"/>
-                <w:szCs w:val="18"/>
-              </w:rPr>
-              <w:t xml:space="preserve">Phase 3 — Explain (Paired Cumulative Model Building &amp; Final Annotation): The Complete Lake Victoria Diagram (30–55 min)</w:t>
+            <w:shd w:fill="E2EFDA" w:color="auto" w:val="clear"/>
+            <w:tcMar>
+              <w:top w:type="dxa" w:w="60"/>
+              <w:left w:type="dxa" w:w="120"/>
+              <w:bottom w:type="dxa" w:w="60"/>
+              <w:right w:type="dxa" w:w="120"/>
+            </w:tcMar>
+            <w:vAlign w:val="top"/>
+          </w:tcPr>
+          <w:p>
+            <w:pPr>
+              <w:spacing w:after="40" w:before="0"/>
+              <w:jc w:val="left"/>
+            </w:pPr>
+            <w:r>
+              <w:rPr>
+                <w:rFonts w:ascii="Arial" w:cs="Arial" w:eastAsia="Arial" w:hAnsi="Arial"/>
+                <w:b/>
+                <w:bCs/>
+                <w:i w:val="false"/>
+                <w:iCs w:val="false"/>
+                <w:color w:val="000000"/>
+                <w:sz w:val="18"/>
+                <w:szCs w:val="18"/>
+              </w:rPr>
+              <w:t xml:space="preserve">Explain Phase</w:t>
             </w:r>
           </w:p>
           <w:p>
@@ -23906,7 +23906,7 @@
             <w:pPr>
               <w:spacing w:after="20" w:before="0"/>
             </w:pPr>
-            <w:hyperlink w:history="1" r:id="rIdjo86yjtepdp7vup1hus6o">
+            <w:hyperlink w:history="1" r:id="rIdsbhn24cf4uca2luo5ytk-">
               <w:r>
                 <w:rPr>
                   <w:rFonts w:ascii="Arial" w:cs="Arial" w:eastAsia="Arial" w:hAnsi="Arial"/>
@@ -23939,7 +23939,7 @@
               <w:spacing w:after="10" w:before="0"/>
               <w:ind w:left="120"/>
             </w:pPr>
-            <w:hyperlink w:history="1" r:id="rId9b7ompegbwi5rmld9m_fe">
+            <w:hyperlink w:history="1" r:id="rIdzdcbhk9m00ipum37epw1w">
               <w:r>
                 <w:rPr>
                   <w:rFonts w:ascii="Arial" w:cs="Arial" w:eastAsia="Arial" w:hAnsi="Arial"/>
@@ -23984,7 +23984,7 @@
             <w:pPr>
               <w:spacing w:after="20" w:before="0"/>
             </w:pPr>
-            <w:hyperlink w:history="1" r:id="rId7jawzfu4jgckb9brdjlql">
+            <w:hyperlink w:history="1" r:id="rIdj-8glmfxop21cjrnrlxwi">
               <w:r>
                 <w:rPr>
                   <w:rFonts w:ascii="Arial" w:cs="Arial" w:eastAsia="Arial" w:hAnsi="Arial"/>
@@ -24017,7 +24017,7 @@
               <w:spacing w:after="10" w:before="0"/>
               <w:ind w:left="120"/>
             </w:pPr>
-            <w:hyperlink w:history="1" r:id="rIdw2-mjzjeor-ishov7sv5g">
+            <w:hyperlink w:history="1" r:id="rIdypeshk7wqb7heqtmvr89w">
               <w:r>
                 <w:rPr>
                   <w:rFonts w:ascii="Arial" w:cs="Arial" w:eastAsia="Arial" w:hAnsi="Arial"/>
@@ -24430,32 +24430,32 @@
         <w:tc>
           <w:tcPr>
             <w:tcW w:type="dxa" w:w="1520"/>
-            <w:shd w:fill="F2F2F2" w:color="auto" w:val="clear"/>
-            <w:tcMar>
-              <w:top w:type="dxa" w:w="60"/>
-              <w:left w:type="dxa" w:w="120"/>
-              <w:bottom w:type="dxa" w:w="60"/>
-              <w:right w:type="dxa" w:w="120"/>
-            </w:tcMar>
-            <w:vAlign w:val="top"/>
-          </w:tcPr>
-          <w:p>
-            <w:pPr>
-              <w:spacing w:after="40" w:before="0"/>
-              <w:jc w:val="left"/>
-            </w:pPr>
-            <w:r>
-              <w:rPr>
-                <w:rFonts w:ascii="Arial" w:cs="Arial" w:eastAsia="Arial" w:hAnsi="Arial"/>
-                <w:b/>
-                <w:bCs/>
-                <w:i w:val="false"/>
-                <w:iCs w:val="false"/>
-                <w:color w:val="000000"/>
-                <w:sz w:val="18"/>
-                <w:szCs w:val="18"/>
-              </w:rPr>
-              <w:t xml:space="preserve">Phase 4 — Driving Question Board (DQB) Closure: Answering Every 'I Wonder…' (55–70 min)</w:t>
+            <w:shd w:fill="FCE4D6" w:color="auto" w:val="clear"/>
+            <w:tcMar>
+              <w:top w:type="dxa" w:w="60"/>
+              <w:left w:type="dxa" w:w="120"/>
+              <w:bottom w:type="dxa" w:w="60"/>
+              <w:right w:type="dxa" w:w="120"/>
+            </w:tcMar>
+            <w:vAlign w:val="top"/>
+          </w:tcPr>
+          <w:p>
+            <w:pPr>
+              <w:spacing w:after="40" w:before="0"/>
+              <w:jc w:val="left"/>
+            </w:pPr>
+            <w:r>
+              <w:rPr>
+                <w:rFonts w:ascii="Arial" w:cs="Arial" w:eastAsia="Arial" w:hAnsi="Arial"/>
+                <w:b/>
+                <w:bCs/>
+                <w:i w:val="false"/>
+                <w:iCs w:val="false"/>
+                <w:color w:val="000000"/>
+                <w:sz w:val="18"/>
+                <w:szCs w:val="18"/>
+              </w:rPr>
+              <w:t xml:space="preserve">Driving Question Board (DQB) Creation</w:t>
             </w:r>
           </w:p>
           <w:p>
@@ -24478,7 +24478,7 @@
             <w:pPr>
               <w:spacing w:after="20" w:before="0"/>
             </w:pPr>
-            <w:hyperlink w:history="1" r:id="rIdohrxufq8lsyuee-6s06ls">
+            <w:hyperlink w:history="1" r:id="rIdri0-mvbmsknpz9cp6cktr">
               <w:r>
                 <w:rPr>
                   <w:rFonts w:ascii="Arial" w:cs="Arial" w:eastAsia="Arial" w:hAnsi="Arial"/>
@@ -24511,7 +24511,7 @@
               <w:spacing w:after="10" w:before="0"/>
               <w:ind w:left="120"/>
             </w:pPr>
-            <w:hyperlink w:history="1" r:id="rIdpo5zqf10ndpoqjmk0earv">
+            <w:hyperlink w:history="1" r:id="rId2xjr3ch4l2myhyi9erily">
               <w:r>
                 <w:rPr>
                   <w:rFonts w:ascii="Arial" w:cs="Arial" w:eastAsia="Arial" w:hAnsi="Arial"/>
@@ -24556,7 +24556,7 @@
             <w:pPr>
               <w:spacing w:after="20" w:before="0"/>
             </w:pPr>
-            <w:hyperlink w:history="1" r:id="rIdpniqga7r3uzrcnxe9w9ka">
+            <w:hyperlink w:history="1" r:id="rIdz1qtsg-irbj2cufqfyq5l">
               <w:r>
                 <w:rPr>
                   <w:rFonts w:ascii="Arial" w:cs="Arial" w:eastAsia="Arial" w:hAnsi="Arial"/>
@@ -24589,7 +24589,7 @@
               <w:spacing w:after="10" w:before="0"/>
               <w:ind w:left="120"/>
             </w:pPr>
-            <w:hyperlink w:history="1" r:id="rIdyv7w4smgbqwdtdloy_ydc">
+            <w:hyperlink w:history="1" r:id="rIdnlxcju7w4gdmbdf6u68ma">
               <w:r>
                 <w:rPr>
                   <w:rFonts w:ascii="Arial" w:cs="Arial" w:eastAsia="Arial" w:hAnsi="Arial"/>
@@ -24736,32 +24736,32 @@
         <w:tc>
           <w:tcPr>
             <w:tcW w:type="dxa" w:w="1520"/>
-            <w:shd w:fill="F2F2F2" w:color="auto" w:val="clear"/>
-            <w:tcMar>
-              <w:top w:type="dxa" w:w="60"/>
-              <w:left w:type="dxa" w:w="120"/>
-              <w:bottom w:type="dxa" w:w="60"/>
-              <w:right w:type="dxa" w:w="120"/>
-            </w:tcMar>
-            <w:vAlign w:val="top"/>
-          </w:tcPr>
-          <w:p>
-            <w:pPr>
-              <w:spacing w:after="40" w:before="0"/>
-              <w:jc w:val="left"/>
-            </w:pPr>
-            <w:r>
-              <w:rPr>
-                <w:rFonts w:ascii="Arial" w:cs="Arial" w:eastAsia="Arial" w:hAnsi="Arial"/>
-                <w:b/>
-                <w:bCs/>
-                <w:i w:val="false"/>
-                <w:iCs w:val="false"/>
-                <w:color w:val="000000"/>
-                <w:sz w:val="18"/>
-                <w:szCs w:val="18"/>
-              </w:rPr>
-              <w:t xml:space="preserve">Phase 5 — Model Building (Final Written Output): The Scientist's Statement (70–80 min)</w:t>
+            <w:shd w:fill="D5E8F0" w:color="auto" w:val="clear"/>
+            <w:tcMar>
+              <w:top w:type="dxa" w:w="60"/>
+              <w:left w:type="dxa" w:w="120"/>
+              <w:bottom w:type="dxa" w:w="60"/>
+              <w:right w:type="dxa" w:w="120"/>
+            </w:tcMar>
+            <w:vAlign w:val="top"/>
+          </w:tcPr>
+          <w:p>
+            <w:pPr>
+              <w:spacing w:after="40" w:before="0"/>
+              <w:jc w:val="left"/>
+            </w:pPr>
+            <w:r>
+              <w:rPr>
+                <w:rFonts w:ascii="Arial" w:cs="Arial" w:eastAsia="Arial" w:hAnsi="Arial"/>
+                <w:b/>
+                <w:bCs/>
+                <w:i w:val="false"/>
+                <w:iCs w:val="false"/>
+                <w:color w:val="000000"/>
+                <w:sz w:val="18"/>
+                <w:szCs w:val="18"/>
+              </w:rPr>
+              <w:t xml:space="preserve">Model Building Phase</w:t>
             </w:r>
           </w:p>
           <w:p>
@@ -24784,7 +24784,7 @@
             <w:pPr>
               <w:spacing w:after="20" w:before="0"/>
             </w:pPr>
-            <w:hyperlink w:history="1" r:id="rId_vaecnro5_7-yxnyz4qno">
+            <w:hyperlink w:history="1" r:id="rIde_ktrp7anvqvl0jkubpyc">
               <w:r>
                 <w:rPr>
                   <w:rFonts w:ascii="Arial" w:cs="Arial" w:eastAsia="Arial" w:hAnsi="Arial"/>
@@ -24817,7 +24817,7 @@
               <w:spacing w:after="10" w:before="0"/>
               <w:ind w:left="120"/>
             </w:pPr>
-            <w:hyperlink w:history="1" r:id="rId-zdndargemzf3f7zrshmt">
+            <w:hyperlink w:history="1" r:id="rIdpcogntpdz7_plxzp3kq4v">
               <w:r>
                 <w:rPr>
                   <w:rFonts w:ascii="Arial" w:cs="Arial" w:eastAsia="Arial" w:hAnsi="Arial"/>
@@ -24862,7 +24862,7 @@
             <w:pPr>
               <w:spacing w:after="20" w:before="0"/>
             </w:pPr>
-            <w:hyperlink w:history="1" r:id="rIdlmj2wq2tthhvrzvqbuo18">
+            <w:hyperlink w:history="1" r:id="rIdch_ltpp5lmyr3jvdb-zbp">
               <w:r>
                 <w:rPr>
                   <w:rFonts w:ascii="Arial" w:cs="Arial" w:eastAsia="Arial" w:hAnsi="Arial"/>
@@ -24895,7 +24895,7 @@
               <w:spacing w:after="10" w:before="0"/>
               <w:ind w:left="120"/>
             </w:pPr>
-            <w:hyperlink w:history="1" r:id="rIdt_osjyhldgymkmnelqwyk">
+            <w:hyperlink w:history="1" r:id="rIdvtfagjuj07e-m8jljn4-o">
               <w:r>
                 <w:rPr>
                   <w:rFonts w:ascii="Arial" w:cs="Arial" w:eastAsia="Arial" w:hAnsi="Arial"/>

--- a/data/outputs/v2/General_Science/SS3.3_Waves/General_Science_Waves_CBE_LessonSequence.docx
+++ b/data/outputs/v2/General_Science/SS3.3_Waves/General_Science_Waves_CBE_LessonSequence.docx
@@ -2634,7 +2634,25 @@
             </w:tcMar>
             <w:vAlign w:val="top"/>
           </w:tcPr>
-          <w:p/>
+          <w:p>
+            <w:pPr>
+              <w:spacing w:after="40" w:before="0"/>
+              <w:jc w:val="left"/>
+            </w:pPr>
+            <w:r>
+              <w:rPr>
+                <w:rFonts w:ascii="Arial" w:cs="Arial" w:eastAsia="Arial" w:hAnsi="Arial"/>
+                <w:b w:val="false"/>
+                <w:bCs w:val="false"/>
+                <w:i w:val="false"/>
+                <w:iCs w:val="false"/>
+                <w:color w:val="000000"/>
+                <w:sz w:val="18"/>
+                <w:szCs w:val="18"/>
+              </w:rPr>
+              <w:t xml:space="preserve">No hazardous materials are used in this lesson. If the teacher plays a loud audio clip, ensure volume is at a comfortable level to protect hearing. Learners with hearing impairments should be seated near the speaker and provided with a printed transcript of the narrated scenario.</w:t>
+            </w:r>
+          </w:p>
         </w:tc>
       </w:tr>
     </w:tbl>
@@ -3008,7 +3026,7 @@
             <w:pPr>
               <w:spacing w:after="20" w:before="0"/>
             </w:pPr>
-            <w:hyperlink w:history="1" r:id="rIdlxidf1kh9bc0erbndjfch">
+            <w:hyperlink w:history="1" r:id="rIdblflepzzcfvvzdqk-9rqs">
               <w:r>
                 <w:rPr>
                   <w:rFonts w:ascii="Arial" w:cs="Arial" w:eastAsia="Arial" w:hAnsi="Arial"/>
@@ -3041,7 +3059,7 @@
               <w:spacing w:after="10" w:before="0"/>
               <w:ind w:left="120"/>
             </w:pPr>
-            <w:hyperlink w:history="1" r:id="rId7uiddoaj1uijbu1r7lpa_">
+            <w:hyperlink w:history="1" r:id="rId83dqryhrw2vrpuvaz8kwu">
               <w:r>
                 <w:rPr>
                   <w:rFonts w:ascii="Arial" w:cs="Arial" w:eastAsia="Arial" w:hAnsi="Arial"/>
@@ -3086,7 +3104,7 @@
             <w:pPr>
               <w:spacing w:after="20" w:before="0"/>
             </w:pPr>
-            <w:hyperlink w:history="1" r:id="rIdvnrfiep4gzk8ww4qpaht2">
+            <w:hyperlink w:history="1" r:id="rIdliazjqjckpeqksjqq0ed8">
               <w:r>
                 <w:rPr>
                   <w:rFonts w:ascii="Arial" w:cs="Arial" w:eastAsia="Arial" w:hAnsi="Arial"/>
@@ -3119,7 +3137,7 @@
               <w:spacing w:after="10" w:before="0"/>
               <w:ind w:left="120"/>
             </w:pPr>
-            <w:hyperlink w:history="1" r:id="rIdwuge2h0f6pt9ovdo0ocwh">
+            <w:hyperlink w:history="1" r:id="rId2n6o9tfj2owso4hqtnz_d">
               <w:r>
                 <w:rPr>
                   <w:rFonts w:ascii="Arial" w:cs="Arial" w:eastAsia="Arial" w:hAnsi="Arial"/>
@@ -3314,7 +3332,7 @@
             <w:pPr>
               <w:spacing w:after="20" w:before="0"/>
             </w:pPr>
-            <w:hyperlink w:history="1" r:id="rIdpxtk87qenbhonzsrjvczx">
+            <w:hyperlink w:history="1" r:id="rIdq27i7nzlmgjx1tn-bwmmu">
               <w:r>
                 <w:rPr>
                   <w:rFonts w:ascii="Arial" w:cs="Arial" w:eastAsia="Arial" w:hAnsi="Arial"/>
@@ -3347,7 +3365,7 @@
               <w:spacing w:after="10" w:before="0"/>
               <w:ind w:left="120"/>
             </w:pPr>
-            <w:hyperlink w:history="1" r:id="rIdes9m-bei9hqoutu01sapt">
+            <w:hyperlink w:history="1" r:id="rIdwyt37k25aedg3jev8-fzt">
               <w:r>
                 <w:rPr>
                   <w:rFonts w:ascii="Arial" w:cs="Arial" w:eastAsia="Arial" w:hAnsi="Arial"/>
@@ -3392,7 +3410,7 @@
             <w:pPr>
               <w:spacing w:after="20" w:before="0"/>
             </w:pPr>
-            <w:hyperlink w:history="1" r:id="rIdrjnkrtwajbui05m5prjml">
+            <w:hyperlink w:history="1" r:id="rId9xj0b-he4npxr1npa85qj">
               <w:r>
                 <w:rPr>
                   <w:rFonts w:ascii="Arial" w:cs="Arial" w:eastAsia="Arial" w:hAnsi="Arial"/>
@@ -3425,7 +3443,7 @@
               <w:spacing w:after="10" w:before="0"/>
               <w:ind w:left="120"/>
             </w:pPr>
-            <w:hyperlink w:history="1" r:id="rIdwe0qybpu6n68t-oi-b0rw">
+            <w:hyperlink w:history="1" r:id="rIdadaj9dghvxenbqylzvxx7">
               <w:r>
                 <w:rPr>
                   <w:rFonts w:ascii="Arial" w:cs="Arial" w:eastAsia="Arial" w:hAnsi="Arial"/>
@@ -3620,7 +3638,7 @@
             <w:pPr>
               <w:spacing w:after="20" w:before="0"/>
             </w:pPr>
-            <w:hyperlink w:history="1" r:id="rIdyupamoam80s9vhy-0y9vy">
+            <w:hyperlink w:history="1" r:id="rIdj9p9p97zs6c6uhjuc_saf">
               <w:r>
                 <w:rPr>
                   <w:rFonts w:ascii="Arial" w:cs="Arial" w:eastAsia="Arial" w:hAnsi="Arial"/>
@@ -3653,7 +3671,7 @@
               <w:spacing w:after="10" w:before="0"/>
               <w:ind w:left="120"/>
             </w:pPr>
-            <w:hyperlink w:history="1" r:id="rId455svkdfckgx8lxd2kxks">
+            <w:hyperlink w:history="1" r:id="rIdrdtbyptxa6slc_mz5zg3e">
               <w:r>
                 <w:rPr>
                   <w:rFonts w:ascii="Arial" w:cs="Arial" w:eastAsia="Arial" w:hAnsi="Arial"/>
@@ -3698,7 +3716,7 @@
             <w:pPr>
               <w:spacing w:after="20" w:before="0"/>
             </w:pPr>
-            <w:hyperlink w:history="1" r:id="rId5-ovwqt1w36cwbmvyehzu">
+            <w:hyperlink w:history="1" r:id="rIdsaunqei3id5siuapyqwdy">
               <w:r>
                 <w:rPr>
                   <w:rFonts w:ascii="Arial" w:cs="Arial" w:eastAsia="Arial" w:hAnsi="Arial"/>
@@ -3731,7 +3749,7 @@
               <w:spacing w:after="10" w:before="0"/>
               <w:ind w:left="120"/>
             </w:pPr>
-            <w:hyperlink w:history="1" r:id="rIdnracnmzgl5lm7jrrwhmkb">
+            <w:hyperlink w:history="1" r:id="rIdlfchkryr5lb7rcsm47onx">
               <w:r>
                 <w:rPr>
                   <w:rFonts w:ascii="Arial" w:cs="Arial" w:eastAsia="Arial" w:hAnsi="Arial"/>
@@ -3926,7 +3944,7 @@
             <w:pPr>
               <w:spacing w:after="20" w:before="0"/>
             </w:pPr>
-            <w:hyperlink w:history="1" r:id="rId3rr5q1qrtkvs5oij95yzy">
+            <w:hyperlink w:history="1" r:id="rIdq1r94xtc93jrfoqwbvqm3">
               <w:r>
                 <w:rPr>
                   <w:rFonts w:ascii="Arial" w:cs="Arial" w:eastAsia="Arial" w:hAnsi="Arial"/>
@@ -3959,7 +3977,7 @@
               <w:spacing w:after="10" w:before="0"/>
               <w:ind w:left="120"/>
             </w:pPr>
-            <w:hyperlink w:history="1" r:id="rIdvslkvgin5nsaorooobuid">
+            <w:hyperlink w:history="1" r:id="rIduf0afd3naouqlxlj32r7a">
               <w:r>
                 <w:rPr>
                   <w:rFonts w:ascii="Arial" w:cs="Arial" w:eastAsia="Arial" w:hAnsi="Arial"/>
@@ -4004,7 +4022,7 @@
             <w:pPr>
               <w:spacing w:after="20" w:before="0"/>
             </w:pPr>
-            <w:hyperlink w:history="1" r:id="rIdrwum5r0-sxuq5eg41pe89">
+            <w:hyperlink w:history="1" r:id="rIda39blquweembit6oebmwf">
               <w:r>
                 <w:rPr>
                   <w:rFonts w:ascii="Arial" w:cs="Arial" w:eastAsia="Arial" w:hAnsi="Arial"/>
@@ -4037,7 +4055,7 @@
               <w:spacing w:after="10" w:before="0"/>
               <w:ind w:left="120"/>
             </w:pPr>
-            <w:hyperlink w:history="1" r:id="rId_zsjdrndebhza5uldn7pj">
+            <w:hyperlink w:history="1" r:id="rIdv7bjeyygoqjulccfnynyu">
               <w:r>
                 <w:rPr>
                   <w:rFonts w:ascii="Arial" w:cs="Arial" w:eastAsia="Arial" w:hAnsi="Arial"/>
@@ -4232,7 +4250,7 @@
             <w:pPr>
               <w:spacing w:after="20" w:before="0"/>
             </w:pPr>
-            <w:hyperlink w:history="1" r:id="rIdor5hx9h58g0pkkcgaujbl">
+            <w:hyperlink w:history="1" r:id="rIdpzts6yb9pehwtcn_nly6j">
               <w:r>
                 <w:rPr>
                   <w:rFonts w:ascii="Arial" w:cs="Arial" w:eastAsia="Arial" w:hAnsi="Arial"/>
@@ -4265,7 +4283,7 @@
               <w:spacing w:after="10" w:before="0"/>
               <w:ind w:left="120"/>
             </w:pPr>
-            <w:hyperlink w:history="1" r:id="rIdwhujjb4p3bwqmkiwn6dt-">
+            <w:hyperlink w:history="1" r:id="rIdljem8cm_41-hyrjb58wps">
               <w:r>
                 <w:rPr>
                   <w:rFonts w:ascii="Arial" w:cs="Arial" w:eastAsia="Arial" w:hAnsi="Arial"/>
@@ -4310,7 +4328,7 @@
             <w:pPr>
               <w:spacing w:after="20" w:before="0"/>
             </w:pPr>
-            <w:hyperlink w:history="1" r:id="rIdjqsw9na3x8pbjsojioiyb">
+            <w:hyperlink w:history="1" r:id="rIdcjouymwqqmhg7bfla9vuy">
               <w:r>
                 <w:rPr>
                   <w:rFonts w:ascii="Arial" w:cs="Arial" w:eastAsia="Arial" w:hAnsi="Arial"/>
@@ -4343,7 +4361,7 @@
               <w:spacing w:after="10" w:before="0"/>
               <w:ind w:left="120"/>
             </w:pPr>
-            <w:hyperlink w:history="1" r:id="rIdnbnqi-dlplkvfwkwvo39t">
+            <w:hyperlink w:history="1" r:id="rIdb9ax4dfm7xvpxkvejbwem">
               <w:r>
                 <w:rPr>
                   <w:rFonts w:ascii="Arial" w:cs="Arial" w:eastAsia="Arial" w:hAnsi="Arial"/>
@@ -5830,7 +5848,7 @@
             <w:pPr>
               <w:spacing w:after="20" w:before="0"/>
             </w:pPr>
-            <w:hyperlink w:history="1" r:id="rIdjcgqzhu8567grkfinpvvl">
+            <w:hyperlink w:history="1" r:id="rId2gdop-xz_lsmblvva0i6l">
               <w:r>
                 <w:rPr>
                   <w:rFonts w:ascii="Arial" w:cs="Arial" w:eastAsia="Arial" w:hAnsi="Arial"/>
@@ -5863,7 +5881,7 @@
               <w:spacing w:after="10" w:before="0"/>
               <w:ind w:left="120"/>
             </w:pPr>
-            <w:hyperlink w:history="1" r:id="rId13y2l8ev--l3jhsfegjjq">
+            <w:hyperlink w:history="1" r:id="rIdy-1f2uhxwefvldl_yxh-h">
               <w:r>
                 <w:rPr>
                   <w:rFonts w:ascii="Arial" w:cs="Arial" w:eastAsia="Arial" w:hAnsi="Arial"/>
@@ -5908,7 +5926,7 @@
             <w:pPr>
               <w:spacing w:after="20" w:before="0"/>
             </w:pPr>
-            <w:hyperlink w:history="1" r:id="rIdydupfy4jgrtrlgpd6ejyz">
+            <w:hyperlink w:history="1" r:id="rIdna1gjck3a6lkggn40kgca">
               <w:r>
                 <w:rPr>
                   <w:rFonts w:ascii="Arial" w:cs="Arial" w:eastAsia="Arial" w:hAnsi="Arial"/>
@@ -5941,7 +5959,7 @@
               <w:spacing w:after="10" w:before="0"/>
               <w:ind w:left="120"/>
             </w:pPr>
-            <w:hyperlink w:history="1" r:id="rId7effycdtnrsplnlq45ewl">
+            <w:hyperlink w:history="1" r:id="rIdaaluafra9zeaavxerrgcy">
               <w:r>
                 <w:rPr>
                   <w:rFonts w:ascii="Arial" w:cs="Arial" w:eastAsia="Arial" w:hAnsi="Arial"/>
@@ -6136,7 +6154,7 @@
             <w:pPr>
               <w:spacing w:after="20" w:before="0"/>
             </w:pPr>
-            <w:hyperlink w:history="1" r:id="rIdsmnvfxmvut4oadl445g2x">
+            <w:hyperlink w:history="1" r:id="rIdfgylwfczivfatoo5swbtq">
               <w:r>
                 <w:rPr>
                   <w:rFonts w:ascii="Arial" w:cs="Arial" w:eastAsia="Arial" w:hAnsi="Arial"/>
@@ -6169,7 +6187,7 @@
               <w:spacing w:after="10" w:before="0"/>
               <w:ind w:left="120"/>
             </w:pPr>
-            <w:hyperlink w:history="1" r:id="rIduf6lvpcydaydpfznp--vo">
+            <w:hyperlink w:history="1" r:id="rIdpwsmnzp_-utw3lltdh5na">
               <w:r>
                 <w:rPr>
                   <w:rFonts w:ascii="Arial" w:cs="Arial" w:eastAsia="Arial" w:hAnsi="Arial"/>
@@ -6214,7 +6232,7 @@
             <w:pPr>
               <w:spacing w:after="20" w:before="0"/>
             </w:pPr>
-            <w:hyperlink w:history="1" r:id="rIdn3afd92xmzw3gph2mck0u">
+            <w:hyperlink w:history="1" r:id="rIdpdtiw-nojfuxzkvpouhwf">
               <w:r>
                 <w:rPr>
                   <w:rFonts w:ascii="Arial" w:cs="Arial" w:eastAsia="Arial" w:hAnsi="Arial"/>
@@ -6247,7 +6265,7 @@
               <w:spacing w:after="10" w:before="0"/>
               <w:ind w:left="120"/>
             </w:pPr>
-            <w:hyperlink w:history="1" r:id="rIdonhhoh7r62gppbx0q9d2u">
+            <w:hyperlink w:history="1" r:id="rId-p6s4kxe9f8e873pcgmsg">
               <w:r>
                 <w:rPr>
                   <w:rFonts w:ascii="Arial" w:cs="Arial" w:eastAsia="Arial" w:hAnsi="Arial"/>
@@ -6442,7 +6460,7 @@
             <w:pPr>
               <w:spacing w:after="20" w:before="0"/>
             </w:pPr>
-            <w:hyperlink w:history="1" r:id="rIdaxxagbrb7qdr1q6nk4_dh">
+            <w:hyperlink w:history="1" r:id="rId0k4jlzw-wi1nsd5opscs6">
               <w:r>
                 <w:rPr>
                   <w:rFonts w:ascii="Arial" w:cs="Arial" w:eastAsia="Arial" w:hAnsi="Arial"/>
@@ -6475,7 +6493,7 @@
               <w:spacing w:after="10" w:before="0"/>
               <w:ind w:left="120"/>
             </w:pPr>
-            <w:hyperlink w:history="1" r:id="rId4y6rgqbidy7xxztku_kfi">
+            <w:hyperlink w:history="1" r:id="rId45uyznukc8rmv9ovf_jrz">
               <w:r>
                 <w:rPr>
                   <w:rFonts w:ascii="Arial" w:cs="Arial" w:eastAsia="Arial" w:hAnsi="Arial"/>
@@ -6520,7 +6538,7 @@
             <w:pPr>
               <w:spacing w:after="20" w:before="0"/>
             </w:pPr>
-            <w:hyperlink w:history="1" r:id="rIdmulvz3mvs6khwld47hjbd">
+            <w:hyperlink w:history="1" r:id="rIdtedohe1yssbu4szcjjjam">
               <w:r>
                 <w:rPr>
                   <w:rFonts w:ascii="Arial" w:cs="Arial" w:eastAsia="Arial" w:hAnsi="Arial"/>
@@ -6553,7 +6571,7 @@
               <w:spacing w:after="10" w:before="0"/>
               <w:ind w:left="120"/>
             </w:pPr>
-            <w:hyperlink w:history="1" r:id="rIdbiyxlimrxnf21lachzwpg">
+            <w:hyperlink w:history="1" r:id="rId7wiefydno8rzj4uwptjtt">
               <w:r>
                 <w:rPr>
                   <w:rFonts w:ascii="Arial" w:cs="Arial" w:eastAsia="Arial" w:hAnsi="Arial"/>
@@ -6748,7 +6766,7 @@
             <w:pPr>
               <w:spacing w:after="20" w:before="0"/>
             </w:pPr>
-            <w:hyperlink w:history="1" r:id="rIdrsj07z3denniyygpbvyui">
+            <w:hyperlink w:history="1" r:id="rId96oicruomxz6t8m-xvcqf">
               <w:r>
                 <w:rPr>
                   <w:rFonts w:ascii="Arial" w:cs="Arial" w:eastAsia="Arial" w:hAnsi="Arial"/>
@@ -6781,7 +6799,7 @@
               <w:spacing w:after="10" w:before="0"/>
               <w:ind w:left="120"/>
             </w:pPr>
-            <w:hyperlink w:history="1" r:id="rIduqxih3lalkzs7peqkhwxd">
+            <w:hyperlink w:history="1" r:id="rIddblkaxmev_rkdh84_8ie9">
               <w:r>
                 <w:rPr>
                   <w:rFonts w:ascii="Arial" w:cs="Arial" w:eastAsia="Arial" w:hAnsi="Arial"/>
@@ -6826,7 +6844,7 @@
             <w:pPr>
               <w:spacing w:after="20" w:before="0"/>
             </w:pPr>
-            <w:hyperlink w:history="1" r:id="rIdixwi-f8jxpkdzwwk9yylo">
+            <w:hyperlink w:history="1" r:id="rIdzwtn0wrcwqxbjs817vvel">
               <w:r>
                 <w:rPr>
                   <w:rFonts w:ascii="Arial" w:cs="Arial" w:eastAsia="Arial" w:hAnsi="Arial"/>
@@ -6859,7 +6877,7 @@
               <w:spacing w:after="10" w:before="0"/>
               <w:ind w:left="120"/>
             </w:pPr>
-            <w:hyperlink w:history="1" r:id="rIdksrh0dhgbkvaivtldo9f3">
+            <w:hyperlink w:history="1" r:id="rIduojqbz403txqlochuh0g1">
               <w:r>
                 <w:rPr>
                   <w:rFonts w:ascii="Arial" w:cs="Arial" w:eastAsia="Arial" w:hAnsi="Arial"/>
@@ -7054,7 +7072,7 @@
             <w:pPr>
               <w:spacing w:after="20" w:before="0"/>
             </w:pPr>
-            <w:hyperlink w:history="1" r:id="rIdh_74sqgvn6uqc5izcoxga">
+            <w:hyperlink w:history="1" r:id="rIdtgp7adxzoua937gyejgjv">
               <w:r>
                 <w:rPr>
                   <w:rFonts w:ascii="Arial" w:cs="Arial" w:eastAsia="Arial" w:hAnsi="Arial"/>
@@ -7087,7 +7105,7 @@
               <w:spacing w:after="10" w:before="0"/>
               <w:ind w:left="120"/>
             </w:pPr>
-            <w:hyperlink w:history="1" r:id="rIdge17vjysu_akfeyylnfah">
+            <w:hyperlink w:history="1" r:id="rIdeidytuwb3ikz7azh2k8vj">
               <w:r>
                 <w:rPr>
                   <w:rFonts w:ascii="Arial" w:cs="Arial" w:eastAsia="Arial" w:hAnsi="Arial"/>
@@ -7132,7 +7150,7 @@
             <w:pPr>
               <w:spacing w:after="20" w:before="0"/>
             </w:pPr>
-            <w:hyperlink w:history="1" r:id="rIdn6okc1wxbnxx-a4am2jve">
+            <w:hyperlink w:history="1" r:id="rId52yrjm3amyrsqouuii3kc">
               <w:r>
                 <w:rPr>
                   <w:rFonts w:ascii="Arial" w:cs="Arial" w:eastAsia="Arial" w:hAnsi="Arial"/>
@@ -7165,7 +7183,7 @@
               <w:spacing w:after="10" w:before="0"/>
               <w:ind w:left="120"/>
             </w:pPr>
-            <w:hyperlink w:history="1" r:id="rIdut4ptk3oxp2fbzwjyayu-">
+            <w:hyperlink w:history="1" r:id="rIds0pddejfgfuk2vyxppbcf">
               <w:r>
                 <w:rPr>
                   <w:rFonts w:ascii="Arial" w:cs="Arial" w:eastAsia="Arial" w:hAnsi="Arial"/>
@@ -8652,7 +8670,7 @@
             <w:pPr>
               <w:spacing w:after="20" w:before="0"/>
             </w:pPr>
-            <w:hyperlink w:history="1" r:id="rIdg6t7jp0kbgc4nmdl_ojl7">
+            <w:hyperlink w:history="1" r:id="rIdiqqwxi5l9cctgelz20yr9">
               <w:r>
                 <w:rPr>
                   <w:rFonts w:ascii="Arial" w:cs="Arial" w:eastAsia="Arial" w:hAnsi="Arial"/>
@@ -8685,7 +8703,7 @@
               <w:spacing w:after="10" w:before="0"/>
               <w:ind w:left="120"/>
             </w:pPr>
-            <w:hyperlink w:history="1" r:id="rIdmh43ygyc1_u5y3yckqhgw">
+            <w:hyperlink w:history="1" r:id="rIdkd3pqbzd0sc-ikacstjcb">
               <w:r>
                 <w:rPr>
                   <w:rFonts w:ascii="Arial" w:cs="Arial" w:eastAsia="Arial" w:hAnsi="Arial"/>
@@ -8730,7 +8748,7 @@
             <w:pPr>
               <w:spacing w:after="20" w:before="0"/>
             </w:pPr>
-            <w:hyperlink w:history="1" r:id="rIdc4kcgpywf6bp-03jthuwh">
+            <w:hyperlink w:history="1" r:id="rIdabhdzmm9hqummucg_x4dr">
               <w:r>
                 <w:rPr>
                   <w:rFonts w:ascii="Arial" w:cs="Arial" w:eastAsia="Arial" w:hAnsi="Arial"/>
@@ -8763,7 +8781,7 @@
               <w:spacing w:after="10" w:before="0"/>
               <w:ind w:left="120"/>
             </w:pPr>
-            <w:hyperlink w:history="1" r:id="rIdpisott9_fweay2d5c8iqd">
+            <w:hyperlink w:history="1" r:id="rIdzlac-7y9n8q7gdmymccmq">
               <w:r>
                 <w:rPr>
                   <w:rFonts w:ascii="Arial" w:cs="Arial" w:eastAsia="Arial" w:hAnsi="Arial"/>
@@ -8958,7 +8976,7 @@
             <w:pPr>
               <w:spacing w:after="20" w:before="0"/>
             </w:pPr>
-            <w:hyperlink w:history="1" r:id="rIdsvsfpw-okz463waj0eblf">
+            <w:hyperlink w:history="1" r:id="rId2mxdfhnjfygyekzkhopsc">
               <w:r>
                 <w:rPr>
                   <w:rFonts w:ascii="Arial" w:cs="Arial" w:eastAsia="Arial" w:hAnsi="Arial"/>
@@ -8991,7 +9009,7 @@
               <w:spacing w:after="10" w:before="0"/>
               <w:ind w:left="120"/>
             </w:pPr>
-            <w:hyperlink w:history="1" r:id="rIdhehyvtx3mdblevlfeswz-">
+            <w:hyperlink w:history="1" r:id="rIdppdqz_7ezpidx8wuq9brv">
               <w:r>
                 <w:rPr>
                   <w:rFonts w:ascii="Arial" w:cs="Arial" w:eastAsia="Arial" w:hAnsi="Arial"/>
@@ -9036,7 +9054,7 @@
             <w:pPr>
               <w:spacing w:after="20" w:before="0"/>
             </w:pPr>
-            <w:hyperlink w:history="1" r:id="rIdmvh90_qekuhs610ibxwh9">
+            <w:hyperlink w:history="1" r:id="rIdwabrtg2uy4jptcbzoi6z0">
               <w:r>
                 <w:rPr>
                   <w:rFonts w:ascii="Arial" w:cs="Arial" w:eastAsia="Arial" w:hAnsi="Arial"/>
@@ -9069,7 +9087,7 @@
               <w:spacing w:after="10" w:before="0"/>
               <w:ind w:left="120"/>
             </w:pPr>
-            <w:hyperlink w:history="1" r:id="rIdtgxjatcqitlxzwqxnw8p_">
+            <w:hyperlink w:history="1" r:id="rId14se9cvn1aes_i2nvncaz">
               <w:r>
                 <w:rPr>
                   <w:rFonts w:ascii="Arial" w:cs="Arial" w:eastAsia="Arial" w:hAnsi="Arial"/>
@@ -9264,7 +9282,7 @@
             <w:pPr>
               <w:spacing w:after="20" w:before="0"/>
             </w:pPr>
-            <w:hyperlink w:history="1" r:id="rIduablbfp_qoc6asgulnhte">
+            <w:hyperlink w:history="1" r:id="rIdhrwub7siafnukmnyvpwqg">
               <w:r>
                 <w:rPr>
                   <w:rFonts w:ascii="Arial" w:cs="Arial" w:eastAsia="Arial" w:hAnsi="Arial"/>
@@ -9297,7 +9315,7 @@
               <w:spacing w:after="10" w:before="0"/>
               <w:ind w:left="120"/>
             </w:pPr>
-            <w:hyperlink w:history="1" r:id="rIdqlxl7mos5rcygnz4alzqy">
+            <w:hyperlink w:history="1" r:id="rIdhemklbnn3x_8il_lvujzp">
               <w:r>
                 <w:rPr>
                   <w:rFonts w:ascii="Arial" w:cs="Arial" w:eastAsia="Arial" w:hAnsi="Arial"/>
@@ -9342,7 +9360,7 @@
             <w:pPr>
               <w:spacing w:after="20" w:before="0"/>
             </w:pPr>
-            <w:hyperlink w:history="1" r:id="rIdzuglsa-_8fxcxhsaetgcv">
+            <w:hyperlink w:history="1" r:id="rIdmyibvdgdrzmtkhme-k7vr">
               <w:r>
                 <w:rPr>
                   <w:rFonts w:ascii="Arial" w:cs="Arial" w:eastAsia="Arial" w:hAnsi="Arial"/>
@@ -9375,7 +9393,7 @@
               <w:spacing w:after="10" w:before="0"/>
               <w:ind w:left="120"/>
             </w:pPr>
-            <w:hyperlink w:history="1" r:id="rIdxg6qsyrosqy_gwql1eati">
+            <w:hyperlink w:history="1" r:id="rId4udn8xocl16gaaftfcnes">
               <w:r>
                 <w:rPr>
                   <w:rFonts w:ascii="Arial" w:cs="Arial" w:eastAsia="Arial" w:hAnsi="Arial"/>
@@ -9570,7 +9588,7 @@
             <w:pPr>
               <w:spacing w:after="20" w:before="0"/>
             </w:pPr>
-            <w:hyperlink w:history="1" r:id="rIdiftqq5t622opqf7tpzoyl">
+            <w:hyperlink w:history="1" r:id="rIdiuf-yfj3ike0nxelqpj-x">
               <w:r>
                 <w:rPr>
                   <w:rFonts w:ascii="Arial" w:cs="Arial" w:eastAsia="Arial" w:hAnsi="Arial"/>
@@ -9603,7 +9621,7 @@
               <w:spacing w:after="10" w:before="0"/>
               <w:ind w:left="120"/>
             </w:pPr>
-            <w:hyperlink w:history="1" r:id="rIdugftbryzmhe9kd3rkdpcw">
+            <w:hyperlink w:history="1" r:id="rIdlctm5qyr1fn1ke29ogdja">
               <w:r>
                 <w:rPr>
                   <w:rFonts w:ascii="Arial" w:cs="Arial" w:eastAsia="Arial" w:hAnsi="Arial"/>
@@ -9648,7 +9666,7 @@
             <w:pPr>
               <w:spacing w:after="20" w:before="0"/>
             </w:pPr>
-            <w:hyperlink w:history="1" r:id="rIds8g_9tf43xw3mbw47xuj5">
+            <w:hyperlink w:history="1" r:id="rIdpnbs1s1xskcuctqzrddps">
               <w:r>
                 <w:rPr>
                   <w:rFonts w:ascii="Arial" w:cs="Arial" w:eastAsia="Arial" w:hAnsi="Arial"/>
@@ -9681,7 +9699,7 @@
               <w:spacing w:after="10" w:before="0"/>
               <w:ind w:left="120"/>
             </w:pPr>
-            <w:hyperlink w:history="1" r:id="rIdezh3dtmiunbi6xkqfmkme">
+            <w:hyperlink w:history="1" r:id="rIdpyvsm0rmyuihbksghk9yz">
               <w:r>
                 <w:rPr>
                   <w:rFonts w:ascii="Arial" w:cs="Arial" w:eastAsia="Arial" w:hAnsi="Arial"/>
@@ -9876,7 +9894,7 @@
             <w:pPr>
               <w:spacing w:after="20" w:before="0"/>
             </w:pPr>
-            <w:hyperlink w:history="1" r:id="rIdi41salqqe2epjdnps3fh6">
+            <w:hyperlink w:history="1" r:id="rIdbfjt9njw7kdtwtl9zv4dv">
               <w:r>
                 <w:rPr>
                   <w:rFonts w:ascii="Arial" w:cs="Arial" w:eastAsia="Arial" w:hAnsi="Arial"/>
@@ -9909,7 +9927,7 @@
               <w:spacing w:after="10" w:before="0"/>
               <w:ind w:left="120"/>
             </w:pPr>
-            <w:hyperlink w:history="1" r:id="rIdfcsgyozwiaajxipav9a7l">
+            <w:hyperlink w:history="1" r:id="rIdz99qupuukbiiotfhgpyx0">
               <w:r>
                 <w:rPr>
                   <w:rFonts w:ascii="Arial" w:cs="Arial" w:eastAsia="Arial" w:hAnsi="Arial"/>
@@ -9954,7 +9972,7 @@
             <w:pPr>
               <w:spacing w:after="20" w:before="0"/>
             </w:pPr>
-            <w:hyperlink w:history="1" r:id="rId4kgsyjli2jkv045ckf8rj">
+            <w:hyperlink w:history="1" r:id="rIdndc3giggt2-a3tvjxogwb">
               <w:r>
                 <w:rPr>
                   <w:rFonts w:ascii="Arial" w:cs="Arial" w:eastAsia="Arial" w:hAnsi="Arial"/>
@@ -9987,7 +10005,7 @@
               <w:spacing w:after="10" w:before="0"/>
               <w:ind w:left="120"/>
             </w:pPr>
-            <w:hyperlink w:history="1" r:id="rIde5sdwqygb_m2wq15nvntd">
+            <w:hyperlink w:history="1" r:id="rIdsc9rjsn3ts_udrkz-f3dd">
               <w:r>
                 <w:rPr>
                   <w:rFonts w:ascii="Arial" w:cs="Arial" w:eastAsia="Arial" w:hAnsi="Arial"/>
@@ -11474,7 +11492,7 @@
             <w:pPr>
               <w:spacing w:after="20" w:before="0"/>
             </w:pPr>
-            <w:hyperlink w:history="1" r:id="rIdq1d3shjxrfbhbisjxaf3p">
+            <w:hyperlink w:history="1" r:id="rIdxa0jeb8lgr8p4udprypsi">
               <w:r>
                 <w:rPr>
                   <w:rFonts w:ascii="Arial" w:cs="Arial" w:eastAsia="Arial" w:hAnsi="Arial"/>
@@ -11507,7 +11525,7 @@
               <w:spacing w:after="10" w:before="0"/>
               <w:ind w:left="120"/>
             </w:pPr>
-            <w:hyperlink w:history="1" r:id="rId_wdvuo49zc7btqrtlog9y">
+            <w:hyperlink w:history="1" r:id="rIdzmfusb4kop37mgmeipzmn">
               <w:r>
                 <w:rPr>
                   <w:rFonts w:ascii="Arial" w:cs="Arial" w:eastAsia="Arial" w:hAnsi="Arial"/>
@@ -11552,7 +11570,7 @@
             <w:pPr>
               <w:spacing w:after="20" w:before="0"/>
             </w:pPr>
-            <w:hyperlink w:history="1" r:id="rIdhdv9w18udmalnlhci3tyf">
+            <w:hyperlink w:history="1" r:id="rIdosrjjxkbpk9ayf0e06nti">
               <w:r>
                 <w:rPr>
                   <w:rFonts w:ascii="Arial" w:cs="Arial" w:eastAsia="Arial" w:hAnsi="Arial"/>
@@ -11585,7 +11603,7 @@
               <w:spacing w:after="10" w:before="0"/>
               <w:ind w:left="120"/>
             </w:pPr>
-            <w:hyperlink w:history="1" r:id="rIdtvyb5qo7ip5i4rypdpddd">
+            <w:hyperlink w:history="1" r:id="rIddkixar0ta6egivsa5cmt_">
               <w:r>
                 <w:rPr>
                   <w:rFonts w:ascii="Arial" w:cs="Arial" w:eastAsia="Arial" w:hAnsi="Arial"/>
@@ -11780,7 +11798,7 @@
             <w:pPr>
               <w:spacing w:after="20" w:before="0"/>
             </w:pPr>
-            <w:hyperlink w:history="1" r:id="rIdle-xw2_uiguj4lef2syz8">
+            <w:hyperlink w:history="1" r:id="rId6uhrcmxrdqyjt7_3lzxn1">
               <w:r>
                 <w:rPr>
                   <w:rFonts w:ascii="Arial" w:cs="Arial" w:eastAsia="Arial" w:hAnsi="Arial"/>
@@ -11813,7 +11831,7 @@
               <w:spacing w:after="10" w:before="0"/>
               <w:ind w:left="120"/>
             </w:pPr>
-            <w:hyperlink w:history="1" r:id="rIdxocygqzabruxdeynraydi">
+            <w:hyperlink w:history="1" r:id="rIdz0zkth82ldrqq9gylxb-k">
               <w:r>
                 <w:rPr>
                   <w:rFonts w:ascii="Arial" w:cs="Arial" w:eastAsia="Arial" w:hAnsi="Arial"/>
@@ -11858,7 +11876,7 @@
             <w:pPr>
               <w:spacing w:after="20" w:before="0"/>
             </w:pPr>
-            <w:hyperlink w:history="1" r:id="rId8hwij3hdg-iyalfkig4le">
+            <w:hyperlink w:history="1" r:id="rIde_dkjmqibyr6fgg4_g5jv">
               <w:r>
                 <w:rPr>
                   <w:rFonts w:ascii="Arial" w:cs="Arial" w:eastAsia="Arial" w:hAnsi="Arial"/>
@@ -11891,7 +11909,7 @@
               <w:spacing w:after="10" w:before="0"/>
               <w:ind w:left="120"/>
             </w:pPr>
-            <w:hyperlink w:history="1" r:id="rIdolvg4umh1w5jsqmv3z7mb">
+            <w:hyperlink w:history="1" r:id="rIdsaucuv8l72oubuy1yxwcq">
               <w:r>
                 <w:rPr>
                   <w:rFonts w:ascii="Arial" w:cs="Arial" w:eastAsia="Arial" w:hAnsi="Arial"/>
@@ -12086,7 +12104,7 @@
             <w:pPr>
               <w:spacing w:after="20" w:before="0"/>
             </w:pPr>
-            <w:hyperlink w:history="1" r:id="rIdjqi5dphqtgtofnqvsnnlv">
+            <w:hyperlink w:history="1" r:id="rIdjkkayifo-hy7_ljqgztub">
               <w:r>
                 <w:rPr>
                   <w:rFonts w:ascii="Arial" w:cs="Arial" w:eastAsia="Arial" w:hAnsi="Arial"/>
@@ -12119,7 +12137,7 @@
               <w:spacing w:after="10" w:before="0"/>
               <w:ind w:left="120"/>
             </w:pPr>
-            <w:hyperlink w:history="1" r:id="rId3chtwkbxavv4g_wuqb3ym">
+            <w:hyperlink w:history="1" r:id="rIdpufhl3smiym7q35ct5ult">
               <w:r>
                 <w:rPr>
                   <w:rFonts w:ascii="Arial" w:cs="Arial" w:eastAsia="Arial" w:hAnsi="Arial"/>
@@ -12164,7 +12182,7 @@
             <w:pPr>
               <w:spacing w:after="20" w:before="0"/>
             </w:pPr>
-            <w:hyperlink w:history="1" r:id="rIdxbspmm98zubr-kudiuun8">
+            <w:hyperlink w:history="1" r:id="rId7rc1_qavvjnshml7ym1dw">
               <w:r>
                 <w:rPr>
                   <w:rFonts w:ascii="Arial" w:cs="Arial" w:eastAsia="Arial" w:hAnsi="Arial"/>
@@ -12197,7 +12215,7 @@
               <w:spacing w:after="10" w:before="0"/>
               <w:ind w:left="120"/>
             </w:pPr>
-            <w:hyperlink w:history="1" r:id="rIdklipgoni5bx6hi4nl0edg">
+            <w:hyperlink w:history="1" r:id="rIdst2u5-yzkn3bbgxczgwda">
               <w:r>
                 <w:rPr>
                   <w:rFonts w:ascii="Arial" w:cs="Arial" w:eastAsia="Arial" w:hAnsi="Arial"/>
@@ -12392,7 +12410,7 @@
             <w:pPr>
               <w:spacing w:after="20" w:before="0"/>
             </w:pPr>
-            <w:hyperlink w:history="1" r:id="rIdbonmloyhs4pwiph5uu15t">
+            <w:hyperlink w:history="1" r:id="rId2lo3hxiyz55dgaj8k85ti">
               <w:r>
                 <w:rPr>
                   <w:rFonts w:ascii="Arial" w:cs="Arial" w:eastAsia="Arial" w:hAnsi="Arial"/>
@@ -12425,7 +12443,7 @@
               <w:spacing w:after="10" w:before="0"/>
               <w:ind w:left="120"/>
             </w:pPr>
-            <w:hyperlink w:history="1" r:id="rIdo_tqvfutwjzxrinusae6-">
+            <w:hyperlink w:history="1" r:id="rIdkkuc1xcqjrsngjmlabcje">
               <w:r>
                 <w:rPr>
                   <w:rFonts w:ascii="Arial" w:cs="Arial" w:eastAsia="Arial" w:hAnsi="Arial"/>
@@ -12470,7 +12488,7 @@
             <w:pPr>
               <w:spacing w:after="20" w:before="0"/>
             </w:pPr>
-            <w:hyperlink w:history="1" r:id="rId2qxxuetuhpq-v4uyrx5qy">
+            <w:hyperlink w:history="1" r:id="rIdqu8ulzi9jw_m_aldj5vgx">
               <w:r>
                 <w:rPr>
                   <w:rFonts w:ascii="Arial" w:cs="Arial" w:eastAsia="Arial" w:hAnsi="Arial"/>
@@ -12503,7 +12521,7 @@
               <w:spacing w:after="10" w:before="0"/>
               <w:ind w:left="120"/>
             </w:pPr>
-            <w:hyperlink w:history="1" r:id="rId8ax_oox6nqi1rwacyutx7">
+            <w:hyperlink w:history="1" r:id="rIdunbigrof5loen771ngjhe">
               <w:r>
                 <w:rPr>
                   <w:rFonts w:ascii="Arial" w:cs="Arial" w:eastAsia="Arial" w:hAnsi="Arial"/>
@@ -12698,7 +12716,7 @@
             <w:pPr>
               <w:spacing w:after="20" w:before="0"/>
             </w:pPr>
-            <w:hyperlink w:history="1" r:id="rIdfsicmafo6vrjouikwvv1x">
+            <w:hyperlink w:history="1" r:id="rId9cde3v3y7eiblujwtnx-i">
               <w:r>
                 <w:rPr>
                   <w:rFonts w:ascii="Arial" w:cs="Arial" w:eastAsia="Arial" w:hAnsi="Arial"/>
@@ -12731,7 +12749,7 @@
               <w:spacing w:after="10" w:before="0"/>
               <w:ind w:left="120"/>
             </w:pPr>
-            <w:hyperlink w:history="1" r:id="rIdeywuhjqwzglfbfe2ahfip">
+            <w:hyperlink w:history="1" r:id="rIdnz9kmnrondz2dnumpupgj">
               <w:r>
                 <w:rPr>
                   <w:rFonts w:ascii="Arial" w:cs="Arial" w:eastAsia="Arial" w:hAnsi="Arial"/>
@@ -12776,7 +12794,7 @@
             <w:pPr>
               <w:spacing w:after="20" w:before="0"/>
             </w:pPr>
-            <w:hyperlink w:history="1" r:id="rIddz0wi3ujczl8h-scubshq">
+            <w:hyperlink w:history="1" r:id="rId1iei8zvsgxed5api6ug0-">
               <w:r>
                 <w:rPr>
                   <w:rFonts w:ascii="Arial" w:cs="Arial" w:eastAsia="Arial" w:hAnsi="Arial"/>
@@ -12809,7 +12827,7 @@
               <w:spacing w:after="10" w:before="0"/>
               <w:ind w:left="120"/>
             </w:pPr>
-            <w:hyperlink w:history="1" r:id="rIdpufnu0isegyph5cwqposn">
+            <w:hyperlink w:history="1" r:id="rIdnguahif3-9si7mppvpaif">
               <w:r>
                 <w:rPr>
                   <w:rFonts w:ascii="Arial" w:cs="Arial" w:eastAsia="Arial" w:hAnsi="Arial"/>
@@ -14391,7 +14409,7 @@
             <w:pPr>
               <w:spacing w:after="20" w:before="0"/>
             </w:pPr>
-            <w:hyperlink w:history="1" r:id="rId3xerzjgxd0bj-tnvxkb-i">
+            <w:hyperlink w:history="1" r:id="rIdzvxpf1p5jpgpkeliasiby">
               <w:r>
                 <w:rPr>
                   <w:rFonts w:ascii="Arial" w:cs="Arial" w:eastAsia="Arial" w:hAnsi="Arial"/>
@@ -14424,7 +14442,7 @@
               <w:spacing w:after="10" w:before="0"/>
               <w:ind w:left="120"/>
             </w:pPr>
-            <w:hyperlink w:history="1" r:id="rIdmfvcun6s8h7f79opdo1tq">
+            <w:hyperlink w:history="1" r:id="rIdzw4qau0bhs5wyj__egipv">
               <w:r>
                 <w:rPr>
                   <w:rFonts w:ascii="Arial" w:cs="Arial" w:eastAsia="Arial" w:hAnsi="Arial"/>
@@ -14469,7 +14487,7 @@
             <w:pPr>
               <w:spacing w:after="20" w:before="0"/>
             </w:pPr>
-            <w:hyperlink w:history="1" r:id="rId25sfbyf07unixlqfgrmnq">
+            <w:hyperlink w:history="1" r:id="rIdl6oxdgkx8ln2lyu8dwofz">
               <w:r>
                 <w:rPr>
                   <w:rFonts w:ascii="Arial" w:cs="Arial" w:eastAsia="Arial" w:hAnsi="Arial"/>
@@ -14502,7 +14520,7 @@
               <w:spacing w:after="10" w:before="0"/>
               <w:ind w:left="120"/>
             </w:pPr>
-            <w:hyperlink w:history="1" r:id="rIdaxpfl88cv57r4xf-gix0_">
+            <w:hyperlink w:history="1" r:id="rId-6pg6ax4fd2yrpkqzzjbs">
               <w:r>
                 <w:rPr>
                   <w:rFonts w:ascii="Arial" w:cs="Arial" w:eastAsia="Arial" w:hAnsi="Arial"/>
@@ -14697,7 +14715,7 @@
             <w:pPr>
               <w:spacing w:after="20" w:before="0"/>
             </w:pPr>
-            <w:hyperlink w:history="1" r:id="rIdv-5fyjeh9t7r6znt4tztl">
+            <w:hyperlink w:history="1" r:id="rIdnay-uitwiuni-qotg71iu">
               <w:r>
                 <w:rPr>
                   <w:rFonts w:ascii="Arial" w:cs="Arial" w:eastAsia="Arial" w:hAnsi="Arial"/>
@@ -14730,7 +14748,7 @@
               <w:spacing w:after="10" w:before="0"/>
               <w:ind w:left="120"/>
             </w:pPr>
-            <w:hyperlink w:history="1" r:id="rIduppbu3bqyus0qfwvyekou">
+            <w:hyperlink w:history="1" r:id="rId18bqlnvk9nhqqfel585g9">
               <w:r>
                 <w:rPr>
                   <w:rFonts w:ascii="Arial" w:cs="Arial" w:eastAsia="Arial" w:hAnsi="Arial"/>
@@ -14775,7 +14793,7 @@
             <w:pPr>
               <w:spacing w:after="20" w:before="0"/>
             </w:pPr>
-            <w:hyperlink w:history="1" r:id="rIdefxy8tpfzixi076j0nutu">
+            <w:hyperlink w:history="1" r:id="rIdeblkcwrbp78unigzu1fsg">
               <w:r>
                 <w:rPr>
                   <w:rFonts w:ascii="Arial" w:cs="Arial" w:eastAsia="Arial" w:hAnsi="Arial"/>
@@ -14808,7 +14826,7 @@
               <w:spacing w:after="10" w:before="0"/>
               <w:ind w:left="120"/>
             </w:pPr>
-            <w:hyperlink w:history="1" r:id="rIdqfvbw_brm_utf_zot8txt">
+            <w:hyperlink w:history="1" r:id="rIdnjkqlxerokuctrppxtm6b">
               <w:r>
                 <w:rPr>
                   <w:rFonts w:ascii="Arial" w:cs="Arial" w:eastAsia="Arial" w:hAnsi="Arial"/>
@@ -15003,7 +15021,7 @@
             <w:pPr>
               <w:spacing w:after="20" w:before="0"/>
             </w:pPr>
-            <w:hyperlink w:history="1" r:id="rIdenhmm7scf5ebtlj4kxw2t">
+            <w:hyperlink w:history="1" r:id="rId-sv4pncunudwjdu8mejtz">
               <w:r>
                 <w:rPr>
                   <w:rFonts w:ascii="Arial" w:cs="Arial" w:eastAsia="Arial" w:hAnsi="Arial"/>
@@ -15036,7 +15054,7 @@
               <w:spacing w:after="10" w:before="0"/>
               <w:ind w:left="120"/>
             </w:pPr>
-            <w:hyperlink w:history="1" r:id="rId17yjpdbjizapyzuv2hhmw">
+            <w:hyperlink w:history="1" r:id="rIdp9qrjq4wlsycvq8yfbptm">
               <w:r>
                 <w:rPr>
                   <w:rFonts w:ascii="Arial" w:cs="Arial" w:eastAsia="Arial" w:hAnsi="Arial"/>
@@ -15081,7 +15099,7 @@
             <w:pPr>
               <w:spacing w:after="20" w:before="0"/>
             </w:pPr>
-            <w:hyperlink w:history="1" r:id="rIdahqiqlf4x1xmwb4nn91lc">
+            <w:hyperlink w:history="1" r:id="rIdlnf9orawpuz8egf1kgg72">
               <w:r>
                 <w:rPr>
                   <w:rFonts w:ascii="Arial" w:cs="Arial" w:eastAsia="Arial" w:hAnsi="Arial"/>
@@ -15114,7 +15132,7 @@
               <w:spacing w:after="10" w:before="0"/>
               <w:ind w:left="120"/>
             </w:pPr>
-            <w:hyperlink w:history="1" r:id="rIdyiah8vic4orkvo8tpwrha">
+            <w:hyperlink w:history="1" r:id="rIdeak6hckbm1p0igmoymu0_">
               <w:r>
                 <w:rPr>
                   <w:rFonts w:ascii="Arial" w:cs="Arial" w:eastAsia="Arial" w:hAnsi="Arial"/>
@@ -15309,7 +15327,7 @@
             <w:pPr>
               <w:spacing w:after="20" w:before="0"/>
             </w:pPr>
-            <w:hyperlink w:history="1" r:id="rIdjrzx70lsvrbusj-yutvq0">
+            <w:hyperlink w:history="1" r:id="rIdoupew_rqqazm5biszb17h">
               <w:r>
                 <w:rPr>
                   <w:rFonts w:ascii="Arial" w:cs="Arial" w:eastAsia="Arial" w:hAnsi="Arial"/>
@@ -15342,7 +15360,7 @@
               <w:spacing w:after="10" w:before="0"/>
               <w:ind w:left="120"/>
             </w:pPr>
-            <w:hyperlink w:history="1" r:id="rIddlsfiumtcyssx2lc0rgfo">
+            <w:hyperlink w:history="1" r:id="rIdapfelm3aoxheaqymemijy">
               <w:r>
                 <w:rPr>
                   <w:rFonts w:ascii="Arial" w:cs="Arial" w:eastAsia="Arial" w:hAnsi="Arial"/>
@@ -15387,7 +15405,7 @@
             <w:pPr>
               <w:spacing w:after="20" w:before="0"/>
             </w:pPr>
-            <w:hyperlink w:history="1" r:id="rId_pqgtwjwoeuzlpcd5ymvw">
+            <w:hyperlink w:history="1" r:id="rId_oymxxparerfejfx1fngk">
               <w:r>
                 <w:rPr>
                   <w:rFonts w:ascii="Arial" w:cs="Arial" w:eastAsia="Arial" w:hAnsi="Arial"/>
@@ -15420,7 +15438,7 @@
               <w:spacing w:after="10" w:before="0"/>
               <w:ind w:left="120"/>
             </w:pPr>
-            <w:hyperlink w:history="1" r:id="rIdo0ysirszfr0x2dkdi14vc">
+            <w:hyperlink w:history="1" r:id="rIdkixxsmghvxsxcy2jjyqib">
               <w:r>
                 <w:rPr>
                   <w:rFonts w:ascii="Arial" w:cs="Arial" w:eastAsia="Arial" w:hAnsi="Arial"/>
@@ -15615,7 +15633,7 @@
             <w:pPr>
               <w:spacing w:after="20" w:before="0"/>
             </w:pPr>
-            <w:hyperlink w:history="1" r:id="rId-cljmvm2ejt1ttsgclure">
+            <w:hyperlink w:history="1" r:id="rIdbdot8xun0fitb6_xkdwkl">
               <w:r>
                 <w:rPr>
                   <w:rFonts w:ascii="Arial" w:cs="Arial" w:eastAsia="Arial" w:hAnsi="Arial"/>
@@ -15648,7 +15666,7 @@
               <w:spacing w:after="10" w:before="0"/>
               <w:ind w:left="120"/>
             </w:pPr>
-            <w:hyperlink w:history="1" r:id="rIdxsy1fsdzc11jwia2ju3m3">
+            <w:hyperlink w:history="1" r:id="rIdtpbk65ksxxf_v6zyccnb1">
               <w:r>
                 <w:rPr>
                   <w:rFonts w:ascii="Arial" w:cs="Arial" w:eastAsia="Arial" w:hAnsi="Arial"/>
@@ -15693,7 +15711,7 @@
             <w:pPr>
               <w:spacing w:after="20" w:before="0"/>
             </w:pPr>
-            <w:hyperlink w:history="1" r:id="rIdyags1ymwebkmu6eakhozb">
+            <w:hyperlink w:history="1" r:id="rIdpo9f6bgn7g0jysc8bwzcp">
               <w:r>
                 <w:rPr>
                   <w:rFonts w:ascii="Arial" w:cs="Arial" w:eastAsia="Arial" w:hAnsi="Arial"/>
@@ -15726,7 +15744,7 @@
               <w:spacing w:after="10" w:before="0"/>
               <w:ind w:left="120"/>
             </w:pPr>
-            <w:hyperlink w:history="1" r:id="rId4pugty6e3w7xo0scsaorg">
+            <w:hyperlink w:history="1" r:id="rId9vbdyjqrb8tyyelajscez">
               <w:r>
                 <w:rPr>
                   <w:rFonts w:ascii="Arial" w:cs="Arial" w:eastAsia="Arial" w:hAnsi="Arial"/>
@@ -17213,7 +17231,7 @@
             <w:pPr>
               <w:spacing w:after="20" w:before="0"/>
             </w:pPr>
-            <w:hyperlink w:history="1" r:id="rIdascaox7wurjhtt_ez9o6j">
+            <w:hyperlink w:history="1" r:id="rIdepjbpuojlbzygssp-oztk">
               <w:r>
                 <w:rPr>
                   <w:rFonts w:ascii="Arial" w:cs="Arial" w:eastAsia="Arial" w:hAnsi="Arial"/>
@@ -17246,7 +17264,7 @@
               <w:spacing w:after="10" w:before="0"/>
               <w:ind w:left="120"/>
             </w:pPr>
-            <w:hyperlink w:history="1" r:id="rIddp_zvmxt8jcc34tjqvl4_">
+            <w:hyperlink w:history="1" r:id="rIdqee8pot-nk8xn3ioane-b">
               <w:r>
                 <w:rPr>
                   <w:rFonts w:ascii="Arial" w:cs="Arial" w:eastAsia="Arial" w:hAnsi="Arial"/>
@@ -17291,7 +17309,7 @@
             <w:pPr>
               <w:spacing w:after="20" w:before="0"/>
             </w:pPr>
-            <w:hyperlink w:history="1" r:id="rIdko_5b1wrv2ffar4blygeo">
+            <w:hyperlink w:history="1" r:id="rIdndfw2vy0_ruokn68kdukp">
               <w:r>
                 <w:rPr>
                   <w:rFonts w:ascii="Arial" w:cs="Arial" w:eastAsia="Arial" w:hAnsi="Arial"/>
@@ -17324,7 +17342,7 @@
               <w:spacing w:after="10" w:before="0"/>
               <w:ind w:left="120"/>
             </w:pPr>
-            <w:hyperlink w:history="1" r:id="rId43ok1w_qdhdo-wumrqsfp">
+            <w:hyperlink w:history="1" r:id="rIdydnqfw1npawjbnb2ret0c">
               <w:r>
                 <w:rPr>
                   <w:rFonts w:ascii="Arial" w:cs="Arial" w:eastAsia="Arial" w:hAnsi="Arial"/>
@@ -17519,7 +17537,7 @@
             <w:pPr>
               <w:spacing w:after="20" w:before="0"/>
             </w:pPr>
-            <w:hyperlink w:history="1" r:id="rIdydaqxcmcrtvf1-ogwvcgh">
+            <w:hyperlink w:history="1" r:id="rIdugjzu-cebwhzqcdgoa9kn">
               <w:r>
                 <w:rPr>
                   <w:rFonts w:ascii="Arial" w:cs="Arial" w:eastAsia="Arial" w:hAnsi="Arial"/>
@@ -17552,7 +17570,7 @@
               <w:spacing w:after="10" w:before="0"/>
               <w:ind w:left="120"/>
             </w:pPr>
-            <w:hyperlink w:history="1" r:id="rIdrltt0ypnhzav4ouzdomke">
+            <w:hyperlink w:history="1" r:id="rIdbkfumarg2ibxc907eq-kf">
               <w:r>
                 <w:rPr>
                   <w:rFonts w:ascii="Arial" w:cs="Arial" w:eastAsia="Arial" w:hAnsi="Arial"/>
@@ -17597,7 +17615,7 @@
             <w:pPr>
               <w:spacing w:after="20" w:before="0"/>
             </w:pPr>
-            <w:hyperlink w:history="1" r:id="rIdmadu60xmaw7ssuc08w_9e">
+            <w:hyperlink w:history="1" r:id="rId4ir536evnpmvaln0f8l2v">
               <w:r>
                 <w:rPr>
                   <w:rFonts w:ascii="Arial" w:cs="Arial" w:eastAsia="Arial" w:hAnsi="Arial"/>
@@ -17630,7 +17648,7 @@
               <w:spacing w:after="10" w:before="0"/>
               <w:ind w:left="120"/>
             </w:pPr>
-            <w:hyperlink w:history="1" r:id="rId2ntvdunbcd_utq7m9_xv3">
+            <w:hyperlink w:history="1" r:id="rIdpl5p7yv7qz7vloysifzh6">
               <w:r>
                 <w:rPr>
                   <w:rFonts w:ascii="Arial" w:cs="Arial" w:eastAsia="Arial" w:hAnsi="Arial"/>
@@ -17825,7 +17843,7 @@
             <w:pPr>
               <w:spacing w:after="20" w:before="0"/>
             </w:pPr>
-            <w:hyperlink w:history="1" r:id="rIdsbpcugvmg4qjtoypy6he2">
+            <w:hyperlink w:history="1" r:id="rIdcfjiobbmnhu96bosydxsp">
               <w:r>
                 <w:rPr>
                   <w:rFonts w:ascii="Arial" w:cs="Arial" w:eastAsia="Arial" w:hAnsi="Arial"/>
@@ -17858,7 +17876,7 @@
               <w:spacing w:after="10" w:before="0"/>
               <w:ind w:left="120"/>
             </w:pPr>
-            <w:hyperlink w:history="1" r:id="rIdeldtutizkhtwnvdprm6lx">
+            <w:hyperlink w:history="1" r:id="rIdmqfff66oil-4k-xpllu3y">
               <w:r>
                 <w:rPr>
                   <w:rFonts w:ascii="Arial" w:cs="Arial" w:eastAsia="Arial" w:hAnsi="Arial"/>
@@ -17903,7 +17921,7 @@
             <w:pPr>
               <w:spacing w:after="20" w:before="0"/>
             </w:pPr>
-            <w:hyperlink w:history="1" r:id="rIdlmqqs3in6ekbmxzplle7_">
+            <w:hyperlink w:history="1" r:id="rIdatwutp9qghsh1t2v4q3yv">
               <w:r>
                 <w:rPr>
                   <w:rFonts w:ascii="Arial" w:cs="Arial" w:eastAsia="Arial" w:hAnsi="Arial"/>
@@ -17936,7 +17954,7 @@
               <w:spacing w:after="10" w:before="0"/>
               <w:ind w:left="120"/>
             </w:pPr>
-            <w:hyperlink w:history="1" r:id="rIducz0tcsnt1yus6lohx3rv">
+            <w:hyperlink w:history="1" r:id="rIdttp6vdbgwtr0drpsjqocq">
               <w:r>
                 <w:rPr>
                   <w:rFonts w:ascii="Arial" w:cs="Arial" w:eastAsia="Arial" w:hAnsi="Arial"/>
@@ -18131,7 +18149,7 @@
             <w:pPr>
               <w:spacing w:after="20" w:before="0"/>
             </w:pPr>
-            <w:hyperlink w:history="1" r:id="rIdflpmz7m2u-h5kjrl5zv0u">
+            <w:hyperlink w:history="1" r:id="rIdeiqrxpdwobmu5b5btprjw">
               <w:r>
                 <w:rPr>
                   <w:rFonts w:ascii="Arial" w:cs="Arial" w:eastAsia="Arial" w:hAnsi="Arial"/>
@@ -18164,7 +18182,7 @@
               <w:spacing w:after="10" w:before="0"/>
               <w:ind w:left="120"/>
             </w:pPr>
-            <w:hyperlink w:history="1" r:id="rIdgz5a0g8rvw2fw1nmqtysj">
+            <w:hyperlink w:history="1" r:id="rIduk_sxuyqsyufq3u3o4j9d">
               <w:r>
                 <w:rPr>
                   <w:rFonts w:ascii="Arial" w:cs="Arial" w:eastAsia="Arial" w:hAnsi="Arial"/>
@@ -18209,7 +18227,7 @@
             <w:pPr>
               <w:spacing w:after="20" w:before="0"/>
             </w:pPr>
-            <w:hyperlink w:history="1" r:id="rIdojo_lzu2zfk0s-ib2ukky">
+            <w:hyperlink w:history="1" r:id="rIdyxh0nffgthtgksk2mzcv0">
               <w:r>
                 <w:rPr>
                   <w:rFonts w:ascii="Arial" w:cs="Arial" w:eastAsia="Arial" w:hAnsi="Arial"/>
@@ -18242,7 +18260,7 @@
               <w:spacing w:after="10" w:before="0"/>
               <w:ind w:left="120"/>
             </w:pPr>
-            <w:hyperlink w:history="1" r:id="rIdygbptmzaufx1eqn8jdbqm">
+            <w:hyperlink w:history="1" r:id="rIdkewju0gc_18kx1pru7mbn">
               <w:r>
                 <w:rPr>
                   <w:rFonts w:ascii="Arial" w:cs="Arial" w:eastAsia="Arial" w:hAnsi="Arial"/>
@@ -18437,7 +18455,7 @@
             <w:pPr>
               <w:spacing w:after="20" w:before="0"/>
             </w:pPr>
-            <w:hyperlink w:history="1" r:id="rIdxjb7fudqocid_r2p9sgy2">
+            <w:hyperlink w:history="1" r:id="rIdwut1dnbzcyrpbhs2tr0cq">
               <w:r>
                 <w:rPr>
                   <w:rFonts w:ascii="Arial" w:cs="Arial" w:eastAsia="Arial" w:hAnsi="Arial"/>
@@ -18470,7 +18488,7 @@
               <w:spacing w:after="10" w:before="0"/>
               <w:ind w:left="120"/>
             </w:pPr>
-            <w:hyperlink w:history="1" r:id="rIdhmwntjtnqeqxmovatbote">
+            <w:hyperlink w:history="1" r:id="rIdxxhyjthvti-70vkdtuttl">
               <w:r>
                 <w:rPr>
                   <w:rFonts w:ascii="Arial" w:cs="Arial" w:eastAsia="Arial" w:hAnsi="Arial"/>
@@ -18515,7 +18533,7 @@
             <w:pPr>
               <w:spacing w:after="20" w:before="0"/>
             </w:pPr>
-            <w:hyperlink w:history="1" r:id="rId6dvawdufltkn2wipcoluo">
+            <w:hyperlink w:history="1" r:id="rIdxtj55_gkeinosquv40eq3">
               <w:r>
                 <w:rPr>
                   <w:rFonts w:ascii="Arial" w:cs="Arial" w:eastAsia="Arial" w:hAnsi="Arial"/>
@@ -18548,7 +18566,7 @@
               <w:spacing w:after="10" w:before="0"/>
               <w:ind w:left="120"/>
             </w:pPr>
-            <w:hyperlink w:history="1" r:id="rIdmj-tyo1ky4a2-7m8ssjrb">
+            <w:hyperlink w:history="1" r:id="rIdymiwrvvamomym8rqgqvqb">
               <w:r>
                 <w:rPr>
                   <w:rFonts w:ascii="Arial" w:cs="Arial" w:eastAsia="Arial" w:hAnsi="Arial"/>
@@ -20130,7 +20148,7 @@
             <w:pPr>
               <w:spacing w:after="20" w:before="0"/>
             </w:pPr>
-            <w:hyperlink w:history="1" r:id="rIdyqrbhftqfuh7kr2tdcwzy">
+            <w:hyperlink w:history="1" r:id="rIdwhqmienaen7lx4nh_sx-n">
               <w:r>
                 <w:rPr>
                   <w:rFonts w:ascii="Arial" w:cs="Arial" w:eastAsia="Arial" w:hAnsi="Arial"/>
@@ -20163,7 +20181,7 @@
               <w:spacing w:after="10" w:before="0"/>
               <w:ind w:left="120"/>
             </w:pPr>
-            <w:hyperlink w:history="1" r:id="rIddme1ruzoh6bdf4lgump0h">
+            <w:hyperlink w:history="1" r:id="rIdkaxt6gr4mkct7xfdalibc">
               <w:r>
                 <w:rPr>
                   <w:rFonts w:ascii="Arial" w:cs="Arial" w:eastAsia="Arial" w:hAnsi="Arial"/>
@@ -20208,7 +20226,7 @@
             <w:pPr>
               <w:spacing w:after="20" w:before="0"/>
             </w:pPr>
-            <w:hyperlink w:history="1" r:id="rIddq5nifd_2sf7p2a2c_cz3">
+            <w:hyperlink w:history="1" r:id="rIdqjm7rhmnuo9oof-nw_fnp">
               <w:r>
                 <w:rPr>
                   <w:rFonts w:ascii="Arial" w:cs="Arial" w:eastAsia="Arial" w:hAnsi="Arial"/>
@@ -20241,7 +20259,7 @@
               <w:spacing w:after="10" w:before="0"/>
               <w:ind w:left="120"/>
             </w:pPr>
-            <w:hyperlink w:history="1" r:id="rId4knjgbuc-4rnjpgtcsexc">
+            <w:hyperlink w:history="1" r:id="rIdk6nmc2ynmzv-r8jye2yvr">
               <w:r>
                 <w:rPr>
                   <w:rFonts w:ascii="Arial" w:cs="Arial" w:eastAsia="Arial" w:hAnsi="Arial"/>
@@ -20436,7 +20454,7 @@
             <w:pPr>
               <w:spacing w:after="20" w:before="0"/>
             </w:pPr>
-            <w:hyperlink w:history="1" r:id="rIdpab3p8uw78yfpnbaoibdz">
+            <w:hyperlink w:history="1" r:id="rIdsxo8xwuzbm_uey2ns9dzc">
               <w:r>
                 <w:rPr>
                   <w:rFonts w:ascii="Arial" w:cs="Arial" w:eastAsia="Arial" w:hAnsi="Arial"/>
@@ -20469,7 +20487,7 @@
               <w:spacing w:after="10" w:before="0"/>
               <w:ind w:left="120"/>
             </w:pPr>
-            <w:hyperlink w:history="1" r:id="rIdyt0etbjvfe8ur4ls0x03d">
+            <w:hyperlink w:history="1" r:id="rId34hd6ywvucep7cjrt6vdz">
               <w:r>
                 <w:rPr>
                   <w:rFonts w:ascii="Arial" w:cs="Arial" w:eastAsia="Arial" w:hAnsi="Arial"/>
@@ -20514,7 +20532,7 @@
             <w:pPr>
               <w:spacing w:after="20" w:before="0"/>
             </w:pPr>
-            <w:hyperlink w:history="1" r:id="rIdwchzym8qlblb1u-if8ipb">
+            <w:hyperlink w:history="1" r:id="rIdywvjsc7sit9sgxo_wea5j">
               <w:r>
                 <w:rPr>
                   <w:rFonts w:ascii="Arial" w:cs="Arial" w:eastAsia="Arial" w:hAnsi="Arial"/>
@@ -20547,7 +20565,7 @@
               <w:spacing w:after="10" w:before="0"/>
               <w:ind w:left="120"/>
             </w:pPr>
-            <w:hyperlink w:history="1" r:id="rIdbq96uhwwy8xrp-_8wmlid">
+            <w:hyperlink w:history="1" r:id="rIdlvkn9tkqk7_q936m2iwv0">
               <w:r>
                 <w:rPr>
                   <w:rFonts w:ascii="Arial" w:cs="Arial" w:eastAsia="Arial" w:hAnsi="Arial"/>
@@ -20742,7 +20760,7 @@
             <w:pPr>
               <w:spacing w:after="20" w:before="0"/>
             </w:pPr>
-            <w:hyperlink w:history="1" r:id="rIdht488yuftlwxdpbbdfrfh">
+            <w:hyperlink w:history="1" r:id="rIdkhpb3cy9ivrt07kzut0t7">
               <w:r>
                 <w:rPr>
                   <w:rFonts w:ascii="Arial" w:cs="Arial" w:eastAsia="Arial" w:hAnsi="Arial"/>
@@ -20775,7 +20793,7 @@
               <w:spacing w:after="10" w:before="0"/>
               <w:ind w:left="120"/>
             </w:pPr>
-            <w:hyperlink w:history="1" r:id="rIdordthit5tcxe2wixih_p4">
+            <w:hyperlink w:history="1" r:id="rIdgvxpmxelpbuntes4d9jab">
               <w:r>
                 <w:rPr>
                   <w:rFonts w:ascii="Arial" w:cs="Arial" w:eastAsia="Arial" w:hAnsi="Arial"/>
@@ -20820,7 +20838,7 @@
             <w:pPr>
               <w:spacing w:after="20" w:before="0"/>
             </w:pPr>
-            <w:hyperlink w:history="1" r:id="rId6clm2vbngr79uj9brhbcx">
+            <w:hyperlink w:history="1" r:id="rIdl210zs9gadzlyhxrfeaan">
               <w:r>
                 <w:rPr>
                   <w:rFonts w:ascii="Arial" w:cs="Arial" w:eastAsia="Arial" w:hAnsi="Arial"/>
@@ -20853,7 +20871,7 @@
               <w:spacing w:after="10" w:before="0"/>
               <w:ind w:left="120"/>
             </w:pPr>
-            <w:hyperlink w:history="1" r:id="rIdhmoebuj1og5aubeihfdmp">
+            <w:hyperlink w:history="1" r:id="rIdk4cnynike-kjsrbzn4vds">
               <w:r>
                 <w:rPr>
                   <w:rFonts w:ascii="Arial" w:cs="Arial" w:eastAsia="Arial" w:hAnsi="Arial"/>
@@ -21048,7 +21066,7 @@
             <w:pPr>
               <w:spacing w:after="20" w:before="0"/>
             </w:pPr>
-            <w:hyperlink w:history="1" r:id="rId1uvusiyez-tvhokc2pnh3">
+            <w:hyperlink w:history="1" r:id="rIdfwri2etr51zthoi7ueagr">
               <w:r>
                 <w:rPr>
                   <w:rFonts w:ascii="Arial" w:cs="Arial" w:eastAsia="Arial" w:hAnsi="Arial"/>
@@ -21081,7 +21099,7 @@
               <w:spacing w:after="10" w:before="0"/>
               <w:ind w:left="120"/>
             </w:pPr>
-            <w:hyperlink w:history="1" r:id="rIdbcegut3gj4wsduvsnqloz">
+            <w:hyperlink w:history="1" r:id="rIddvmxrinrqu0xz9wdcdnuk">
               <w:r>
                 <w:rPr>
                   <w:rFonts w:ascii="Arial" w:cs="Arial" w:eastAsia="Arial" w:hAnsi="Arial"/>
@@ -21126,7 +21144,7 @@
             <w:pPr>
               <w:spacing w:after="20" w:before="0"/>
             </w:pPr>
-            <w:hyperlink w:history="1" r:id="rIdu7mzf9v3o_sxezafklquy">
+            <w:hyperlink w:history="1" r:id="rIdkthvsrek4elylfo6ux3ao">
               <w:r>
                 <w:rPr>
                   <w:rFonts w:ascii="Arial" w:cs="Arial" w:eastAsia="Arial" w:hAnsi="Arial"/>
@@ -21159,7 +21177,7 @@
               <w:spacing w:after="10" w:before="0"/>
               <w:ind w:left="120"/>
             </w:pPr>
-            <w:hyperlink w:history="1" r:id="rIdhzqxnxga8fcmrsmokjqvm">
+            <w:hyperlink w:history="1" r:id="rIdy6zsevefvxe2wyrng7fgq">
               <w:r>
                 <w:rPr>
                   <w:rFonts w:ascii="Arial" w:cs="Arial" w:eastAsia="Arial" w:hAnsi="Arial"/>
@@ -21354,7 +21372,7 @@
             <w:pPr>
               <w:spacing w:after="20" w:before="0"/>
             </w:pPr>
-            <w:hyperlink w:history="1" r:id="rId1xxrlhape_40qkkmaw8zn">
+            <w:hyperlink w:history="1" r:id="rIdfnpjevw92cpedkqjdcw_s">
               <w:r>
                 <w:rPr>
                   <w:rFonts w:ascii="Arial" w:cs="Arial" w:eastAsia="Arial" w:hAnsi="Arial"/>
@@ -21387,7 +21405,7 @@
               <w:spacing w:after="10" w:before="0"/>
               <w:ind w:left="120"/>
             </w:pPr>
-            <w:hyperlink w:history="1" r:id="rIdswiia2krazb_tjuz2zo8o">
+            <w:hyperlink w:history="1" r:id="rId0qbyaf5lfiytmem1vrgkk">
               <w:r>
                 <w:rPr>
                   <w:rFonts w:ascii="Arial" w:cs="Arial" w:eastAsia="Arial" w:hAnsi="Arial"/>
@@ -21432,7 +21450,7 @@
             <w:pPr>
               <w:spacing w:after="20" w:before="0"/>
             </w:pPr>
-            <w:hyperlink w:history="1" r:id="rIdmglh2vnri999gbmh_zduc">
+            <w:hyperlink w:history="1" r:id="rId7umzb2ujvsxnbiz0xrzy1">
               <w:r>
                 <w:rPr>
                   <w:rFonts w:ascii="Arial" w:cs="Arial" w:eastAsia="Arial" w:hAnsi="Arial"/>
@@ -21465,7 +21483,7 @@
               <w:spacing w:after="10" w:before="0"/>
               <w:ind w:left="120"/>
             </w:pPr>
-            <w:hyperlink w:history="1" r:id="rIdqesqez73o7bxtmzfpuxsk">
+            <w:hyperlink w:history="1" r:id="rIdyfaqefkwohnsfhdlookl3">
               <w:r>
                 <w:rPr>
                   <w:rFonts w:ascii="Arial" w:cs="Arial" w:eastAsia="Arial" w:hAnsi="Arial"/>
@@ -23066,7 +23084,7 @@
             <w:pPr>
               <w:spacing w:after="20" w:before="0"/>
             </w:pPr>
-            <w:hyperlink w:history="1" r:id="rIdl_pqgyofsior3ezimj7lx">
+            <w:hyperlink w:history="1" r:id="rIdwy3e-mnrkwu8hzugxzr3u">
               <w:r>
                 <w:rPr>
                   <w:rFonts w:ascii="Arial" w:cs="Arial" w:eastAsia="Arial" w:hAnsi="Arial"/>
@@ -23099,7 +23117,7 @@
               <w:spacing w:after="10" w:before="0"/>
               <w:ind w:left="120"/>
             </w:pPr>
-            <w:hyperlink w:history="1" r:id="rIdb6ze3spbdorbhxcacuafa">
+            <w:hyperlink w:history="1" r:id="rIdxg4kt75kfielqwddndhnc">
               <w:r>
                 <w:rPr>
                   <w:rFonts w:ascii="Arial" w:cs="Arial" w:eastAsia="Arial" w:hAnsi="Arial"/>
@@ -23144,7 +23162,7 @@
             <w:pPr>
               <w:spacing w:after="20" w:before="0"/>
             </w:pPr>
-            <w:hyperlink w:history="1" r:id="rId_qbu2wjfydva_b9jixe0i">
+            <w:hyperlink w:history="1" r:id="rIdxhbwxem7jvprac7zfyum7">
               <w:r>
                 <w:rPr>
                   <w:rFonts w:ascii="Arial" w:cs="Arial" w:eastAsia="Arial" w:hAnsi="Arial"/>
@@ -23177,7 +23195,7 @@
               <w:spacing w:after="10" w:before="0"/>
               <w:ind w:left="120"/>
             </w:pPr>
-            <w:hyperlink w:history="1" r:id="rIdesvu65udxplzcu1kfxy3o">
+            <w:hyperlink w:history="1" r:id="rIdmtba7xx5u0ap_qh5wuy0e">
               <w:r>
                 <w:rPr>
                   <w:rFonts w:ascii="Arial" w:cs="Arial" w:eastAsia="Arial" w:hAnsi="Arial"/>
@@ -23372,7 +23390,7 @@
             <w:pPr>
               <w:spacing w:after="20" w:before="0"/>
             </w:pPr>
-            <w:hyperlink w:history="1" r:id="rIdcazsbbktymlk0nmi5ttoc">
+            <w:hyperlink w:history="1" r:id="rId0dfjnirkfutjpvqnibjhj">
               <w:r>
                 <w:rPr>
                   <w:rFonts w:ascii="Arial" w:cs="Arial" w:eastAsia="Arial" w:hAnsi="Arial"/>
@@ -23405,7 +23423,7 @@
               <w:spacing w:after="10" w:before="0"/>
               <w:ind w:left="120"/>
             </w:pPr>
-            <w:hyperlink w:history="1" r:id="rIdahs73-pzvnr7titcsea9t">
+            <w:hyperlink w:history="1" r:id="rIdlfq-pookos8yn3yh5y-o_">
               <w:r>
                 <w:rPr>
                   <w:rFonts w:ascii="Arial" w:cs="Arial" w:eastAsia="Arial" w:hAnsi="Arial"/>
@@ -23450,7 +23468,7 @@
             <w:pPr>
               <w:spacing w:after="20" w:before="0"/>
             </w:pPr>
-            <w:hyperlink w:history="1" r:id="rIdcnstlvwalpkzxxcv_emkj">
+            <w:hyperlink w:history="1" r:id="rIdnfhdu5-fhtc-t0mespqjy">
               <w:r>
                 <w:rPr>
                   <w:rFonts w:ascii="Arial" w:cs="Arial" w:eastAsia="Arial" w:hAnsi="Arial"/>
@@ -23483,7 +23501,7 @@
               <w:spacing w:after="10" w:before="0"/>
               <w:ind w:left="120"/>
             </w:pPr>
-            <w:hyperlink w:history="1" r:id="rIdzsa4zv_s55mq_axoa5j1c">
+            <w:hyperlink w:history="1" r:id="rIdcloj19bg1gloxooz7tjg8">
               <w:r>
                 <w:rPr>
                   <w:rFonts w:ascii="Arial" w:cs="Arial" w:eastAsia="Arial" w:hAnsi="Arial"/>
@@ -23906,7 +23924,7 @@
             <w:pPr>
               <w:spacing w:after="20" w:before="0"/>
             </w:pPr>
-            <w:hyperlink w:history="1" r:id="rIdsbhn24cf4uca2luo5ytk-">
+            <w:hyperlink w:history="1" r:id="rId4berdzodfr2b3xnaifuih">
               <w:r>
                 <w:rPr>
                   <w:rFonts w:ascii="Arial" w:cs="Arial" w:eastAsia="Arial" w:hAnsi="Arial"/>
@@ -23939,7 +23957,7 @@
               <w:spacing w:after="10" w:before="0"/>
               <w:ind w:left="120"/>
             </w:pPr>
-            <w:hyperlink w:history="1" r:id="rIdzdcbhk9m00ipum37epw1w">
+            <w:hyperlink w:history="1" r:id="rIdcfz5byjt7vk7dmfh20hpx">
               <w:r>
                 <w:rPr>
                   <w:rFonts w:ascii="Arial" w:cs="Arial" w:eastAsia="Arial" w:hAnsi="Arial"/>
@@ -23984,7 +24002,7 @@
             <w:pPr>
               <w:spacing w:after="20" w:before="0"/>
             </w:pPr>
-            <w:hyperlink w:history="1" r:id="rIdj-8glmfxop21cjrnrlxwi">
+            <w:hyperlink w:history="1" r:id="rIdcuehla57bga88s_u65ttk">
               <w:r>
                 <w:rPr>
                   <w:rFonts w:ascii="Arial" w:cs="Arial" w:eastAsia="Arial" w:hAnsi="Arial"/>
@@ -24017,7 +24035,7 @@
               <w:spacing w:after="10" w:before="0"/>
               <w:ind w:left="120"/>
             </w:pPr>
-            <w:hyperlink w:history="1" r:id="rIdypeshk7wqb7heqtmvr89w">
+            <w:hyperlink w:history="1" r:id="rIdwoxpg43_f6x7_anv7iu1l">
               <w:r>
                 <w:rPr>
                   <w:rFonts w:ascii="Arial" w:cs="Arial" w:eastAsia="Arial" w:hAnsi="Arial"/>
@@ -24478,7 +24496,7 @@
             <w:pPr>
               <w:spacing w:after="20" w:before="0"/>
             </w:pPr>
-            <w:hyperlink w:history="1" r:id="rIdri0-mvbmsknpz9cp6cktr">
+            <w:hyperlink w:history="1" r:id="rIdqqls2_gpd203wmk91kmus">
               <w:r>
                 <w:rPr>
                   <w:rFonts w:ascii="Arial" w:cs="Arial" w:eastAsia="Arial" w:hAnsi="Arial"/>
@@ -24511,7 +24529,7 @@
               <w:spacing w:after="10" w:before="0"/>
               <w:ind w:left="120"/>
             </w:pPr>
-            <w:hyperlink w:history="1" r:id="rId2xjr3ch4l2myhyi9erily">
+            <w:hyperlink w:history="1" r:id="rIdti9lq8d19r3eiqcmod_qs">
               <w:r>
                 <w:rPr>
                   <w:rFonts w:ascii="Arial" w:cs="Arial" w:eastAsia="Arial" w:hAnsi="Arial"/>
@@ -24556,7 +24574,7 @@
             <w:pPr>
               <w:spacing w:after="20" w:before="0"/>
             </w:pPr>
-            <w:hyperlink w:history="1" r:id="rIdz1qtsg-irbj2cufqfyq5l">
+            <w:hyperlink w:history="1" r:id="rIdffuvpxw7oghulsee2ssh9">
               <w:r>
                 <w:rPr>
                   <w:rFonts w:ascii="Arial" w:cs="Arial" w:eastAsia="Arial" w:hAnsi="Arial"/>
@@ -24589,7 +24607,7 @@
               <w:spacing w:after="10" w:before="0"/>
               <w:ind w:left="120"/>
             </w:pPr>
-            <w:hyperlink w:history="1" r:id="rIdnlxcju7w4gdmbdf6u68ma">
+            <w:hyperlink w:history="1" r:id="rIdaddd25bt3nznms3bp7gck">
               <w:r>
                 <w:rPr>
                   <w:rFonts w:ascii="Arial" w:cs="Arial" w:eastAsia="Arial" w:hAnsi="Arial"/>
@@ -24784,7 +24802,7 @@
             <w:pPr>
               <w:spacing w:after="20" w:before="0"/>
             </w:pPr>
-            <w:hyperlink w:history="1" r:id="rIde_ktrp7anvqvl0jkubpyc">
+            <w:hyperlink w:history="1" r:id="rIdac74xdzhcoi4os4idfsim">
               <w:r>
                 <w:rPr>
                   <w:rFonts w:ascii="Arial" w:cs="Arial" w:eastAsia="Arial" w:hAnsi="Arial"/>
@@ -24817,7 +24835,7 @@
               <w:spacing w:after="10" w:before="0"/>
               <w:ind w:left="120"/>
             </w:pPr>
-            <w:hyperlink w:history="1" r:id="rIdpcogntpdz7_plxzp3kq4v">
+            <w:hyperlink w:history="1" r:id="rId_-xwrpxqz_ven2_g2_i0b">
               <w:r>
                 <w:rPr>
                   <w:rFonts w:ascii="Arial" w:cs="Arial" w:eastAsia="Arial" w:hAnsi="Arial"/>
@@ -24862,7 +24880,7 @@
             <w:pPr>
               <w:spacing w:after="20" w:before="0"/>
             </w:pPr>
-            <w:hyperlink w:history="1" r:id="rIdch_ltpp5lmyr3jvdb-zbp">
+            <w:hyperlink w:history="1" r:id="rIdquefacwhvm5eogwilgq3-">
               <w:r>
                 <w:rPr>
                   <w:rFonts w:ascii="Arial" w:cs="Arial" w:eastAsia="Arial" w:hAnsi="Arial"/>
@@ -24895,7 +24913,7 @@
               <w:spacing w:after="10" w:before="0"/>
               <w:ind w:left="120"/>
             </w:pPr>
-            <w:hyperlink w:history="1" r:id="rIdvtfagjuj07e-m8jljn4-o">
+            <w:hyperlink w:history="1" r:id="rIdnqbqbfqp6xm8-yuqy15pn">
               <w:r>
                 <w:rPr>
                   <w:rFonts w:ascii="Arial" w:cs="Arial" w:eastAsia="Arial" w:hAnsi="Arial"/>

--- a/data/outputs/v2/General_Science/SS3.3_Waves/General_Science_Waves_CBE_LessonSequence.docx
+++ b/data/outputs/v2/General_Science/SS3.3_Waves/General_Science_Waves_CBE_LessonSequence.docx
@@ -3026,7 +3026,7 @@
             <w:pPr>
               <w:spacing w:after="20" w:before="0"/>
             </w:pPr>
-            <w:hyperlink w:history="1" r:id="rIdblflepzzcfvvzdqk-9rqs">
+            <w:hyperlink w:history="1" r:id="rIdemn0sdwqsg5qlbzlep0qv">
               <w:r>
                 <w:rPr>
                   <w:rFonts w:ascii="Arial" w:cs="Arial" w:eastAsia="Arial" w:hAnsi="Arial"/>
@@ -3059,7 +3059,7 @@
               <w:spacing w:after="10" w:before="0"/>
               <w:ind w:left="120"/>
             </w:pPr>
-            <w:hyperlink w:history="1" r:id="rId83dqryhrw2vrpuvaz8kwu">
+            <w:hyperlink w:history="1" r:id="rId5c979axowytvj222djsoo">
               <w:r>
                 <w:rPr>
                   <w:rFonts w:ascii="Arial" w:cs="Arial" w:eastAsia="Arial" w:hAnsi="Arial"/>
@@ -3104,7 +3104,7 @@
             <w:pPr>
               <w:spacing w:after="20" w:before="0"/>
             </w:pPr>
-            <w:hyperlink w:history="1" r:id="rIdliazjqjckpeqksjqq0ed8">
+            <w:hyperlink w:history="1" r:id="rIdtdfbowryczlejaz_yendd">
               <w:r>
                 <w:rPr>
                   <w:rFonts w:ascii="Arial" w:cs="Arial" w:eastAsia="Arial" w:hAnsi="Arial"/>
@@ -3137,7 +3137,7 @@
               <w:spacing w:after="10" w:before="0"/>
               <w:ind w:left="120"/>
             </w:pPr>
-            <w:hyperlink w:history="1" r:id="rId2n6o9tfj2owso4hqtnz_d">
+            <w:hyperlink w:history="1" r:id="rId066qs8qeprhkhyqnu0wco">
               <w:r>
                 <w:rPr>
                   <w:rFonts w:ascii="Arial" w:cs="Arial" w:eastAsia="Arial" w:hAnsi="Arial"/>
@@ -3332,7 +3332,7 @@
             <w:pPr>
               <w:spacing w:after="20" w:before="0"/>
             </w:pPr>
-            <w:hyperlink w:history="1" r:id="rIdq27i7nzlmgjx1tn-bwmmu">
+            <w:hyperlink w:history="1" r:id="rIdp_namcffqllica8sokdmx">
               <w:r>
                 <w:rPr>
                   <w:rFonts w:ascii="Arial" w:cs="Arial" w:eastAsia="Arial" w:hAnsi="Arial"/>
@@ -3365,7 +3365,7 @@
               <w:spacing w:after="10" w:before="0"/>
               <w:ind w:left="120"/>
             </w:pPr>
-            <w:hyperlink w:history="1" r:id="rIdwyt37k25aedg3jev8-fzt">
+            <w:hyperlink w:history="1" r:id="rId6e9be-b3nt2yhjjdgc7nt">
               <w:r>
                 <w:rPr>
                   <w:rFonts w:ascii="Arial" w:cs="Arial" w:eastAsia="Arial" w:hAnsi="Arial"/>
@@ -3410,7 +3410,7 @@
             <w:pPr>
               <w:spacing w:after="20" w:before="0"/>
             </w:pPr>
-            <w:hyperlink w:history="1" r:id="rId9xj0b-he4npxr1npa85qj">
+            <w:hyperlink w:history="1" r:id="rId7mbx1nmkk_9qklvd93lis">
               <w:r>
                 <w:rPr>
                   <w:rFonts w:ascii="Arial" w:cs="Arial" w:eastAsia="Arial" w:hAnsi="Arial"/>
@@ -3443,7 +3443,7 @@
               <w:spacing w:after="10" w:before="0"/>
               <w:ind w:left="120"/>
             </w:pPr>
-            <w:hyperlink w:history="1" r:id="rIdadaj9dghvxenbqylzvxx7">
+            <w:hyperlink w:history="1" r:id="rIdjebptv7torvdjummmxqn4">
               <w:r>
                 <w:rPr>
                   <w:rFonts w:ascii="Arial" w:cs="Arial" w:eastAsia="Arial" w:hAnsi="Arial"/>
@@ -3638,7 +3638,7 @@
             <w:pPr>
               <w:spacing w:after="20" w:before="0"/>
             </w:pPr>
-            <w:hyperlink w:history="1" r:id="rIdj9p9p97zs6c6uhjuc_saf">
+            <w:hyperlink w:history="1" r:id="rIdkjpmvx5phs48chh7j1ehk">
               <w:r>
                 <w:rPr>
                   <w:rFonts w:ascii="Arial" w:cs="Arial" w:eastAsia="Arial" w:hAnsi="Arial"/>
@@ -3671,7 +3671,7 @@
               <w:spacing w:after="10" w:before="0"/>
               <w:ind w:left="120"/>
             </w:pPr>
-            <w:hyperlink w:history="1" r:id="rIdrdtbyptxa6slc_mz5zg3e">
+            <w:hyperlink w:history="1" r:id="rId75bpnmtzun-_tthnt07zl">
               <w:r>
                 <w:rPr>
                   <w:rFonts w:ascii="Arial" w:cs="Arial" w:eastAsia="Arial" w:hAnsi="Arial"/>
@@ -3716,7 +3716,7 @@
             <w:pPr>
               <w:spacing w:after="20" w:before="0"/>
             </w:pPr>
-            <w:hyperlink w:history="1" r:id="rIdsaunqei3id5siuapyqwdy">
+            <w:hyperlink w:history="1" r:id="rIdxn-y4zrk855inm-5i48wt">
               <w:r>
                 <w:rPr>
                   <w:rFonts w:ascii="Arial" w:cs="Arial" w:eastAsia="Arial" w:hAnsi="Arial"/>
@@ -3749,7 +3749,7 @@
               <w:spacing w:after="10" w:before="0"/>
               <w:ind w:left="120"/>
             </w:pPr>
-            <w:hyperlink w:history="1" r:id="rIdlfchkryr5lb7rcsm47onx">
+            <w:hyperlink w:history="1" r:id="rId6xibt7pf0okjmngqsi_o0">
               <w:r>
                 <w:rPr>
                   <w:rFonts w:ascii="Arial" w:cs="Arial" w:eastAsia="Arial" w:hAnsi="Arial"/>
@@ -3944,7 +3944,7 @@
             <w:pPr>
               <w:spacing w:after="20" w:before="0"/>
             </w:pPr>
-            <w:hyperlink w:history="1" r:id="rIdq1r94xtc93jrfoqwbvqm3">
+            <w:hyperlink w:history="1" r:id="rId5cs5ebjfbgryht8zm_xop">
               <w:r>
                 <w:rPr>
                   <w:rFonts w:ascii="Arial" w:cs="Arial" w:eastAsia="Arial" w:hAnsi="Arial"/>
@@ -3977,7 +3977,7 @@
               <w:spacing w:after="10" w:before="0"/>
               <w:ind w:left="120"/>
             </w:pPr>
-            <w:hyperlink w:history="1" r:id="rIduf0afd3naouqlxlj32r7a">
+            <w:hyperlink w:history="1" r:id="rIdjrrjslnhj7vwn_t-iqc5i">
               <w:r>
                 <w:rPr>
                   <w:rFonts w:ascii="Arial" w:cs="Arial" w:eastAsia="Arial" w:hAnsi="Arial"/>
@@ -4022,7 +4022,7 @@
             <w:pPr>
               <w:spacing w:after="20" w:before="0"/>
             </w:pPr>
-            <w:hyperlink w:history="1" r:id="rIda39blquweembit6oebmwf">
+            <w:hyperlink w:history="1" r:id="rIduohcstly8f7kwzur_1q1e">
               <w:r>
                 <w:rPr>
                   <w:rFonts w:ascii="Arial" w:cs="Arial" w:eastAsia="Arial" w:hAnsi="Arial"/>
@@ -4055,7 +4055,7 @@
               <w:spacing w:after="10" w:before="0"/>
               <w:ind w:left="120"/>
             </w:pPr>
-            <w:hyperlink w:history="1" r:id="rIdv7bjeyygoqjulccfnynyu">
+            <w:hyperlink w:history="1" r:id="rIdnxmr_axffzwaxay2orsqc">
               <w:r>
                 <w:rPr>
                   <w:rFonts w:ascii="Arial" w:cs="Arial" w:eastAsia="Arial" w:hAnsi="Arial"/>
@@ -4250,7 +4250,7 @@
             <w:pPr>
               <w:spacing w:after="20" w:before="0"/>
             </w:pPr>
-            <w:hyperlink w:history="1" r:id="rIdpzts6yb9pehwtcn_nly6j">
+            <w:hyperlink w:history="1" r:id="rId6vrgpkk9idgru3l2txmj_">
               <w:r>
                 <w:rPr>
                   <w:rFonts w:ascii="Arial" w:cs="Arial" w:eastAsia="Arial" w:hAnsi="Arial"/>
@@ -4283,7 +4283,7 @@
               <w:spacing w:after="10" w:before="0"/>
               <w:ind w:left="120"/>
             </w:pPr>
-            <w:hyperlink w:history="1" r:id="rIdljem8cm_41-hyrjb58wps">
+            <w:hyperlink w:history="1" r:id="rIdxovpvb4z9c4ezxo5i2vdx">
               <w:r>
                 <w:rPr>
                   <w:rFonts w:ascii="Arial" w:cs="Arial" w:eastAsia="Arial" w:hAnsi="Arial"/>
@@ -4328,7 +4328,7 @@
             <w:pPr>
               <w:spacing w:after="20" w:before="0"/>
             </w:pPr>
-            <w:hyperlink w:history="1" r:id="rIdcjouymwqqmhg7bfla9vuy">
+            <w:hyperlink w:history="1" r:id="rIdozb2zeh2hoh0rx6aclvbo">
               <w:r>
                 <w:rPr>
                   <w:rFonts w:ascii="Arial" w:cs="Arial" w:eastAsia="Arial" w:hAnsi="Arial"/>
@@ -4361,7 +4361,7 @@
               <w:spacing w:after="10" w:before="0"/>
               <w:ind w:left="120"/>
             </w:pPr>
-            <w:hyperlink w:history="1" r:id="rIdb9ax4dfm7xvpxkvejbwem">
+            <w:hyperlink w:history="1" r:id="rIdlbctg12jsgqbqsmc8vpvf">
               <w:r>
                 <w:rPr>
                   <w:rFonts w:ascii="Arial" w:cs="Arial" w:eastAsia="Arial" w:hAnsi="Arial"/>
@@ -5848,7 +5848,7 @@
             <w:pPr>
               <w:spacing w:after="20" w:before="0"/>
             </w:pPr>
-            <w:hyperlink w:history="1" r:id="rId2gdop-xz_lsmblvva0i6l">
+            <w:hyperlink w:history="1" r:id="rIdf54zo9wwes-5vxtcctrpl">
               <w:r>
                 <w:rPr>
                   <w:rFonts w:ascii="Arial" w:cs="Arial" w:eastAsia="Arial" w:hAnsi="Arial"/>
@@ -5881,7 +5881,7 @@
               <w:spacing w:after="10" w:before="0"/>
               <w:ind w:left="120"/>
             </w:pPr>
-            <w:hyperlink w:history="1" r:id="rIdy-1f2uhxwefvldl_yxh-h">
+            <w:hyperlink w:history="1" r:id="rIdyn-4yqcdbfh9-jnyriswe">
               <w:r>
                 <w:rPr>
                   <w:rFonts w:ascii="Arial" w:cs="Arial" w:eastAsia="Arial" w:hAnsi="Arial"/>
@@ -5926,7 +5926,7 @@
             <w:pPr>
               <w:spacing w:after="20" w:before="0"/>
             </w:pPr>
-            <w:hyperlink w:history="1" r:id="rIdna1gjck3a6lkggn40kgca">
+            <w:hyperlink w:history="1" r:id="rIdhybwl4jszxwx8hhjdtp9d">
               <w:r>
                 <w:rPr>
                   <w:rFonts w:ascii="Arial" w:cs="Arial" w:eastAsia="Arial" w:hAnsi="Arial"/>
@@ -5959,7 +5959,7 @@
               <w:spacing w:after="10" w:before="0"/>
               <w:ind w:left="120"/>
             </w:pPr>
-            <w:hyperlink w:history="1" r:id="rIdaaluafra9zeaavxerrgcy">
+            <w:hyperlink w:history="1" r:id="rIdzn8eegxq4rkvfcqaewprt">
               <w:r>
                 <w:rPr>
                   <w:rFonts w:ascii="Arial" w:cs="Arial" w:eastAsia="Arial" w:hAnsi="Arial"/>
@@ -6154,7 +6154,7 @@
             <w:pPr>
               <w:spacing w:after="20" w:before="0"/>
             </w:pPr>
-            <w:hyperlink w:history="1" r:id="rIdfgylwfczivfatoo5swbtq">
+            <w:hyperlink w:history="1" r:id="rIdslf__eul3rhgf3iqwxxkb">
               <w:r>
                 <w:rPr>
                   <w:rFonts w:ascii="Arial" w:cs="Arial" w:eastAsia="Arial" w:hAnsi="Arial"/>
@@ -6187,7 +6187,7 @@
               <w:spacing w:after="10" w:before="0"/>
               <w:ind w:left="120"/>
             </w:pPr>
-            <w:hyperlink w:history="1" r:id="rIdpwsmnzp_-utw3lltdh5na">
+            <w:hyperlink w:history="1" r:id="rIdt--v-tshn-tiy07nzxe2f">
               <w:r>
                 <w:rPr>
                   <w:rFonts w:ascii="Arial" w:cs="Arial" w:eastAsia="Arial" w:hAnsi="Arial"/>
@@ -6232,7 +6232,7 @@
             <w:pPr>
               <w:spacing w:after="20" w:before="0"/>
             </w:pPr>
-            <w:hyperlink w:history="1" r:id="rIdpdtiw-nojfuxzkvpouhwf">
+            <w:hyperlink w:history="1" r:id="rIdnjnvbh18rqhlng14e4xrz">
               <w:r>
                 <w:rPr>
                   <w:rFonts w:ascii="Arial" w:cs="Arial" w:eastAsia="Arial" w:hAnsi="Arial"/>
@@ -6265,7 +6265,7 @@
               <w:spacing w:after="10" w:before="0"/>
               <w:ind w:left="120"/>
             </w:pPr>
-            <w:hyperlink w:history="1" r:id="rId-p6s4kxe9f8e873pcgmsg">
+            <w:hyperlink w:history="1" r:id="rIdorrgtt65ypxpxvbk5acgm">
               <w:r>
                 <w:rPr>
                   <w:rFonts w:ascii="Arial" w:cs="Arial" w:eastAsia="Arial" w:hAnsi="Arial"/>
@@ -6460,7 +6460,7 @@
             <w:pPr>
               <w:spacing w:after="20" w:before="0"/>
             </w:pPr>
-            <w:hyperlink w:history="1" r:id="rId0k4jlzw-wi1nsd5opscs6">
+            <w:hyperlink w:history="1" r:id="rIdmvnpmbqjmce6sck4f7ey2">
               <w:r>
                 <w:rPr>
                   <w:rFonts w:ascii="Arial" w:cs="Arial" w:eastAsia="Arial" w:hAnsi="Arial"/>
@@ -6493,7 +6493,7 @@
               <w:spacing w:after="10" w:before="0"/>
               <w:ind w:left="120"/>
             </w:pPr>
-            <w:hyperlink w:history="1" r:id="rId45uyznukc8rmv9ovf_jrz">
+            <w:hyperlink w:history="1" r:id="rIdeiyinjros8fo0nppinbau">
               <w:r>
                 <w:rPr>
                   <w:rFonts w:ascii="Arial" w:cs="Arial" w:eastAsia="Arial" w:hAnsi="Arial"/>
@@ -6538,7 +6538,7 @@
             <w:pPr>
               <w:spacing w:after="20" w:before="0"/>
             </w:pPr>
-            <w:hyperlink w:history="1" r:id="rIdtedohe1yssbu4szcjjjam">
+            <w:hyperlink w:history="1" r:id="rIdwugltkm_ankaaezmzfnsr">
               <w:r>
                 <w:rPr>
                   <w:rFonts w:ascii="Arial" w:cs="Arial" w:eastAsia="Arial" w:hAnsi="Arial"/>
@@ -6571,7 +6571,7 @@
               <w:spacing w:after="10" w:before="0"/>
               <w:ind w:left="120"/>
             </w:pPr>
-            <w:hyperlink w:history="1" r:id="rId7wiefydno8rzj4uwptjtt">
+            <w:hyperlink w:history="1" r:id="rId91etfcbfbkmtn7uorehuz">
               <w:r>
                 <w:rPr>
                   <w:rFonts w:ascii="Arial" w:cs="Arial" w:eastAsia="Arial" w:hAnsi="Arial"/>
@@ -6766,7 +6766,7 @@
             <w:pPr>
               <w:spacing w:after="20" w:before="0"/>
             </w:pPr>
-            <w:hyperlink w:history="1" r:id="rId96oicruomxz6t8m-xvcqf">
+            <w:hyperlink w:history="1" r:id="rId4m-xso6vci0lnpu_msxfl">
               <w:r>
                 <w:rPr>
                   <w:rFonts w:ascii="Arial" w:cs="Arial" w:eastAsia="Arial" w:hAnsi="Arial"/>
@@ -6799,7 +6799,7 @@
               <w:spacing w:after="10" w:before="0"/>
               <w:ind w:left="120"/>
             </w:pPr>
-            <w:hyperlink w:history="1" r:id="rIddblkaxmev_rkdh84_8ie9">
+            <w:hyperlink w:history="1" r:id="rIdt9hlyadukzkct55jzr_j-">
               <w:r>
                 <w:rPr>
                   <w:rFonts w:ascii="Arial" w:cs="Arial" w:eastAsia="Arial" w:hAnsi="Arial"/>
@@ -6844,7 +6844,7 @@
             <w:pPr>
               <w:spacing w:after="20" w:before="0"/>
             </w:pPr>
-            <w:hyperlink w:history="1" r:id="rIdzwtn0wrcwqxbjs817vvel">
+            <w:hyperlink w:history="1" r:id="rIdqfnvxwyk2ecb04schmi5f">
               <w:r>
                 <w:rPr>
                   <w:rFonts w:ascii="Arial" w:cs="Arial" w:eastAsia="Arial" w:hAnsi="Arial"/>
@@ -6877,7 +6877,7 @@
               <w:spacing w:after="10" w:before="0"/>
               <w:ind w:left="120"/>
             </w:pPr>
-            <w:hyperlink w:history="1" r:id="rIduojqbz403txqlochuh0g1">
+            <w:hyperlink w:history="1" r:id="rId63a9eigizkckc6mlhursa">
               <w:r>
                 <w:rPr>
                   <w:rFonts w:ascii="Arial" w:cs="Arial" w:eastAsia="Arial" w:hAnsi="Arial"/>
@@ -7072,7 +7072,7 @@
             <w:pPr>
               <w:spacing w:after="20" w:before="0"/>
             </w:pPr>
-            <w:hyperlink w:history="1" r:id="rIdtgp7adxzoua937gyejgjv">
+            <w:hyperlink w:history="1" r:id="rId3xsjmd_8gx1cq-hsv_poj">
               <w:r>
                 <w:rPr>
                   <w:rFonts w:ascii="Arial" w:cs="Arial" w:eastAsia="Arial" w:hAnsi="Arial"/>
@@ -7105,7 +7105,7 @@
               <w:spacing w:after="10" w:before="0"/>
               <w:ind w:left="120"/>
             </w:pPr>
-            <w:hyperlink w:history="1" r:id="rIdeidytuwb3ikz7azh2k8vj">
+            <w:hyperlink w:history="1" r:id="rIduzcmbhphmk9r8nttpy6mc">
               <w:r>
                 <w:rPr>
                   <w:rFonts w:ascii="Arial" w:cs="Arial" w:eastAsia="Arial" w:hAnsi="Arial"/>
@@ -7150,7 +7150,7 @@
             <w:pPr>
               <w:spacing w:after="20" w:before="0"/>
             </w:pPr>
-            <w:hyperlink w:history="1" r:id="rId52yrjm3amyrsqouuii3kc">
+            <w:hyperlink w:history="1" r:id="rIdwqontseh4-hsfbuqndeqd">
               <w:r>
                 <w:rPr>
                   <w:rFonts w:ascii="Arial" w:cs="Arial" w:eastAsia="Arial" w:hAnsi="Arial"/>
@@ -7183,7 +7183,7 @@
               <w:spacing w:after="10" w:before="0"/>
               <w:ind w:left="120"/>
             </w:pPr>
-            <w:hyperlink w:history="1" r:id="rIds0pddejfgfuk2vyxppbcf">
+            <w:hyperlink w:history="1" r:id="rId-vagoe03bcnyadglqgwbd">
               <w:r>
                 <w:rPr>
                   <w:rFonts w:ascii="Arial" w:cs="Arial" w:eastAsia="Arial" w:hAnsi="Arial"/>
@@ -8670,7 +8670,7 @@
             <w:pPr>
               <w:spacing w:after="20" w:before="0"/>
             </w:pPr>
-            <w:hyperlink w:history="1" r:id="rIdiqqwxi5l9cctgelz20yr9">
+            <w:hyperlink w:history="1" r:id="rIddjmiisi-vzsz3rrgbjo8k">
               <w:r>
                 <w:rPr>
                   <w:rFonts w:ascii="Arial" w:cs="Arial" w:eastAsia="Arial" w:hAnsi="Arial"/>
@@ -8703,7 +8703,7 @@
               <w:spacing w:after="10" w:before="0"/>
               <w:ind w:left="120"/>
             </w:pPr>
-            <w:hyperlink w:history="1" r:id="rIdkd3pqbzd0sc-ikacstjcb">
+            <w:hyperlink w:history="1" r:id="rIdmntxz4vj3k9rud5xp7vvo">
               <w:r>
                 <w:rPr>
                   <w:rFonts w:ascii="Arial" w:cs="Arial" w:eastAsia="Arial" w:hAnsi="Arial"/>
@@ -8748,7 +8748,7 @@
             <w:pPr>
               <w:spacing w:after="20" w:before="0"/>
             </w:pPr>
-            <w:hyperlink w:history="1" r:id="rIdabhdzmm9hqummucg_x4dr">
+            <w:hyperlink w:history="1" r:id="rIdnajume_h15cmy2xqsyoc1">
               <w:r>
                 <w:rPr>
                   <w:rFonts w:ascii="Arial" w:cs="Arial" w:eastAsia="Arial" w:hAnsi="Arial"/>
@@ -8781,7 +8781,7 @@
               <w:spacing w:after="10" w:before="0"/>
               <w:ind w:left="120"/>
             </w:pPr>
-            <w:hyperlink w:history="1" r:id="rIdzlac-7y9n8q7gdmymccmq">
+            <w:hyperlink w:history="1" r:id="rIdgc4hzpu8b5g7ypn2s4imd">
               <w:r>
                 <w:rPr>
                   <w:rFonts w:ascii="Arial" w:cs="Arial" w:eastAsia="Arial" w:hAnsi="Arial"/>
@@ -8976,7 +8976,7 @@
             <w:pPr>
               <w:spacing w:after="20" w:before="0"/>
             </w:pPr>
-            <w:hyperlink w:history="1" r:id="rId2mxdfhnjfygyekzkhopsc">
+            <w:hyperlink w:history="1" r:id="rIdc_zqd74oatgtodjg5odoe">
               <w:r>
                 <w:rPr>
                   <w:rFonts w:ascii="Arial" w:cs="Arial" w:eastAsia="Arial" w:hAnsi="Arial"/>
@@ -9009,7 +9009,7 @@
               <w:spacing w:after="10" w:before="0"/>
               <w:ind w:left="120"/>
             </w:pPr>
-            <w:hyperlink w:history="1" r:id="rIdppdqz_7ezpidx8wuq9brv">
+            <w:hyperlink w:history="1" r:id="rIdqkl0v1pdehy6ticlybkp5">
               <w:r>
                 <w:rPr>
                   <w:rFonts w:ascii="Arial" w:cs="Arial" w:eastAsia="Arial" w:hAnsi="Arial"/>
@@ -9054,7 +9054,7 @@
             <w:pPr>
               <w:spacing w:after="20" w:before="0"/>
             </w:pPr>
-            <w:hyperlink w:history="1" r:id="rIdwabrtg2uy4jptcbzoi6z0">
+            <w:hyperlink w:history="1" r:id="rIddmwtp4nxwtceckcefi9z3">
               <w:r>
                 <w:rPr>
                   <w:rFonts w:ascii="Arial" w:cs="Arial" w:eastAsia="Arial" w:hAnsi="Arial"/>
@@ -9087,7 +9087,7 @@
               <w:spacing w:after="10" w:before="0"/>
               <w:ind w:left="120"/>
             </w:pPr>
-            <w:hyperlink w:history="1" r:id="rId14se9cvn1aes_i2nvncaz">
+            <w:hyperlink w:history="1" r:id="rIdlymsqqpdm51cs9wyqmc_x">
               <w:r>
                 <w:rPr>
                   <w:rFonts w:ascii="Arial" w:cs="Arial" w:eastAsia="Arial" w:hAnsi="Arial"/>
@@ -9282,7 +9282,7 @@
             <w:pPr>
               <w:spacing w:after="20" w:before="0"/>
             </w:pPr>
-            <w:hyperlink w:history="1" r:id="rIdhrwub7siafnukmnyvpwqg">
+            <w:hyperlink w:history="1" r:id="rIdsn2vpsfxouqmf4paiuihk">
               <w:r>
                 <w:rPr>
                   <w:rFonts w:ascii="Arial" w:cs="Arial" w:eastAsia="Arial" w:hAnsi="Arial"/>
@@ -9315,7 +9315,7 @@
               <w:spacing w:after="10" w:before="0"/>
               <w:ind w:left="120"/>
             </w:pPr>
-            <w:hyperlink w:history="1" r:id="rIdhemklbnn3x_8il_lvujzp">
+            <w:hyperlink w:history="1" r:id="rIdnxcmdais_jspojlvto9x8">
               <w:r>
                 <w:rPr>
                   <w:rFonts w:ascii="Arial" w:cs="Arial" w:eastAsia="Arial" w:hAnsi="Arial"/>
@@ -9360,7 +9360,7 @@
             <w:pPr>
               <w:spacing w:after="20" w:before="0"/>
             </w:pPr>
-            <w:hyperlink w:history="1" r:id="rIdmyibvdgdrzmtkhme-k7vr">
+            <w:hyperlink w:history="1" r:id="rIdfddnnslao2hc1bebjqklx">
               <w:r>
                 <w:rPr>
                   <w:rFonts w:ascii="Arial" w:cs="Arial" w:eastAsia="Arial" w:hAnsi="Arial"/>
@@ -9393,7 +9393,7 @@
               <w:spacing w:after="10" w:before="0"/>
               <w:ind w:left="120"/>
             </w:pPr>
-            <w:hyperlink w:history="1" r:id="rId4udn8xocl16gaaftfcnes">
+            <w:hyperlink w:history="1" r:id="rIdcm9jyuteecnewl7yoh97y">
               <w:r>
                 <w:rPr>
                   <w:rFonts w:ascii="Arial" w:cs="Arial" w:eastAsia="Arial" w:hAnsi="Arial"/>
@@ -9588,7 +9588,7 @@
             <w:pPr>
               <w:spacing w:after="20" w:before="0"/>
             </w:pPr>
-            <w:hyperlink w:history="1" r:id="rIdiuf-yfj3ike0nxelqpj-x">
+            <w:hyperlink w:history="1" r:id="rIdkvnuzecaak6virx96h1b_">
               <w:r>
                 <w:rPr>
                   <w:rFonts w:ascii="Arial" w:cs="Arial" w:eastAsia="Arial" w:hAnsi="Arial"/>
@@ -9621,7 +9621,7 @@
               <w:spacing w:after="10" w:before="0"/>
               <w:ind w:left="120"/>
             </w:pPr>
-            <w:hyperlink w:history="1" r:id="rIdlctm5qyr1fn1ke29ogdja">
+            <w:hyperlink w:history="1" r:id="rIdwfrjmspfqdvbowvchszl9">
               <w:r>
                 <w:rPr>
                   <w:rFonts w:ascii="Arial" w:cs="Arial" w:eastAsia="Arial" w:hAnsi="Arial"/>
@@ -9666,7 +9666,7 @@
             <w:pPr>
               <w:spacing w:after="20" w:before="0"/>
             </w:pPr>
-            <w:hyperlink w:history="1" r:id="rIdpnbs1s1xskcuctqzrddps">
+            <w:hyperlink w:history="1" r:id="rIdg1j7i7qj_wwumopsdgzsx">
               <w:r>
                 <w:rPr>
                   <w:rFonts w:ascii="Arial" w:cs="Arial" w:eastAsia="Arial" w:hAnsi="Arial"/>
@@ -9699,7 +9699,7 @@
               <w:spacing w:after="10" w:before="0"/>
               <w:ind w:left="120"/>
             </w:pPr>
-            <w:hyperlink w:history="1" r:id="rIdpyvsm0rmyuihbksghk9yz">
+            <w:hyperlink w:history="1" r:id="rId0tmw_duq3hpavampjk8jr">
               <w:r>
                 <w:rPr>
                   <w:rFonts w:ascii="Arial" w:cs="Arial" w:eastAsia="Arial" w:hAnsi="Arial"/>
@@ -9894,7 +9894,7 @@
             <w:pPr>
               <w:spacing w:after="20" w:before="0"/>
             </w:pPr>
-            <w:hyperlink w:history="1" r:id="rIdbfjt9njw7kdtwtl9zv4dv">
+            <w:hyperlink w:history="1" r:id="rIduqrlz5rw0a4l-sbefsaql">
               <w:r>
                 <w:rPr>
                   <w:rFonts w:ascii="Arial" w:cs="Arial" w:eastAsia="Arial" w:hAnsi="Arial"/>
@@ -9927,7 +9927,7 @@
               <w:spacing w:after="10" w:before="0"/>
               <w:ind w:left="120"/>
             </w:pPr>
-            <w:hyperlink w:history="1" r:id="rIdz99qupuukbiiotfhgpyx0">
+            <w:hyperlink w:history="1" r:id="rIdvbubdoo-n1fwou509hhcs">
               <w:r>
                 <w:rPr>
                   <w:rFonts w:ascii="Arial" w:cs="Arial" w:eastAsia="Arial" w:hAnsi="Arial"/>
@@ -9972,7 +9972,7 @@
             <w:pPr>
               <w:spacing w:after="20" w:before="0"/>
             </w:pPr>
-            <w:hyperlink w:history="1" r:id="rIdndc3giggt2-a3tvjxogwb">
+            <w:hyperlink w:history="1" r:id="rIdyamopzcsgkm7rc8wxg-o9">
               <w:r>
                 <w:rPr>
                   <w:rFonts w:ascii="Arial" w:cs="Arial" w:eastAsia="Arial" w:hAnsi="Arial"/>
@@ -10005,7 +10005,7 @@
               <w:spacing w:after="10" w:before="0"/>
               <w:ind w:left="120"/>
             </w:pPr>
-            <w:hyperlink w:history="1" r:id="rIdsc9rjsn3ts_udrkz-f3dd">
+            <w:hyperlink w:history="1" r:id="rIdbk0kovyjmmfbgepzmgxo5">
               <w:r>
                 <w:rPr>
                   <w:rFonts w:ascii="Arial" w:cs="Arial" w:eastAsia="Arial" w:hAnsi="Arial"/>
@@ -11492,7 +11492,7 @@
             <w:pPr>
               <w:spacing w:after="20" w:before="0"/>
             </w:pPr>
-            <w:hyperlink w:history="1" r:id="rIdxa0jeb8lgr8p4udprypsi">
+            <w:hyperlink w:history="1" r:id="rIdx6jepjokciuxwqynbkavg">
               <w:r>
                 <w:rPr>
                   <w:rFonts w:ascii="Arial" w:cs="Arial" w:eastAsia="Arial" w:hAnsi="Arial"/>
@@ -11525,7 +11525,7 @@
               <w:spacing w:after="10" w:before="0"/>
               <w:ind w:left="120"/>
             </w:pPr>
-            <w:hyperlink w:history="1" r:id="rIdzmfusb4kop37mgmeipzmn">
+            <w:hyperlink w:history="1" r:id="rIdpa7jk74721lr5jffce5uv">
               <w:r>
                 <w:rPr>
                   <w:rFonts w:ascii="Arial" w:cs="Arial" w:eastAsia="Arial" w:hAnsi="Arial"/>
@@ -11570,7 +11570,7 @@
             <w:pPr>
               <w:spacing w:after="20" w:before="0"/>
             </w:pPr>
-            <w:hyperlink w:history="1" r:id="rIdosrjjxkbpk9ayf0e06nti">
+            <w:hyperlink w:history="1" r:id="rIdth9btez3cjl6awooxzpas">
               <w:r>
                 <w:rPr>
                   <w:rFonts w:ascii="Arial" w:cs="Arial" w:eastAsia="Arial" w:hAnsi="Arial"/>
@@ -11603,7 +11603,7 @@
               <w:spacing w:after="10" w:before="0"/>
               <w:ind w:left="120"/>
             </w:pPr>
-            <w:hyperlink w:history="1" r:id="rIddkixar0ta6egivsa5cmt_">
+            <w:hyperlink w:history="1" r:id="rId9plqhb0ugqo8m7bithgxx">
               <w:r>
                 <w:rPr>
                   <w:rFonts w:ascii="Arial" w:cs="Arial" w:eastAsia="Arial" w:hAnsi="Arial"/>
@@ -11798,7 +11798,7 @@
             <w:pPr>
               <w:spacing w:after="20" w:before="0"/>
             </w:pPr>
-            <w:hyperlink w:history="1" r:id="rId6uhrcmxrdqyjt7_3lzxn1">
+            <w:hyperlink w:history="1" r:id="rIdzdpndph5tn-pgj1ovij-d">
               <w:r>
                 <w:rPr>
                   <w:rFonts w:ascii="Arial" w:cs="Arial" w:eastAsia="Arial" w:hAnsi="Arial"/>
@@ -11831,7 +11831,7 @@
               <w:spacing w:after="10" w:before="0"/>
               <w:ind w:left="120"/>
             </w:pPr>
-            <w:hyperlink w:history="1" r:id="rIdz0zkth82ldrqq9gylxb-k">
+            <w:hyperlink w:history="1" r:id="rIdmom1dbui9akglcuuezlx8">
               <w:r>
                 <w:rPr>
                   <w:rFonts w:ascii="Arial" w:cs="Arial" w:eastAsia="Arial" w:hAnsi="Arial"/>
@@ -11876,7 +11876,7 @@
             <w:pPr>
               <w:spacing w:after="20" w:before="0"/>
             </w:pPr>
-            <w:hyperlink w:history="1" r:id="rIde_dkjmqibyr6fgg4_g5jv">
+            <w:hyperlink w:history="1" r:id="rIdvx1uhlx_uanuu4l_ejbhp">
               <w:r>
                 <w:rPr>
                   <w:rFonts w:ascii="Arial" w:cs="Arial" w:eastAsia="Arial" w:hAnsi="Arial"/>
@@ -11909,7 +11909,7 @@
               <w:spacing w:after="10" w:before="0"/>
               <w:ind w:left="120"/>
             </w:pPr>
-            <w:hyperlink w:history="1" r:id="rIdsaucuv8l72oubuy1yxwcq">
+            <w:hyperlink w:history="1" r:id="rIdaamh6w3fahtri8e6sxkxl">
               <w:r>
                 <w:rPr>
                   <w:rFonts w:ascii="Arial" w:cs="Arial" w:eastAsia="Arial" w:hAnsi="Arial"/>
@@ -12104,7 +12104,7 @@
             <w:pPr>
               <w:spacing w:after="20" w:before="0"/>
             </w:pPr>
-            <w:hyperlink w:history="1" r:id="rIdjkkayifo-hy7_ljqgztub">
+            <w:hyperlink w:history="1" r:id="rIdlzcyuejzkx0gqisojvphx">
               <w:r>
                 <w:rPr>
                   <w:rFonts w:ascii="Arial" w:cs="Arial" w:eastAsia="Arial" w:hAnsi="Arial"/>
@@ -12137,7 +12137,7 @@
               <w:spacing w:after="10" w:before="0"/>
               <w:ind w:left="120"/>
             </w:pPr>
-            <w:hyperlink w:history="1" r:id="rIdpufhl3smiym7q35ct5ult">
+            <w:hyperlink w:history="1" r:id="rId-fiighhicq1rfvztyol5g">
               <w:r>
                 <w:rPr>
                   <w:rFonts w:ascii="Arial" w:cs="Arial" w:eastAsia="Arial" w:hAnsi="Arial"/>
@@ -12182,7 +12182,7 @@
             <w:pPr>
               <w:spacing w:after="20" w:before="0"/>
             </w:pPr>
-            <w:hyperlink w:history="1" r:id="rId7rc1_qavvjnshml7ym1dw">
+            <w:hyperlink w:history="1" r:id="rIdwoxjv9a4ncab-drge63a0">
               <w:r>
                 <w:rPr>
                   <w:rFonts w:ascii="Arial" w:cs="Arial" w:eastAsia="Arial" w:hAnsi="Arial"/>
@@ -12215,7 +12215,7 @@
               <w:spacing w:after="10" w:before="0"/>
               <w:ind w:left="120"/>
             </w:pPr>
-            <w:hyperlink w:history="1" r:id="rIdst2u5-yzkn3bbgxczgwda">
+            <w:hyperlink w:history="1" r:id="rIdw9cw0qjayuwponroehfbs">
               <w:r>
                 <w:rPr>
                   <w:rFonts w:ascii="Arial" w:cs="Arial" w:eastAsia="Arial" w:hAnsi="Arial"/>
@@ -12410,7 +12410,7 @@
             <w:pPr>
               <w:spacing w:after="20" w:before="0"/>
             </w:pPr>
-            <w:hyperlink w:history="1" r:id="rId2lo3hxiyz55dgaj8k85ti">
+            <w:hyperlink w:history="1" r:id="rId2qbgk-vx1asji0j-qpscx">
               <w:r>
                 <w:rPr>
                   <w:rFonts w:ascii="Arial" w:cs="Arial" w:eastAsia="Arial" w:hAnsi="Arial"/>
@@ -12443,7 +12443,7 @@
               <w:spacing w:after="10" w:before="0"/>
               <w:ind w:left="120"/>
             </w:pPr>
-            <w:hyperlink w:history="1" r:id="rIdkkuc1xcqjrsngjmlabcje">
+            <w:hyperlink w:history="1" r:id="rId1gqjdcuog4pmzojfm2vp6">
               <w:r>
                 <w:rPr>
                   <w:rFonts w:ascii="Arial" w:cs="Arial" w:eastAsia="Arial" w:hAnsi="Arial"/>
@@ -12488,7 +12488,7 @@
             <w:pPr>
               <w:spacing w:after="20" w:before="0"/>
             </w:pPr>
-            <w:hyperlink w:history="1" r:id="rIdqu8ulzi9jw_m_aldj5vgx">
+            <w:hyperlink w:history="1" r:id="rId9lmbzwtnhvnthzdjvs6hv">
               <w:r>
                 <w:rPr>
                   <w:rFonts w:ascii="Arial" w:cs="Arial" w:eastAsia="Arial" w:hAnsi="Arial"/>
@@ -12521,7 +12521,7 @@
               <w:spacing w:after="10" w:before="0"/>
               <w:ind w:left="120"/>
             </w:pPr>
-            <w:hyperlink w:history="1" r:id="rIdunbigrof5loen771ngjhe">
+            <w:hyperlink w:history="1" r:id="rIdkl4cnsn2wwkkx5fxk90ls">
               <w:r>
                 <w:rPr>
                   <w:rFonts w:ascii="Arial" w:cs="Arial" w:eastAsia="Arial" w:hAnsi="Arial"/>
@@ -12716,7 +12716,7 @@
             <w:pPr>
               <w:spacing w:after="20" w:before="0"/>
             </w:pPr>
-            <w:hyperlink w:history="1" r:id="rId9cde3v3y7eiblujwtnx-i">
+            <w:hyperlink w:history="1" r:id="rIdopbg8lj328rfaa6062vkt">
               <w:r>
                 <w:rPr>
                   <w:rFonts w:ascii="Arial" w:cs="Arial" w:eastAsia="Arial" w:hAnsi="Arial"/>
@@ -12749,7 +12749,7 @@
               <w:spacing w:after="10" w:before="0"/>
               <w:ind w:left="120"/>
             </w:pPr>
-            <w:hyperlink w:history="1" r:id="rIdnz9kmnrondz2dnumpupgj">
+            <w:hyperlink w:history="1" r:id="rIdlfot2kdevgmnjczmzq4zw">
               <w:r>
                 <w:rPr>
                   <w:rFonts w:ascii="Arial" w:cs="Arial" w:eastAsia="Arial" w:hAnsi="Arial"/>
@@ -12794,7 +12794,7 @@
             <w:pPr>
               <w:spacing w:after="20" w:before="0"/>
             </w:pPr>
-            <w:hyperlink w:history="1" r:id="rId1iei8zvsgxed5api6ug0-">
+            <w:hyperlink w:history="1" r:id="rIdyuh1iua6npipwun2456nj">
               <w:r>
                 <w:rPr>
                   <w:rFonts w:ascii="Arial" w:cs="Arial" w:eastAsia="Arial" w:hAnsi="Arial"/>
@@ -12827,7 +12827,7 @@
               <w:spacing w:after="10" w:before="0"/>
               <w:ind w:left="120"/>
             </w:pPr>
-            <w:hyperlink w:history="1" r:id="rIdnguahif3-9si7mppvpaif">
+            <w:hyperlink w:history="1" r:id="rIdbm-aqgje8qiunbyvwfywc">
               <w:r>
                 <w:rPr>
                   <w:rFonts w:ascii="Arial" w:cs="Arial" w:eastAsia="Arial" w:hAnsi="Arial"/>
@@ -14409,7 +14409,7 @@
             <w:pPr>
               <w:spacing w:after="20" w:before="0"/>
             </w:pPr>
-            <w:hyperlink w:history="1" r:id="rIdzvxpf1p5jpgpkeliasiby">
+            <w:hyperlink w:history="1" r:id="rIdfqeohwurgg8pn9o1uk_jn">
               <w:r>
                 <w:rPr>
                   <w:rFonts w:ascii="Arial" w:cs="Arial" w:eastAsia="Arial" w:hAnsi="Arial"/>
@@ -14442,7 +14442,7 @@
               <w:spacing w:after="10" w:before="0"/>
               <w:ind w:left="120"/>
             </w:pPr>
-            <w:hyperlink w:history="1" r:id="rIdzw4qau0bhs5wyj__egipv">
+            <w:hyperlink w:history="1" r:id="rIdmsrztp9jr1nrbv3oqeink">
               <w:r>
                 <w:rPr>
                   <w:rFonts w:ascii="Arial" w:cs="Arial" w:eastAsia="Arial" w:hAnsi="Arial"/>
@@ -14487,7 +14487,7 @@
             <w:pPr>
               <w:spacing w:after="20" w:before="0"/>
             </w:pPr>
-            <w:hyperlink w:history="1" r:id="rIdl6oxdgkx8ln2lyu8dwofz">
+            <w:hyperlink w:history="1" r:id="rIdhuzt_qzdqdar6tii36h7z">
               <w:r>
                 <w:rPr>
                   <w:rFonts w:ascii="Arial" w:cs="Arial" w:eastAsia="Arial" w:hAnsi="Arial"/>
@@ -14520,7 +14520,7 @@
               <w:spacing w:after="10" w:before="0"/>
               <w:ind w:left="120"/>
             </w:pPr>
-            <w:hyperlink w:history="1" r:id="rId-6pg6ax4fd2yrpkqzzjbs">
+            <w:hyperlink w:history="1" r:id="rIduq0tsvrydbpuhvsalw0qh">
               <w:r>
                 <w:rPr>
                   <w:rFonts w:ascii="Arial" w:cs="Arial" w:eastAsia="Arial" w:hAnsi="Arial"/>
@@ -14715,7 +14715,7 @@
             <w:pPr>
               <w:spacing w:after="20" w:before="0"/>
             </w:pPr>
-            <w:hyperlink w:history="1" r:id="rIdnay-uitwiuni-qotg71iu">
+            <w:hyperlink w:history="1" r:id="rId5tzgd8uurdjfrtttgt_do">
               <w:r>
                 <w:rPr>
                   <w:rFonts w:ascii="Arial" w:cs="Arial" w:eastAsia="Arial" w:hAnsi="Arial"/>
@@ -14748,7 +14748,7 @@
               <w:spacing w:after="10" w:before="0"/>
               <w:ind w:left="120"/>
             </w:pPr>
-            <w:hyperlink w:history="1" r:id="rId18bqlnvk9nhqqfel585g9">
+            <w:hyperlink w:history="1" r:id="rId1tuxh6qxtql1zanh-9292">
               <w:r>
                 <w:rPr>
                   <w:rFonts w:ascii="Arial" w:cs="Arial" w:eastAsia="Arial" w:hAnsi="Arial"/>
@@ -14793,7 +14793,7 @@
             <w:pPr>
               <w:spacing w:after="20" w:before="0"/>
             </w:pPr>
-            <w:hyperlink w:history="1" r:id="rIdeblkcwrbp78unigzu1fsg">
+            <w:hyperlink w:history="1" r:id="rIdmkgbalynp6wntkr67o5me">
               <w:r>
                 <w:rPr>
                   <w:rFonts w:ascii="Arial" w:cs="Arial" w:eastAsia="Arial" w:hAnsi="Arial"/>
@@ -14826,7 +14826,7 @@
               <w:spacing w:after="10" w:before="0"/>
               <w:ind w:left="120"/>
             </w:pPr>
-            <w:hyperlink w:history="1" r:id="rIdnjkqlxerokuctrppxtm6b">
+            <w:hyperlink w:history="1" r:id="rIdgnfnhbz3fkrap2lsk2dpa">
               <w:r>
                 <w:rPr>
                   <w:rFonts w:ascii="Arial" w:cs="Arial" w:eastAsia="Arial" w:hAnsi="Arial"/>
@@ -15021,7 +15021,7 @@
             <w:pPr>
               <w:spacing w:after="20" w:before="0"/>
             </w:pPr>
-            <w:hyperlink w:history="1" r:id="rId-sv4pncunudwjdu8mejtz">
+            <w:hyperlink w:history="1" r:id="rIdsa04c1-bq7lho7hienvdp">
               <w:r>
                 <w:rPr>
                   <w:rFonts w:ascii="Arial" w:cs="Arial" w:eastAsia="Arial" w:hAnsi="Arial"/>
@@ -15054,7 +15054,7 @@
               <w:spacing w:after="10" w:before="0"/>
               <w:ind w:left="120"/>
             </w:pPr>
-            <w:hyperlink w:history="1" r:id="rIdp9qrjq4wlsycvq8yfbptm">
+            <w:hyperlink w:history="1" r:id="rIdazsenlkomyzwd-hbkjevk">
               <w:r>
                 <w:rPr>
                   <w:rFonts w:ascii="Arial" w:cs="Arial" w:eastAsia="Arial" w:hAnsi="Arial"/>
@@ -15099,7 +15099,7 @@
             <w:pPr>
               <w:spacing w:after="20" w:before="0"/>
             </w:pPr>
-            <w:hyperlink w:history="1" r:id="rIdlnf9orawpuz8egf1kgg72">
+            <w:hyperlink w:history="1" r:id="rIdnpj_8muppi8aimursdmsh">
               <w:r>
                 <w:rPr>
                   <w:rFonts w:ascii="Arial" w:cs="Arial" w:eastAsia="Arial" w:hAnsi="Arial"/>
@@ -15132,7 +15132,7 @@
               <w:spacing w:after="10" w:before="0"/>
               <w:ind w:left="120"/>
             </w:pPr>
-            <w:hyperlink w:history="1" r:id="rIdeak6hckbm1p0igmoymu0_">
+            <w:hyperlink w:history="1" r:id="rId_2jc_gkxokh7eg-3zjhzc">
               <w:r>
                 <w:rPr>
                   <w:rFonts w:ascii="Arial" w:cs="Arial" w:eastAsia="Arial" w:hAnsi="Arial"/>
@@ -15327,7 +15327,7 @@
             <w:pPr>
               <w:spacing w:after="20" w:before="0"/>
             </w:pPr>
-            <w:hyperlink w:history="1" r:id="rIdoupew_rqqazm5biszb17h">
+            <w:hyperlink w:history="1" r:id="rIdrtmt29qptg556siehfpoa">
               <w:r>
                 <w:rPr>
                   <w:rFonts w:ascii="Arial" w:cs="Arial" w:eastAsia="Arial" w:hAnsi="Arial"/>
@@ -15360,7 +15360,7 @@
               <w:spacing w:after="10" w:before="0"/>
               <w:ind w:left="120"/>
             </w:pPr>
-            <w:hyperlink w:history="1" r:id="rIdapfelm3aoxheaqymemijy">
+            <w:hyperlink w:history="1" r:id="rId-cu6oe7e1kususutzk1il">
               <w:r>
                 <w:rPr>
                   <w:rFonts w:ascii="Arial" w:cs="Arial" w:eastAsia="Arial" w:hAnsi="Arial"/>
@@ -15405,7 +15405,7 @@
             <w:pPr>
               <w:spacing w:after="20" w:before="0"/>
             </w:pPr>
-            <w:hyperlink w:history="1" r:id="rId_oymxxparerfejfx1fngk">
+            <w:hyperlink w:history="1" r:id="rIdeh-9qfeuwqzplxffa7jqy">
               <w:r>
                 <w:rPr>
                   <w:rFonts w:ascii="Arial" w:cs="Arial" w:eastAsia="Arial" w:hAnsi="Arial"/>
@@ -15438,7 +15438,7 @@
               <w:spacing w:after="10" w:before="0"/>
               <w:ind w:left="120"/>
             </w:pPr>
-            <w:hyperlink w:history="1" r:id="rIdkixxsmghvxsxcy2jjyqib">
+            <w:hyperlink w:history="1" r:id="rIdmami6i-5pv2ay1kdtwdo2">
               <w:r>
                 <w:rPr>
                   <w:rFonts w:ascii="Arial" w:cs="Arial" w:eastAsia="Arial" w:hAnsi="Arial"/>
@@ -15633,7 +15633,7 @@
             <w:pPr>
               <w:spacing w:after="20" w:before="0"/>
             </w:pPr>
-            <w:hyperlink w:history="1" r:id="rIdbdot8xun0fitb6_xkdwkl">
+            <w:hyperlink w:history="1" r:id="rIdcs2kq0wwdg7htjfhazpor">
               <w:r>
                 <w:rPr>
                   <w:rFonts w:ascii="Arial" w:cs="Arial" w:eastAsia="Arial" w:hAnsi="Arial"/>
@@ -15666,7 +15666,7 @@
               <w:spacing w:after="10" w:before="0"/>
               <w:ind w:left="120"/>
             </w:pPr>
-            <w:hyperlink w:history="1" r:id="rIdtpbk65ksxxf_v6zyccnb1">
+            <w:hyperlink w:history="1" r:id="rId6yccuurbfgjspkedohwwl">
               <w:r>
                 <w:rPr>
                   <w:rFonts w:ascii="Arial" w:cs="Arial" w:eastAsia="Arial" w:hAnsi="Arial"/>
@@ -15711,7 +15711,7 @@
             <w:pPr>
               <w:spacing w:after="20" w:before="0"/>
             </w:pPr>
-            <w:hyperlink w:history="1" r:id="rIdpo9f6bgn7g0jysc8bwzcp">
+            <w:hyperlink w:history="1" r:id="rIdgx6safc0sbsn7mlr7prin">
               <w:r>
                 <w:rPr>
                   <w:rFonts w:ascii="Arial" w:cs="Arial" w:eastAsia="Arial" w:hAnsi="Arial"/>
@@ -15744,7 +15744,7 @@
               <w:spacing w:after="10" w:before="0"/>
               <w:ind w:left="120"/>
             </w:pPr>
-            <w:hyperlink w:history="1" r:id="rId9vbdyjqrb8tyyelajscez">
+            <w:hyperlink w:history="1" r:id="rId83geocvq2yz6wpeiavfxe">
               <w:r>
                 <w:rPr>
                   <w:rFonts w:ascii="Arial" w:cs="Arial" w:eastAsia="Arial" w:hAnsi="Arial"/>
@@ -17231,7 +17231,7 @@
             <w:pPr>
               <w:spacing w:after="20" w:before="0"/>
             </w:pPr>
-            <w:hyperlink w:history="1" r:id="rIdepjbpuojlbzygssp-oztk">
+            <w:hyperlink w:history="1" r:id="rIdjhgm8dgcwon7hhozmns1r">
               <w:r>
                 <w:rPr>
                   <w:rFonts w:ascii="Arial" w:cs="Arial" w:eastAsia="Arial" w:hAnsi="Arial"/>
@@ -17264,7 +17264,7 @@
               <w:spacing w:after="10" w:before="0"/>
               <w:ind w:left="120"/>
             </w:pPr>
-            <w:hyperlink w:history="1" r:id="rIdqee8pot-nk8xn3ioane-b">
+            <w:hyperlink w:history="1" r:id="rIdokryn3p7yzjhf3p6nhems">
               <w:r>
                 <w:rPr>
                   <w:rFonts w:ascii="Arial" w:cs="Arial" w:eastAsia="Arial" w:hAnsi="Arial"/>
@@ -17309,7 +17309,7 @@
             <w:pPr>
               <w:spacing w:after="20" w:before="0"/>
             </w:pPr>
-            <w:hyperlink w:history="1" r:id="rIdndfw2vy0_ruokn68kdukp">
+            <w:hyperlink w:history="1" r:id="rIdgi3gkatlsffwqvhg_0uw-">
               <w:r>
                 <w:rPr>
                   <w:rFonts w:ascii="Arial" w:cs="Arial" w:eastAsia="Arial" w:hAnsi="Arial"/>
@@ -17342,7 +17342,7 @@
               <w:spacing w:after="10" w:before="0"/>
               <w:ind w:left="120"/>
             </w:pPr>
-            <w:hyperlink w:history="1" r:id="rIdydnqfw1npawjbnb2ret0c">
+            <w:hyperlink w:history="1" r:id="rIdo1wxgfyjqor_0tr6bn8cp">
               <w:r>
                 <w:rPr>
                   <w:rFonts w:ascii="Arial" w:cs="Arial" w:eastAsia="Arial" w:hAnsi="Arial"/>
@@ -17537,7 +17537,7 @@
             <w:pPr>
               <w:spacing w:after="20" w:before="0"/>
             </w:pPr>
-            <w:hyperlink w:history="1" r:id="rIdugjzu-cebwhzqcdgoa9kn">
+            <w:hyperlink w:history="1" r:id="rIdlhf9ozkdhqyopsohmktuy">
               <w:r>
                 <w:rPr>
                   <w:rFonts w:ascii="Arial" w:cs="Arial" w:eastAsia="Arial" w:hAnsi="Arial"/>
@@ -17570,7 +17570,7 @@
               <w:spacing w:after="10" w:before="0"/>
               <w:ind w:left="120"/>
             </w:pPr>
-            <w:hyperlink w:history="1" r:id="rIdbkfumarg2ibxc907eq-kf">
+            <w:hyperlink w:history="1" r:id="rIdrrkghfvnxc-r1kxnzmxnn">
               <w:r>
                 <w:rPr>
                   <w:rFonts w:ascii="Arial" w:cs="Arial" w:eastAsia="Arial" w:hAnsi="Arial"/>
@@ -17615,7 +17615,7 @@
             <w:pPr>
               <w:spacing w:after="20" w:before="0"/>
             </w:pPr>
-            <w:hyperlink w:history="1" r:id="rId4ir536evnpmvaln0f8l2v">
+            <w:hyperlink w:history="1" r:id="rIdqqrzdmpubhwv_b5ybp1d0">
               <w:r>
                 <w:rPr>
                   <w:rFonts w:ascii="Arial" w:cs="Arial" w:eastAsia="Arial" w:hAnsi="Arial"/>
@@ -17648,7 +17648,7 @@
               <w:spacing w:after="10" w:before="0"/>
               <w:ind w:left="120"/>
             </w:pPr>
-            <w:hyperlink w:history="1" r:id="rIdpl5p7yv7qz7vloysifzh6">
+            <w:hyperlink w:history="1" r:id="rId87u5wswbzbjbamqv7sjhq">
               <w:r>
                 <w:rPr>
                   <w:rFonts w:ascii="Arial" w:cs="Arial" w:eastAsia="Arial" w:hAnsi="Arial"/>
@@ -17843,7 +17843,7 @@
             <w:pPr>
               <w:spacing w:after="20" w:before="0"/>
             </w:pPr>
-            <w:hyperlink w:history="1" r:id="rIdcfjiobbmnhu96bosydxsp">
+            <w:hyperlink w:history="1" r:id="rIdz0xrnvoc4_szrucxatqna">
               <w:r>
                 <w:rPr>
                   <w:rFonts w:ascii="Arial" w:cs="Arial" w:eastAsia="Arial" w:hAnsi="Arial"/>
@@ -17876,7 +17876,7 @@
               <w:spacing w:after="10" w:before="0"/>
               <w:ind w:left="120"/>
             </w:pPr>
-            <w:hyperlink w:history="1" r:id="rIdmqfff66oil-4k-xpllu3y">
+            <w:hyperlink w:history="1" r:id="rIdedcwja4yywyqr-cn3pmqn">
               <w:r>
                 <w:rPr>
                   <w:rFonts w:ascii="Arial" w:cs="Arial" w:eastAsia="Arial" w:hAnsi="Arial"/>
@@ -17921,7 +17921,7 @@
             <w:pPr>
               <w:spacing w:after="20" w:before="0"/>
             </w:pPr>
-            <w:hyperlink w:history="1" r:id="rIdatwutp9qghsh1t2v4q3yv">
+            <w:hyperlink w:history="1" r:id="rIdp8epbx7okykxgcs_5unqv">
               <w:r>
                 <w:rPr>
                   <w:rFonts w:ascii="Arial" w:cs="Arial" w:eastAsia="Arial" w:hAnsi="Arial"/>
@@ -17954,7 +17954,7 @@
               <w:spacing w:after="10" w:before="0"/>
               <w:ind w:left="120"/>
             </w:pPr>
-            <w:hyperlink w:history="1" r:id="rIdttp6vdbgwtr0drpsjqocq">
+            <w:hyperlink w:history="1" r:id="rIdam1s5tj-r2-_ag7abxe7j">
               <w:r>
                 <w:rPr>
                   <w:rFonts w:ascii="Arial" w:cs="Arial" w:eastAsia="Arial" w:hAnsi="Arial"/>
@@ -18149,7 +18149,7 @@
             <w:pPr>
               <w:spacing w:after="20" w:before="0"/>
             </w:pPr>
-            <w:hyperlink w:history="1" r:id="rIdeiqrxpdwobmu5b5btprjw">
+            <w:hyperlink w:history="1" r:id="rIdgrzwvzakjd2bipbn4qhga">
               <w:r>
                 <w:rPr>
                   <w:rFonts w:ascii="Arial" w:cs="Arial" w:eastAsia="Arial" w:hAnsi="Arial"/>
@@ -18182,7 +18182,7 @@
               <w:spacing w:after="10" w:before="0"/>
               <w:ind w:left="120"/>
             </w:pPr>
-            <w:hyperlink w:history="1" r:id="rIduk_sxuyqsyufq3u3o4j9d">
+            <w:hyperlink w:history="1" r:id="rId-2whgg4b59nsb0zc9yssg">
               <w:r>
                 <w:rPr>
                   <w:rFonts w:ascii="Arial" w:cs="Arial" w:eastAsia="Arial" w:hAnsi="Arial"/>
@@ -18227,7 +18227,7 @@
             <w:pPr>
               <w:spacing w:after="20" w:before="0"/>
             </w:pPr>
-            <w:hyperlink w:history="1" r:id="rIdyxh0nffgthtgksk2mzcv0">
+            <w:hyperlink w:history="1" r:id="rIdahwapfxummbbus5reylgs">
               <w:r>
                 <w:rPr>
                   <w:rFonts w:ascii="Arial" w:cs="Arial" w:eastAsia="Arial" w:hAnsi="Arial"/>
@@ -18260,7 +18260,7 @@
               <w:spacing w:after="10" w:before="0"/>
               <w:ind w:left="120"/>
             </w:pPr>
-            <w:hyperlink w:history="1" r:id="rIdkewju0gc_18kx1pru7mbn">
+            <w:hyperlink w:history="1" r:id="rIdi4iuv0r0skixcaahzt7_r">
               <w:r>
                 <w:rPr>
                   <w:rFonts w:ascii="Arial" w:cs="Arial" w:eastAsia="Arial" w:hAnsi="Arial"/>
@@ -18455,7 +18455,7 @@
             <w:pPr>
               <w:spacing w:after="20" w:before="0"/>
             </w:pPr>
-            <w:hyperlink w:history="1" r:id="rIdwut1dnbzcyrpbhs2tr0cq">
+            <w:hyperlink w:history="1" r:id="rIdmabwsushypz4pyy_htqp8">
               <w:r>
                 <w:rPr>
                   <w:rFonts w:ascii="Arial" w:cs="Arial" w:eastAsia="Arial" w:hAnsi="Arial"/>
@@ -18488,7 +18488,7 @@
               <w:spacing w:after="10" w:before="0"/>
               <w:ind w:left="120"/>
             </w:pPr>
-            <w:hyperlink w:history="1" r:id="rIdxxhyjthvti-70vkdtuttl">
+            <w:hyperlink w:history="1" r:id="rIdr8oswpvpjg-tilndcc0zo">
               <w:r>
                 <w:rPr>
                   <w:rFonts w:ascii="Arial" w:cs="Arial" w:eastAsia="Arial" w:hAnsi="Arial"/>
@@ -18533,7 +18533,7 @@
             <w:pPr>
               <w:spacing w:after="20" w:before="0"/>
             </w:pPr>
-            <w:hyperlink w:history="1" r:id="rIdxtj55_gkeinosquv40eq3">
+            <w:hyperlink w:history="1" r:id="rIdqtyysfarwc08niz3bkpv4">
               <w:r>
                 <w:rPr>
                   <w:rFonts w:ascii="Arial" w:cs="Arial" w:eastAsia="Arial" w:hAnsi="Arial"/>
@@ -18566,7 +18566,7 @@
               <w:spacing w:after="10" w:before="0"/>
               <w:ind w:left="120"/>
             </w:pPr>
-            <w:hyperlink w:history="1" r:id="rIdymiwrvvamomym8rqgqvqb">
+            <w:hyperlink w:history="1" r:id="rIdwv14fibhosvzvxepbd0l8">
               <w:r>
                 <w:rPr>
                   <w:rFonts w:ascii="Arial" w:cs="Arial" w:eastAsia="Arial" w:hAnsi="Arial"/>
@@ -20148,7 +20148,7 @@
             <w:pPr>
               <w:spacing w:after="20" w:before="0"/>
             </w:pPr>
-            <w:hyperlink w:history="1" r:id="rIdwhqmienaen7lx4nh_sx-n">
+            <w:hyperlink w:history="1" r:id="rIdk5xu29pjkqqwarpa_y9ud">
               <w:r>
                 <w:rPr>
                   <w:rFonts w:ascii="Arial" w:cs="Arial" w:eastAsia="Arial" w:hAnsi="Arial"/>
@@ -20181,7 +20181,7 @@
               <w:spacing w:after="10" w:before="0"/>
               <w:ind w:left="120"/>
             </w:pPr>
-            <w:hyperlink w:history="1" r:id="rIdkaxt6gr4mkct7xfdalibc">
+            <w:hyperlink w:history="1" r:id="rId8lye2hls38muxfmyq3oxa">
               <w:r>
                 <w:rPr>
                   <w:rFonts w:ascii="Arial" w:cs="Arial" w:eastAsia="Arial" w:hAnsi="Arial"/>
@@ -20226,7 +20226,7 @@
             <w:pPr>
               <w:spacing w:after="20" w:before="0"/>
             </w:pPr>
-            <w:hyperlink w:history="1" r:id="rIdqjm7rhmnuo9oof-nw_fnp">
+            <w:hyperlink w:history="1" r:id="rIdf2g-fa6mudaqgiqw552f9">
               <w:r>
                 <w:rPr>
                   <w:rFonts w:ascii="Arial" w:cs="Arial" w:eastAsia="Arial" w:hAnsi="Arial"/>
@@ -20259,7 +20259,7 @@
               <w:spacing w:after="10" w:before="0"/>
               <w:ind w:left="120"/>
             </w:pPr>
-            <w:hyperlink w:history="1" r:id="rIdk6nmc2ynmzv-r8jye2yvr">
+            <w:hyperlink w:history="1" r:id="rId29txrjay0z7dlma5r6tl5">
               <w:r>
                 <w:rPr>
                   <w:rFonts w:ascii="Arial" w:cs="Arial" w:eastAsia="Arial" w:hAnsi="Arial"/>
@@ -20454,7 +20454,7 @@
             <w:pPr>
               <w:spacing w:after="20" w:before="0"/>
             </w:pPr>
-            <w:hyperlink w:history="1" r:id="rIdsxo8xwuzbm_uey2ns9dzc">
+            <w:hyperlink w:history="1" r:id="rIddvzrlzdkclipwg7ikq_7p">
               <w:r>
                 <w:rPr>
                   <w:rFonts w:ascii="Arial" w:cs="Arial" w:eastAsia="Arial" w:hAnsi="Arial"/>
@@ -20487,7 +20487,7 @@
               <w:spacing w:after="10" w:before="0"/>
               <w:ind w:left="120"/>
             </w:pPr>
-            <w:hyperlink w:history="1" r:id="rId34hd6ywvucep7cjrt6vdz">
+            <w:hyperlink w:history="1" r:id="rIdlkqsp8aavneotksnx1x4n">
               <w:r>
                 <w:rPr>
                   <w:rFonts w:ascii="Arial" w:cs="Arial" w:eastAsia="Arial" w:hAnsi="Arial"/>
@@ -20532,7 +20532,7 @@
             <w:pPr>
               <w:spacing w:after="20" w:before="0"/>
             </w:pPr>
-            <w:hyperlink w:history="1" r:id="rIdywvjsc7sit9sgxo_wea5j">
+            <w:hyperlink w:history="1" r:id="rIdijkiwnsltqsvvqdp3qupm">
               <w:r>
                 <w:rPr>
                   <w:rFonts w:ascii="Arial" w:cs="Arial" w:eastAsia="Arial" w:hAnsi="Arial"/>
@@ -20565,7 +20565,7 @@
               <w:spacing w:after="10" w:before="0"/>
               <w:ind w:left="120"/>
             </w:pPr>
-            <w:hyperlink w:history="1" r:id="rIdlvkn9tkqk7_q936m2iwv0">
+            <w:hyperlink w:history="1" r:id="rIdcrrtk6zuosax8kdkrig48">
               <w:r>
                 <w:rPr>
                   <w:rFonts w:ascii="Arial" w:cs="Arial" w:eastAsia="Arial" w:hAnsi="Arial"/>
@@ -20760,7 +20760,7 @@
             <w:pPr>
               <w:spacing w:after="20" w:before="0"/>
             </w:pPr>
-            <w:hyperlink w:history="1" r:id="rIdkhpb3cy9ivrt07kzut0t7">
+            <w:hyperlink w:history="1" r:id="rIdyz8lxcq-li7s6c7_u76f9">
               <w:r>
                 <w:rPr>
                   <w:rFonts w:ascii="Arial" w:cs="Arial" w:eastAsia="Arial" w:hAnsi="Arial"/>
@@ -20793,7 +20793,7 @@
               <w:spacing w:after="10" w:before="0"/>
               <w:ind w:left="120"/>
             </w:pPr>
-            <w:hyperlink w:history="1" r:id="rIdgvxpmxelpbuntes4d9jab">
+            <w:hyperlink w:history="1" r:id="rIdydhnigzgkalcqy9jtdccp">
               <w:r>
                 <w:rPr>
                   <w:rFonts w:ascii="Arial" w:cs="Arial" w:eastAsia="Arial" w:hAnsi="Arial"/>
@@ -20838,7 +20838,7 @@
             <w:pPr>
               <w:spacing w:after="20" w:before="0"/>
             </w:pPr>
-            <w:hyperlink w:history="1" r:id="rIdl210zs9gadzlyhxrfeaan">
+            <w:hyperlink w:history="1" r:id="rId_msi1rpx9kilo62_775cx">
               <w:r>
                 <w:rPr>
                   <w:rFonts w:ascii="Arial" w:cs="Arial" w:eastAsia="Arial" w:hAnsi="Arial"/>
@@ -20871,7 +20871,7 @@
               <w:spacing w:after="10" w:before="0"/>
               <w:ind w:left="120"/>
             </w:pPr>
-            <w:hyperlink w:history="1" r:id="rIdk4cnynike-kjsrbzn4vds">
+            <w:hyperlink w:history="1" r:id="rIdju2dvzuuf-zc4bgf2hdb7">
               <w:r>
                 <w:rPr>
                   <w:rFonts w:ascii="Arial" w:cs="Arial" w:eastAsia="Arial" w:hAnsi="Arial"/>
@@ -21066,7 +21066,7 @@
             <w:pPr>
               <w:spacing w:after="20" w:before="0"/>
             </w:pPr>
-            <w:hyperlink w:history="1" r:id="rIdfwri2etr51zthoi7ueagr">
+            <w:hyperlink w:history="1" r:id="rIdqurvkcsek4sffdbgcvgzg">
               <w:r>
                 <w:rPr>
                   <w:rFonts w:ascii="Arial" w:cs="Arial" w:eastAsia="Arial" w:hAnsi="Arial"/>
@@ -21099,7 +21099,7 @@
               <w:spacing w:after="10" w:before="0"/>
               <w:ind w:left="120"/>
             </w:pPr>
-            <w:hyperlink w:history="1" r:id="rIddvmxrinrqu0xz9wdcdnuk">
+            <w:hyperlink w:history="1" r:id="rIdxty1srg8xjehaowzdbck6">
               <w:r>
                 <w:rPr>
                   <w:rFonts w:ascii="Arial" w:cs="Arial" w:eastAsia="Arial" w:hAnsi="Arial"/>
@@ -21144,7 +21144,7 @@
             <w:pPr>
               <w:spacing w:after="20" w:before="0"/>
             </w:pPr>
-            <w:hyperlink w:history="1" r:id="rIdkthvsrek4elylfo6ux3ao">
+            <w:hyperlink w:history="1" r:id="rId9uaxf22fxhwdzdm6ftaoy">
               <w:r>
                 <w:rPr>
                   <w:rFonts w:ascii="Arial" w:cs="Arial" w:eastAsia="Arial" w:hAnsi="Arial"/>
@@ -21177,7 +21177,7 @@
               <w:spacing w:after="10" w:before="0"/>
               <w:ind w:left="120"/>
             </w:pPr>
-            <w:hyperlink w:history="1" r:id="rIdy6zsevefvxe2wyrng7fgq">
+            <w:hyperlink w:history="1" r:id="rIdmlgo4ixdnzyuk8kiui7r2">
               <w:r>
                 <w:rPr>
                   <w:rFonts w:ascii="Arial" w:cs="Arial" w:eastAsia="Arial" w:hAnsi="Arial"/>
@@ -21372,7 +21372,7 @@
             <w:pPr>
               <w:spacing w:after="20" w:before="0"/>
             </w:pPr>
-            <w:hyperlink w:history="1" r:id="rIdfnpjevw92cpedkqjdcw_s">
+            <w:hyperlink w:history="1" r:id="rIdr0zgxkmyzcrz_nhgeqnmc">
               <w:r>
                 <w:rPr>
                   <w:rFonts w:ascii="Arial" w:cs="Arial" w:eastAsia="Arial" w:hAnsi="Arial"/>
@@ -21405,7 +21405,7 @@
               <w:spacing w:after="10" w:before="0"/>
               <w:ind w:left="120"/>
             </w:pPr>
-            <w:hyperlink w:history="1" r:id="rId0qbyaf5lfiytmem1vrgkk">
+            <w:hyperlink w:history="1" r:id="rIdi5ad7sad8jag--0zzlay3">
               <w:r>
                 <w:rPr>
                   <w:rFonts w:ascii="Arial" w:cs="Arial" w:eastAsia="Arial" w:hAnsi="Arial"/>
@@ -21450,7 +21450,7 @@
             <w:pPr>
               <w:spacing w:after="20" w:before="0"/>
             </w:pPr>
-            <w:hyperlink w:history="1" r:id="rId7umzb2ujvsxnbiz0xrzy1">
+            <w:hyperlink w:history="1" r:id="rIdga7ycnsvvlsyslj6oovux">
               <w:r>
                 <w:rPr>
                   <w:rFonts w:ascii="Arial" w:cs="Arial" w:eastAsia="Arial" w:hAnsi="Arial"/>
@@ -21483,7 +21483,7 @@
               <w:spacing w:after="10" w:before="0"/>
               <w:ind w:left="120"/>
             </w:pPr>
-            <w:hyperlink w:history="1" r:id="rIdyfaqefkwohnsfhdlookl3">
+            <w:hyperlink w:history="1" r:id="rIdefm5radf6blv32w8zf8us">
               <w:r>
                 <w:rPr>
                   <w:rFonts w:ascii="Arial" w:cs="Arial" w:eastAsia="Arial" w:hAnsi="Arial"/>
@@ -23084,7 +23084,7 @@
             <w:pPr>
               <w:spacing w:after="20" w:before="0"/>
             </w:pPr>
-            <w:hyperlink w:history="1" r:id="rIdwy3e-mnrkwu8hzugxzr3u">
+            <w:hyperlink w:history="1" r:id="rIdtkophj7ugkblznphr_osw">
               <w:r>
                 <w:rPr>
                   <w:rFonts w:ascii="Arial" w:cs="Arial" w:eastAsia="Arial" w:hAnsi="Arial"/>
@@ -23117,7 +23117,7 @@
               <w:spacing w:after="10" w:before="0"/>
               <w:ind w:left="120"/>
             </w:pPr>
-            <w:hyperlink w:history="1" r:id="rIdxg4kt75kfielqwddndhnc">
+            <w:hyperlink w:history="1" r:id="rIdgpefrbdvxtiv_jetknujv">
               <w:r>
                 <w:rPr>
                   <w:rFonts w:ascii="Arial" w:cs="Arial" w:eastAsia="Arial" w:hAnsi="Arial"/>
@@ -23162,7 +23162,7 @@
             <w:pPr>
               <w:spacing w:after="20" w:before="0"/>
             </w:pPr>
-            <w:hyperlink w:history="1" r:id="rIdxhbwxem7jvprac7zfyum7">
+            <w:hyperlink w:history="1" r:id="rIdpw542gl8a5zx1gefi6soc">
               <w:r>
                 <w:rPr>
                   <w:rFonts w:ascii="Arial" w:cs="Arial" w:eastAsia="Arial" w:hAnsi="Arial"/>
@@ -23195,7 +23195,7 @@
               <w:spacing w:after="10" w:before="0"/>
               <w:ind w:left="120"/>
             </w:pPr>
-            <w:hyperlink w:history="1" r:id="rIdmtba7xx5u0ap_qh5wuy0e">
+            <w:hyperlink w:history="1" r:id="rIds-7uabhjsmuw_u6bw6xr6">
               <w:r>
                 <w:rPr>
                   <w:rFonts w:ascii="Arial" w:cs="Arial" w:eastAsia="Arial" w:hAnsi="Arial"/>
@@ -23390,7 +23390,7 @@
             <w:pPr>
               <w:spacing w:after="20" w:before="0"/>
             </w:pPr>
-            <w:hyperlink w:history="1" r:id="rId0dfjnirkfutjpvqnibjhj">
+            <w:hyperlink w:history="1" r:id="rIdljvnaewlnalyuhalkzwht">
               <w:r>
                 <w:rPr>
                   <w:rFonts w:ascii="Arial" w:cs="Arial" w:eastAsia="Arial" w:hAnsi="Arial"/>
@@ -23423,7 +23423,7 @@
               <w:spacing w:after="10" w:before="0"/>
               <w:ind w:left="120"/>
             </w:pPr>
-            <w:hyperlink w:history="1" r:id="rIdlfq-pookos8yn3yh5y-o_">
+            <w:hyperlink w:history="1" r:id="rId5ddyrwmloxqwtnhqym1fk">
               <w:r>
                 <w:rPr>
                   <w:rFonts w:ascii="Arial" w:cs="Arial" w:eastAsia="Arial" w:hAnsi="Arial"/>
@@ -23468,7 +23468,7 @@
             <w:pPr>
               <w:spacing w:after="20" w:before="0"/>
             </w:pPr>
-            <w:hyperlink w:history="1" r:id="rIdnfhdu5-fhtc-t0mespqjy">
+            <w:hyperlink w:history="1" r:id="rIdmnzjzq-r9dggglvtkswym">
               <w:r>
                 <w:rPr>
                   <w:rFonts w:ascii="Arial" w:cs="Arial" w:eastAsia="Arial" w:hAnsi="Arial"/>
@@ -23501,7 +23501,7 @@
               <w:spacing w:after="10" w:before="0"/>
               <w:ind w:left="120"/>
             </w:pPr>
-            <w:hyperlink w:history="1" r:id="rIdcloj19bg1gloxooz7tjg8">
+            <w:hyperlink w:history="1" r:id="rIdfvrbipstv0s7d46pvkq1o">
               <w:r>
                 <w:rPr>
                   <w:rFonts w:ascii="Arial" w:cs="Arial" w:eastAsia="Arial" w:hAnsi="Arial"/>
@@ -23924,7 +23924,7 @@
             <w:pPr>
               <w:spacing w:after="20" w:before="0"/>
             </w:pPr>
-            <w:hyperlink w:history="1" r:id="rId4berdzodfr2b3xnaifuih">
+            <w:hyperlink w:history="1" r:id="rIdhmsqlrqojc8vp1unzounz">
               <w:r>
                 <w:rPr>
                   <w:rFonts w:ascii="Arial" w:cs="Arial" w:eastAsia="Arial" w:hAnsi="Arial"/>
@@ -23957,7 +23957,7 @@
               <w:spacing w:after="10" w:before="0"/>
               <w:ind w:left="120"/>
             </w:pPr>
-            <w:hyperlink w:history="1" r:id="rIdcfz5byjt7vk7dmfh20hpx">
+            <w:hyperlink w:history="1" r:id="rIdkcbsrmvvc9auybttvfa6v">
               <w:r>
                 <w:rPr>
                   <w:rFonts w:ascii="Arial" w:cs="Arial" w:eastAsia="Arial" w:hAnsi="Arial"/>
@@ -24002,7 +24002,7 @@
             <w:pPr>
               <w:spacing w:after="20" w:before="0"/>
             </w:pPr>
-            <w:hyperlink w:history="1" r:id="rIdcuehla57bga88s_u65ttk">
+            <w:hyperlink w:history="1" r:id="rIdph5qv6wkwdal__s2mc8z0">
               <w:r>
                 <w:rPr>
                   <w:rFonts w:ascii="Arial" w:cs="Arial" w:eastAsia="Arial" w:hAnsi="Arial"/>
@@ -24035,7 +24035,7 @@
               <w:spacing w:after="10" w:before="0"/>
               <w:ind w:left="120"/>
             </w:pPr>
-            <w:hyperlink w:history="1" r:id="rIdwoxpg43_f6x7_anv7iu1l">
+            <w:hyperlink w:history="1" r:id="rIdjxgtxuehwmmv3t3o29bxh">
               <w:r>
                 <w:rPr>
                   <w:rFonts w:ascii="Arial" w:cs="Arial" w:eastAsia="Arial" w:hAnsi="Arial"/>
@@ -24496,7 +24496,7 @@
             <w:pPr>
               <w:spacing w:after="20" w:before="0"/>
             </w:pPr>
-            <w:hyperlink w:history="1" r:id="rIdqqls2_gpd203wmk91kmus">
+            <w:hyperlink w:history="1" r:id="rIdc-f_t1mvbpfcun4fgpnua">
               <w:r>
                 <w:rPr>
                   <w:rFonts w:ascii="Arial" w:cs="Arial" w:eastAsia="Arial" w:hAnsi="Arial"/>
@@ -24529,7 +24529,7 @@
               <w:spacing w:after="10" w:before="0"/>
               <w:ind w:left="120"/>
             </w:pPr>
-            <w:hyperlink w:history="1" r:id="rIdti9lq8d19r3eiqcmod_qs">
+            <w:hyperlink w:history="1" r:id="rIdh_gvcq9cn7maoggtw1b5q">
               <w:r>
                 <w:rPr>
                   <w:rFonts w:ascii="Arial" w:cs="Arial" w:eastAsia="Arial" w:hAnsi="Arial"/>
@@ -24574,7 +24574,7 @@
             <w:pPr>
               <w:spacing w:after="20" w:before="0"/>
             </w:pPr>
-            <w:hyperlink w:history="1" r:id="rIdffuvpxw7oghulsee2ssh9">
+            <w:hyperlink w:history="1" r:id="rIdzgxwpjfzft6qtkeaefjt8">
               <w:r>
                 <w:rPr>
                   <w:rFonts w:ascii="Arial" w:cs="Arial" w:eastAsia="Arial" w:hAnsi="Arial"/>
@@ -24607,7 +24607,7 @@
               <w:spacing w:after="10" w:before="0"/>
               <w:ind w:left="120"/>
             </w:pPr>
-            <w:hyperlink w:history="1" r:id="rIdaddd25bt3nznms3bp7gck">
+            <w:hyperlink w:history="1" r:id="rId9wd7rx2g8a63n4fpltawd">
               <w:r>
                 <w:rPr>
                   <w:rFonts w:ascii="Arial" w:cs="Arial" w:eastAsia="Arial" w:hAnsi="Arial"/>
@@ -24802,7 +24802,7 @@
             <w:pPr>
               <w:spacing w:after="20" w:before="0"/>
             </w:pPr>
-            <w:hyperlink w:history="1" r:id="rIdac74xdzhcoi4os4idfsim">
+            <w:hyperlink w:history="1" r:id="rIdhbqtf80fkwljtxswstpll">
               <w:r>
                 <w:rPr>
                   <w:rFonts w:ascii="Arial" w:cs="Arial" w:eastAsia="Arial" w:hAnsi="Arial"/>
@@ -24835,7 +24835,7 @@
               <w:spacing w:after="10" w:before="0"/>
               <w:ind w:left="120"/>
             </w:pPr>
-            <w:hyperlink w:history="1" r:id="rId_-xwrpxqz_ven2_g2_i0b">
+            <w:hyperlink w:history="1" r:id="rIdsvact2q4cxm7wu_jtx0gv">
               <w:r>
                 <w:rPr>
                   <w:rFonts w:ascii="Arial" w:cs="Arial" w:eastAsia="Arial" w:hAnsi="Arial"/>
@@ -24880,7 +24880,7 @@
             <w:pPr>
               <w:spacing w:after="20" w:before="0"/>
             </w:pPr>
-            <w:hyperlink w:history="1" r:id="rIdquefacwhvm5eogwilgq3-">
+            <w:hyperlink w:history="1" r:id="rIdkufrxydh6rjafxo3bsulu">
               <w:r>
                 <w:rPr>
                   <w:rFonts w:ascii="Arial" w:cs="Arial" w:eastAsia="Arial" w:hAnsi="Arial"/>
@@ -24913,7 +24913,7 @@
               <w:spacing w:after="10" w:before="0"/>
               <w:ind w:left="120"/>
             </w:pPr>
-            <w:hyperlink w:history="1" r:id="rIdnqbqbfqp6xm8-yuqy15pn">
+            <w:hyperlink w:history="1" r:id="rIdbppmutqynkhpgxcvz8n3f">
               <w:r>
                 <w:rPr>
                   <w:rFonts w:ascii="Arial" w:cs="Arial" w:eastAsia="Arial" w:hAnsi="Arial"/>
